--- a/8.资源管理/2.运行记录类文件/TXHS-08-11-服务数据应用情况说明.docx
+++ b/8.资源管理/2.运行记录类文件/TXHS-08-11-服务数据应用情况说明.docx
@@ -21,7 +21,7 @@
         <w:spacing w:before="3120" w:beforeLines="1000"/>
         <w:textAlignment w:val="baseline"/>
       </w:pPr>
-      <w:bookmarkStart w:id="0" w:name="_Toc7313"/>
+      <w:bookmarkStart w:id="0" w:name="_Toc10906"/>
       <w:r>
         <w:drawing>
           <wp:anchor distT="0" distB="0" distL="114300" distR="114300" simplePos="0" relativeHeight="251661312" behindDoc="1" locked="0" layoutInCell="1" allowOverlap="1">
@@ -210,7 +210,7 @@
           <w:lang w:val="en-US" w:eastAsia="zh-CN"/>
         </w:rPr>
       </w:pPr>
-      <w:bookmarkStart w:id="1" w:name="_Toc32419"/>
+      <w:bookmarkStart w:id="1" w:name="_Toc32623"/>
       <w:r>
         <w:rPr>
           <w:rFonts w:hint="eastAsia"/>
@@ -618,17 +618,7 @@
                 <w:vertAlign w:val="baseline"/>
                 <w:lang w:val="en-US" w:eastAsia="zh-CN"/>
               </w:rPr>
-              <w:t>审核</w:t>
-            </w:r>
-            <w:bookmarkStart w:id="14" w:name="_GoBack"/>
-            <w:bookmarkEnd w:id="14"/>
-            <w:r>
-              <w:rPr>
-                <w:rFonts w:hint="eastAsia"/>
-                <w:vertAlign w:val="baseline"/>
-                <w:lang w:val="en-US" w:eastAsia="zh-CN"/>
-              </w:rPr>
-              <w:t>时间</w:t>
+              <w:t>审核时间</w:t>
             </w:r>
             <w:r>
               <w:rPr>
@@ -1387,7 +1377,7 @@
                 <w:vertAlign w:val="baseline"/>
                 <w:lang w:val="en-US" w:eastAsia="zh-CN"/>
               </w:rPr>
-              <w:t>程方</w:t>
+              <w:t>强宇涛</w:t>
             </w:r>
           </w:p>
         </w:tc>
@@ -1431,7 +1421,7 @@
                 <w:vertAlign w:val="baseline"/>
                 <w:lang w:val="en-US" w:eastAsia="zh-CN"/>
               </w:rPr>
-              <w:t>茅建根</w:t>
+              <w:t>陈凯</w:t>
             </w:r>
           </w:p>
         </w:tc>
@@ -2140,7 +2130,7 @@
               <w:rFonts w:hint="eastAsia" w:ascii="宋体" w:hAnsi="宋体" w:eastAsia="宋体" w:cs="宋体"/>
               <w:szCs w:val="24"/>
             </w:rPr>
-            <w:instrText xml:space="preserve"> HYPERLINK \l _Toc7313 </w:instrText>
+            <w:instrText xml:space="preserve"> HYPERLINK \l _Toc10906 </w:instrText>
           </w:r>
           <w:r>
             <w:rPr>
@@ -2163,7 +2153,7 @@
             <w:fldChar w:fldCharType="begin"/>
           </w:r>
           <w:r>
-            <w:instrText xml:space="preserve"> PAGEREF _Toc7313 \h </w:instrText>
+            <w:instrText xml:space="preserve"> PAGEREF _Toc10906 \h </w:instrText>
           </w:r>
           <w:r>
             <w:fldChar w:fldCharType="separate"/>
@@ -2201,7 +2191,7 @@
               <w:rFonts w:hint="eastAsia" w:ascii="宋体" w:hAnsi="宋体" w:eastAsia="宋体" w:cs="宋体"/>
               <w:szCs w:val="24"/>
             </w:rPr>
-            <w:instrText xml:space="preserve"> HYPERLINK \l _Toc32419 </w:instrText>
+            <w:instrText xml:space="preserve"> HYPERLINK \l _Toc32623 </w:instrText>
           </w:r>
           <w:r>
             <w:rPr>
@@ -2224,7 +2214,7 @@
             <w:fldChar w:fldCharType="begin"/>
           </w:r>
           <w:r>
-            <w:instrText xml:space="preserve"> PAGEREF _Toc32419 \h </w:instrText>
+            <w:instrText xml:space="preserve"> PAGEREF _Toc32623 \h </w:instrText>
           </w:r>
           <w:r>
             <w:fldChar w:fldCharType="separate"/>
@@ -2262,7 +2252,7 @@
               <w:rFonts w:hint="eastAsia" w:ascii="宋体" w:hAnsi="宋体" w:eastAsia="宋体" w:cs="宋体"/>
               <w:szCs w:val="24"/>
             </w:rPr>
-            <w:instrText xml:space="preserve"> HYPERLINK \l _Toc31491 </w:instrText>
+            <w:instrText xml:space="preserve"> HYPERLINK \l _Toc8158 </w:instrText>
           </w:r>
           <w:r>
             <w:rPr>
@@ -2285,7 +2275,7 @@
             <w:fldChar w:fldCharType="begin"/>
           </w:r>
           <w:r>
-            <w:instrText xml:space="preserve"> PAGEREF _Toc31491 \h </w:instrText>
+            <w:instrText xml:space="preserve"> PAGEREF _Toc8158 \h </w:instrText>
           </w:r>
           <w:r>
             <w:fldChar w:fldCharType="separate"/>
@@ -2323,7 +2313,7 @@
               <w:rFonts w:hint="eastAsia" w:ascii="宋体" w:hAnsi="宋体" w:eastAsia="宋体" w:cs="宋体"/>
               <w:szCs w:val="24"/>
             </w:rPr>
-            <w:instrText xml:space="preserve"> HYPERLINK \l _Toc13521 </w:instrText>
+            <w:instrText xml:space="preserve"> HYPERLINK \l _Toc22649 </w:instrText>
           </w:r>
           <w:r>
             <w:rPr>
@@ -2346,7 +2336,7 @@
             <w:fldChar w:fldCharType="begin"/>
           </w:r>
           <w:r>
-            <w:instrText xml:space="preserve"> PAGEREF _Toc13521 \h </w:instrText>
+            <w:instrText xml:space="preserve"> PAGEREF _Toc22649 \h </w:instrText>
           </w:r>
           <w:r>
             <w:fldChar w:fldCharType="separate"/>
@@ -2384,7 +2374,7 @@
               <w:rFonts w:hint="eastAsia" w:ascii="宋体" w:hAnsi="宋体" w:eastAsia="宋体" w:cs="宋体"/>
               <w:szCs w:val="24"/>
             </w:rPr>
-            <w:instrText xml:space="preserve"> HYPERLINK \l _Toc30348 </w:instrText>
+            <w:instrText xml:space="preserve"> HYPERLINK \l _Toc15589 </w:instrText>
           </w:r>
           <w:r>
             <w:rPr>
@@ -2407,7 +2397,7 @@
             <w:fldChar w:fldCharType="begin"/>
           </w:r>
           <w:r>
-            <w:instrText xml:space="preserve"> PAGEREF _Toc30348 \h </w:instrText>
+            <w:instrText xml:space="preserve"> PAGEREF _Toc15589 \h </w:instrText>
           </w:r>
           <w:r>
             <w:fldChar w:fldCharType="separate"/>
@@ -2445,7 +2435,7 @@
               <w:rFonts w:hint="eastAsia" w:ascii="宋体" w:hAnsi="宋体" w:eastAsia="宋体" w:cs="宋体"/>
               <w:szCs w:val="24"/>
             </w:rPr>
-            <w:instrText xml:space="preserve"> HYPERLINK \l _Toc12315 </w:instrText>
+            <w:instrText xml:space="preserve"> HYPERLINK \l _Toc4376 </w:instrText>
           </w:r>
           <w:r>
             <w:rPr>
@@ -2468,7 +2458,7 @@
             <w:fldChar w:fldCharType="begin"/>
           </w:r>
           <w:r>
-            <w:instrText xml:space="preserve"> PAGEREF _Toc12315 \h </w:instrText>
+            <w:instrText xml:space="preserve"> PAGEREF _Toc4376 \h </w:instrText>
           </w:r>
           <w:r>
             <w:fldChar w:fldCharType="separate"/>
@@ -2506,7 +2496,7 @@
               <w:rFonts w:hint="eastAsia" w:ascii="宋体" w:hAnsi="宋体" w:eastAsia="宋体" w:cs="宋体"/>
               <w:szCs w:val="24"/>
             </w:rPr>
-            <w:instrText xml:space="preserve"> HYPERLINK \l _Toc25246 </w:instrText>
+            <w:instrText xml:space="preserve"> HYPERLINK \l _Toc19335 </w:instrText>
           </w:r>
           <w:r>
             <w:rPr>
@@ -2529,7 +2519,7 @@
             <w:fldChar w:fldCharType="begin"/>
           </w:r>
           <w:r>
-            <w:instrText xml:space="preserve"> PAGEREF _Toc25246 \h </w:instrText>
+            <w:instrText xml:space="preserve"> PAGEREF _Toc19335 \h </w:instrText>
           </w:r>
           <w:r>
             <w:fldChar w:fldCharType="separate"/>
@@ -2567,7 +2557,7 @@
               <w:rFonts w:hint="eastAsia" w:ascii="宋体" w:hAnsi="宋体" w:eastAsia="宋体" w:cs="宋体"/>
               <w:szCs w:val="24"/>
             </w:rPr>
-            <w:instrText xml:space="preserve"> HYPERLINK \l _Toc23349 </w:instrText>
+            <w:instrText xml:space="preserve"> HYPERLINK \l _Toc1235 </w:instrText>
           </w:r>
           <w:r>
             <w:rPr>
@@ -2590,7 +2580,7 @@
             <w:fldChar w:fldCharType="begin"/>
           </w:r>
           <w:r>
-            <w:instrText xml:space="preserve"> PAGEREF _Toc23349 \h </w:instrText>
+            <w:instrText xml:space="preserve"> PAGEREF _Toc1235 \h </w:instrText>
           </w:r>
           <w:r>
             <w:fldChar w:fldCharType="separate"/>
@@ -2628,7 +2618,7 @@
               <w:rFonts w:hint="eastAsia" w:ascii="宋体" w:hAnsi="宋体" w:eastAsia="宋体" w:cs="宋体"/>
               <w:szCs w:val="24"/>
             </w:rPr>
-            <w:instrText xml:space="preserve"> HYPERLINK \l _Toc30716 </w:instrText>
+            <w:instrText xml:space="preserve"> HYPERLINK \l _Toc13844 </w:instrText>
           </w:r>
           <w:r>
             <w:rPr>
@@ -2651,7 +2641,7 @@
             <w:fldChar w:fldCharType="begin"/>
           </w:r>
           <w:r>
-            <w:instrText xml:space="preserve"> PAGEREF _Toc30716 \h </w:instrText>
+            <w:instrText xml:space="preserve"> PAGEREF _Toc13844 \h </w:instrText>
           </w:r>
           <w:r>
             <w:fldChar w:fldCharType="separate"/>
@@ -2689,7 +2679,7 @@
               <w:rFonts w:hint="eastAsia" w:ascii="宋体" w:hAnsi="宋体" w:eastAsia="宋体" w:cs="宋体"/>
               <w:szCs w:val="24"/>
             </w:rPr>
-            <w:instrText xml:space="preserve"> HYPERLINK \l _Toc10544 </w:instrText>
+            <w:instrText xml:space="preserve"> HYPERLINK \l _Toc1554 </w:instrText>
           </w:r>
           <w:r>
             <w:rPr>
@@ -2712,7 +2702,7 @@
             <w:fldChar w:fldCharType="begin"/>
           </w:r>
           <w:r>
-            <w:instrText xml:space="preserve"> PAGEREF _Toc10544 \h </w:instrText>
+            <w:instrText xml:space="preserve"> PAGEREF _Toc1554 \h </w:instrText>
           </w:r>
           <w:r>
             <w:fldChar w:fldCharType="separate"/>
@@ -2750,7 +2740,7 @@
               <w:rFonts w:hint="eastAsia" w:ascii="宋体" w:hAnsi="宋体" w:eastAsia="宋体" w:cs="宋体"/>
               <w:szCs w:val="24"/>
             </w:rPr>
-            <w:instrText xml:space="preserve"> HYPERLINK \l _Toc28011 </w:instrText>
+            <w:instrText xml:space="preserve"> HYPERLINK \l _Toc14661 </w:instrText>
           </w:r>
           <w:r>
             <w:rPr>
@@ -2773,7 +2763,7 @@
             <w:fldChar w:fldCharType="begin"/>
           </w:r>
           <w:r>
-            <w:instrText xml:space="preserve"> PAGEREF _Toc28011 \h </w:instrText>
+            <w:instrText xml:space="preserve"> PAGEREF _Toc14661 \h </w:instrText>
           </w:r>
           <w:r>
             <w:fldChar w:fldCharType="separate"/>
@@ -2811,7 +2801,7 @@
               <w:rFonts w:hint="eastAsia" w:ascii="宋体" w:hAnsi="宋体" w:eastAsia="宋体" w:cs="宋体"/>
               <w:szCs w:val="24"/>
             </w:rPr>
-            <w:instrText xml:space="preserve"> HYPERLINK \l _Toc3560 </w:instrText>
+            <w:instrText xml:space="preserve"> HYPERLINK \l _Toc2772 </w:instrText>
           </w:r>
           <w:r>
             <w:rPr>
@@ -2834,7 +2824,7 @@
             <w:fldChar w:fldCharType="begin"/>
           </w:r>
           <w:r>
-            <w:instrText xml:space="preserve"> PAGEREF _Toc3560 \h </w:instrText>
+            <w:instrText xml:space="preserve"> PAGEREF _Toc2772 \h </w:instrText>
           </w:r>
           <w:r>
             <w:fldChar w:fldCharType="separate"/>
@@ -2872,7 +2862,7 @@
               <w:rFonts w:hint="eastAsia" w:ascii="宋体" w:hAnsi="宋体" w:eastAsia="宋体" w:cs="宋体"/>
               <w:szCs w:val="24"/>
             </w:rPr>
-            <w:instrText xml:space="preserve"> HYPERLINK \l _Toc18131 </w:instrText>
+            <w:instrText xml:space="preserve"> HYPERLINK \l _Toc5791 </w:instrText>
           </w:r>
           <w:r>
             <w:rPr>
@@ -2895,7 +2885,7 @@
             <w:fldChar w:fldCharType="begin"/>
           </w:r>
           <w:r>
-            <w:instrText xml:space="preserve"> PAGEREF _Toc18131 \h </w:instrText>
+            <w:instrText xml:space="preserve"> PAGEREF _Toc5791 \h </w:instrText>
           </w:r>
           <w:r>
             <w:fldChar w:fldCharType="separate"/>
@@ -2933,7 +2923,7 @@
               <w:rFonts w:hint="eastAsia" w:ascii="宋体" w:hAnsi="宋体" w:eastAsia="宋体" w:cs="宋体"/>
               <w:szCs w:val="24"/>
             </w:rPr>
-            <w:instrText xml:space="preserve"> HYPERLINK \l _Toc26400 </w:instrText>
+            <w:instrText xml:space="preserve"> HYPERLINK \l _Toc27652 </w:instrText>
           </w:r>
           <w:r>
             <w:rPr>
@@ -2956,7 +2946,7 @@
             <w:fldChar w:fldCharType="begin"/>
           </w:r>
           <w:r>
-            <w:instrText xml:space="preserve"> PAGEREF _Toc26400 \h </w:instrText>
+            <w:instrText xml:space="preserve"> PAGEREF _Toc27652 \h </w:instrText>
           </w:r>
           <w:r>
             <w:fldChar w:fldCharType="separate"/>
@@ -3123,7 +3113,7 @@
           <w:lang w:val="en-US" w:eastAsia="zh-CN"/>
         </w:rPr>
       </w:pPr>
-      <w:bookmarkStart w:id="2" w:name="_Toc31491"/>
+      <w:bookmarkStart w:id="2" w:name="_Toc8158"/>
       <w:r>
         <w:rPr>
           <w:rFonts w:hint="default"/>
@@ -3155,7 +3145,7 @@
           <w:lang w:val="en-US" w:eastAsia="zh-CN"/>
         </w:rPr>
       </w:pPr>
-      <w:bookmarkStart w:id="3" w:name="_Toc13521"/>
+      <w:bookmarkStart w:id="3" w:name="_Toc22649"/>
       <w:r>
         <w:rPr>
           <w:rFonts w:hint="default"/>
@@ -3217,7 +3207,7 @@
           <w:lang w:val="en-US" w:eastAsia="zh-CN"/>
         </w:rPr>
       </w:pPr>
-      <w:bookmarkStart w:id="4" w:name="_Toc30348"/>
+      <w:bookmarkStart w:id="4" w:name="_Toc15589"/>
       <w:r>
         <w:rPr>
           <w:rFonts w:hint="default"/>
@@ -3369,7 +3359,7 @@
           <w:lang w:val="en-US" w:eastAsia="zh-CN"/>
         </w:rPr>
       </w:pPr>
-      <w:bookmarkStart w:id="5" w:name="_Toc12315"/>
+      <w:bookmarkStart w:id="5" w:name="_Toc4376"/>
       <w:r>
         <w:rPr>
           <w:rFonts w:hint="default"/>
@@ -3401,7 +3391,7 @@
           <w:lang w:val="en-US" w:eastAsia="zh-CN"/>
         </w:rPr>
       </w:pPr>
-      <w:bookmarkStart w:id="6" w:name="_Toc25246"/>
+      <w:bookmarkStart w:id="6" w:name="_Toc19335"/>
       <w:r>
         <w:rPr>
           <w:rFonts w:hint="default"/>
@@ -3493,7 +3483,7 @@
           <w:lang w:val="en-US" w:eastAsia="zh-CN"/>
         </w:rPr>
       </w:pPr>
-      <w:bookmarkStart w:id="7" w:name="_Toc23349"/>
+      <w:bookmarkStart w:id="7" w:name="_Toc1235"/>
       <w:r>
         <w:rPr>
           <w:rFonts w:hint="default"/>
@@ -3602,7 +3592,7 @@
           <w:lang w:val="en-US" w:eastAsia="zh-CN"/>
         </w:rPr>
       </w:pPr>
-      <w:bookmarkStart w:id="8" w:name="_Toc30716"/>
+      <w:bookmarkStart w:id="8" w:name="_Toc13844"/>
       <w:r>
         <w:rPr>
           <w:rFonts w:hint="default"/>
@@ -3798,7 +3788,7 @@
           <w:lang w:val="en-US" w:eastAsia="zh-CN"/>
         </w:rPr>
       </w:pPr>
-      <w:bookmarkStart w:id="9" w:name="_Toc10544"/>
+      <w:bookmarkStart w:id="9" w:name="_Toc1554"/>
       <w:r>
         <w:rPr>
           <w:rFonts w:hint="default"/>
@@ -4027,7 +4017,16 @@
           <w:rFonts w:hint="default"/>
           <w:lang w:val="en-US" w:eastAsia="zh-CN"/>
         </w:rPr>
-        <w:t>截至2025年1</w:t>
+        <w:t>截至2025年</w:t>
+      </w:r>
+      <w:bookmarkStart w:id="14" w:name="_GoBack"/>
+      <w:bookmarkEnd w:id="14"/>
+      <w:r>
+        <w:rPr>
+          <w:rFonts w:hint="default"/>
+          <w:lang w:val="en-US" w:eastAsia="zh-CN"/>
+        </w:rPr>
+        <w:t>1</w:t>
       </w:r>
       <w:r>
         <w:rPr>
@@ -4080,7 +4079,7 @@
           <w:lang w:val="en-US" w:eastAsia="zh-CN"/>
         </w:rPr>
       </w:pPr>
-      <w:bookmarkStart w:id="10" w:name="_Toc28011"/>
+      <w:bookmarkStart w:id="10" w:name="_Toc14661"/>
       <w:r>
         <w:rPr>
           <w:rFonts w:hint="default"/>
@@ -4099,7 +4098,7 @@
           <w:lang w:val="en-US" w:eastAsia="zh-CN"/>
         </w:rPr>
       </w:pPr>
-      <w:bookmarkStart w:id="11" w:name="_Toc3560"/>
+      <w:bookmarkStart w:id="11" w:name="_Toc2772"/>
       <w:r>
         <w:rPr>
           <w:rFonts w:hint="default"/>
@@ -4208,7 +4207,7 @@
           <w:lang w:val="en-US" w:eastAsia="zh-CN"/>
         </w:rPr>
       </w:pPr>
-      <w:bookmarkStart w:id="12" w:name="_Toc18131"/>
+      <w:bookmarkStart w:id="12" w:name="_Toc5791"/>
       <w:r>
         <w:rPr>
           <w:rFonts w:hint="default"/>
@@ -4360,7 +4359,7 @@
           <w:lang w:val="en-US" w:eastAsia="zh-CN"/>
         </w:rPr>
       </w:pPr>
-      <w:bookmarkStart w:id="13" w:name="_Toc26400"/>
+      <w:bookmarkStart w:id="13" w:name="_Toc27652"/>
       <w:r>
         <w:rPr>
           <w:rFonts w:hint="default"/>

--- a/8.资源管理/2.运行记录类文件/TXHS-08-11-服务数据应用情况说明.docx
+++ b/8.资源管理/2.运行记录类文件/TXHS-08-11-服务数据应用情况说明.docx
@@ -1,10 +1,11 @@
 
 <file path=word/document.xml><?xml version="1.0" encoding="utf-8"?>
-<w:document xmlns:wpc="http://schemas.microsoft.com/office/word/2010/wordprocessingCanvas" xmlns:mc="http://schemas.openxmlformats.org/markup-compatibility/2006" xmlns:o="urn:schemas-microsoft-com:office:office" xmlns:r="http://schemas.openxmlformats.org/officeDocument/2006/relationships" xmlns:m="http://schemas.openxmlformats.org/officeDocument/2006/math" xmlns:v="urn:schemas-microsoft-com:vml" xmlns:wp14="http://schemas.microsoft.com/office/word/2010/wordprocessingDrawing" xmlns:wp="http://schemas.openxmlformats.org/drawingml/2006/wordprocessingDrawing" xmlns:w="http://schemas.openxmlformats.org/wordprocessingml/2006/main" xmlns:w14="http://schemas.microsoft.com/office/word/2010/wordml" xmlns:w10="urn:schemas-microsoft-com:office:word" xmlns:w15="http://schemas.microsoft.com/office/word/2012/wordml" xmlns:wpg="http://schemas.microsoft.com/office/word/2010/wordprocessingGroup" xmlns:wpi="http://schemas.microsoft.com/office/word/2010/wordprocessingInk" xmlns:wne="http://schemas.microsoft.com/office/word/2006/wordml" xmlns:wps="http://schemas.microsoft.com/office/word/2010/wordprocessingShape" xmlns:wpsCustomData="http://www.wps.cn/officeDocument/2013/wpsCustomData" mc:Ignorable="w14 w15 wp14">
+<w:document xmlns:wpc="http://schemas.microsoft.com/office/word/2010/wordprocessingCanvas" xmlns:mc="http://schemas.openxmlformats.org/markup-compatibility/2006" xmlns:o="urn:schemas-microsoft-com:office:office" xmlns:r="http://schemas.openxmlformats.org/officeDocument/2006/relationships" xmlns:m="http://schemas.openxmlformats.org/officeDocument/2006/math" xmlns:v="urn:schemas-microsoft-com:vml" xmlns:wp14="http://schemas.microsoft.com/office/word/2010/wordprocessingDrawing" xmlns:wp="http://schemas.openxmlformats.org/drawingml/2006/wordprocessingDrawing" xmlns:w10="urn:schemas-microsoft-com:office:word" xmlns:w="http://schemas.openxmlformats.org/wordprocessingml/2006/main" xmlns:w14="http://schemas.microsoft.com/office/word/2010/wordml" xmlns:w15="http://schemas.microsoft.com/office/word/2012/wordml" xmlns:wne="http://schemas.microsoft.com/office/word/2006/wordml" xmlns:wpg="http://schemas.microsoft.com/office/word/2010/wordprocessingGroup" xmlns:wpi="http://schemas.microsoft.com/office/word/2010/wordprocessingInk" xmlns:wps="http://schemas.microsoft.com/office/word/2010/wordprocessingShape" mc:Ignorable="w14 w15 wp14">
+  <!-- Generated by Aspose.Words for .NET 13.3.0.1 -->
   <w:body>
     <w:p>
       <w:pPr>
-        <w:pStyle w:val="24"/>
+        <w:pStyle w:val="a"/>
         <w:keepNext w:val="0"/>
         <w:keepLines w:val="0"/>
         <w:pageBreakBefore w:val="0"/>
@@ -24,7 +25,7 @@
       <w:bookmarkStart w:id="0" w:name="_Toc10906"/>
       <w:r>
         <w:drawing>
-          <wp:anchor distT="0" distB="0" distL="114300" distR="114300" simplePos="0" relativeHeight="251661312" behindDoc="1" locked="0" layoutInCell="1" allowOverlap="1">
+          <wp:anchor distT="0" distB="0" distL="114300" distR="114300" simplePos="0" relativeHeight="251660288" behindDoc="1" locked="0" layoutInCell="1" allowOverlap="1">
             <wp:simplePos x="0" y="0"/>
             <wp:positionH relativeFrom="column">
               <wp:posOffset>-19050</wp:posOffset>
@@ -49,7 +50,7 @@
                     </pic:cNvPicPr>
                   </pic:nvPicPr>
                   <pic:blipFill>
-                    <a:blip r:embed="rId7"/>
+                    <a:blip xmlns:r="http://schemas.openxmlformats.org/officeDocument/2006/relationships" r:embed="rId4"/>
                     <a:stretch>
                       <a:fillRect/>
                     </a:stretch>
@@ -75,7 +76,7 @@
       </w:r>
       <w:r>
         <w:drawing>
-          <wp:anchor distT="0" distB="0" distL="114300" distR="114300" simplePos="0" relativeHeight="251660288" behindDoc="1" locked="0" layoutInCell="1" allowOverlap="1">
+          <wp:anchor distT="0" distB="0" distL="114300" distR="114300" simplePos="0" relativeHeight="251659264" behindDoc="1" locked="0" layoutInCell="1" allowOverlap="1">
             <wp:simplePos x="0" y="0"/>
             <wp:positionH relativeFrom="column">
               <wp:posOffset>0</wp:posOffset>
@@ -100,7 +101,7 @@
                     </pic:cNvPicPr>
                   </pic:nvPicPr>
                   <pic:blipFill>
-                    <a:blip r:embed="rId8"/>
+                    <a:blip xmlns:r="http://schemas.openxmlformats.org/officeDocument/2006/relationships" r:embed="rId5"/>
                     <a:stretch>
                       <a:fillRect/>
                     </a:stretch>
@@ -130,7 +131,7 @@
           <w:lang w:val="en-US" w:eastAsia="zh-CN"/>
         </w:rPr>
         <w:drawing>
-          <wp:anchor distT="0" distB="0" distL="114300" distR="114300" simplePos="0" relativeHeight="251659264" behindDoc="1" locked="0" layoutInCell="1" allowOverlap="1">
+          <wp:anchor distT="0" distB="0" distL="114300" distR="114300" simplePos="0" relativeHeight="251658240" behindDoc="1" locked="0" layoutInCell="1" allowOverlap="1">
             <wp:simplePos x="0" y="0"/>
             <wp:positionH relativeFrom="column">
               <wp:posOffset>635</wp:posOffset>
@@ -155,7 +156,7 @@
                     </pic:cNvPicPr>
                   </pic:nvPicPr>
                   <pic:blipFill>
-                    <a:blip r:embed="rId9">
+                    <a:blip xmlns:r="http://schemas.openxmlformats.org/officeDocument/2006/relationships" r:embed="rId6">
                       <a:alphaModFix amt="58000"/>
                       <a:lum contrast="-52000"/>
                     </a:blip>
@@ -189,7 +190,7 @@
     </w:p>
     <w:p>
       <w:pPr>
-        <w:pStyle w:val="25"/>
+        <w:pStyle w:val="a0"/>
         <w:keepNext w:val="0"/>
         <w:keepLines w:val="0"/>
         <w:pageBreakBefore w:val="0"/>
@@ -236,11 +237,11 @@
         <w:adjustRightInd w:val="0"/>
         <w:snapToGrid w:val="0"/>
         <w:spacing w:after="624" w:afterLines="200" w:line="219" w:lineRule="auto"/>
-        <w:ind w:left="0" w:leftChars="0" w:right="0" w:rightChars="0" w:firstLine="0" w:firstLineChars="0"/>
+        <w:ind w:left="0" w:right="0" w:firstLine="0" w:leftChars="0" w:rightChars="0" w:firstLineChars="0"/>
         <w:jc w:val="center"/>
         <w:textAlignment w:val="baseline"/>
         <w:rPr>
-          <w:rFonts w:hint="default" w:ascii="宋体" w:hAnsi="宋体" w:eastAsia="宋体" w:cs="宋体"/>
+          <w:rFonts w:ascii="宋体" w:eastAsia="宋体" w:hAnsi="宋体" w:cs="宋体" w:hint="default"/>
           <w:sz w:val="24"/>
           <w:szCs w:val="24"/>
           <w:lang w:val="en-US" w:eastAsia="zh-CN"/>
@@ -248,7 +249,7 @@
       </w:pPr>
       <w:r>
         <w:rPr>
-          <w:rFonts w:ascii="宋体" w:hAnsi="宋体" w:eastAsia="宋体" w:cs="宋体"/>
+          <w:rFonts w:ascii="宋体" w:eastAsia="宋体" w:hAnsi="宋体" w:cs="宋体"/>
           <w:b/>
           <w:bCs/>
           <w:spacing w:val="-3"/>
@@ -259,7 +260,7 @@
       </w:r>
       <w:r>
         <w:rPr>
-          <w:rFonts w:hint="eastAsia" w:ascii="宋体" w:hAnsi="宋体" w:eastAsia="宋体" w:cs="宋体"/>
+          <w:rFonts w:ascii="宋体" w:eastAsia="宋体" w:hAnsi="宋体" w:cs="宋体" w:hint="eastAsia"/>
           <w:b/>
           <w:bCs/>
           <w:spacing w:val="-3"/>
@@ -271,7 +272,7 @@
       </w:r>
       <w:r>
         <w:rPr>
-          <w:rFonts w:ascii="宋体" w:hAnsi="宋体" w:eastAsia="宋体" w:cs="宋体"/>
+          <w:rFonts w:ascii="宋体" w:eastAsia="宋体" w:hAnsi="宋体" w:cs="宋体"/>
           <w:b/>
           <w:bCs/>
           <w:spacing w:val="-3"/>
@@ -282,7 +283,7 @@
       </w:r>
       <w:r>
         <w:rPr>
-          <w:rFonts w:hint="eastAsia" w:ascii="宋体" w:hAnsi="宋体" w:cs="宋体"/>
+          <w:rFonts w:ascii="宋体" w:hAnsi="宋体" w:cs="宋体" w:hint="eastAsia"/>
           <w:b/>
           <w:bCs/>
           <w:spacing w:val="-3"/>
@@ -294,7 +295,7 @@
       </w:r>
       <w:r>
         <w:rPr>
-          <w:rFonts w:ascii="宋体" w:hAnsi="宋体" w:eastAsia="宋体" w:cs="宋体"/>
+          <w:rFonts w:ascii="宋体" w:eastAsia="宋体" w:hAnsi="宋体" w:cs="宋体"/>
           <w:b/>
           <w:bCs/>
           <w:spacing w:val="-3"/>
@@ -305,7 +306,7 @@
       </w:r>
       <w:r>
         <w:rPr>
-          <w:rFonts w:hint="eastAsia" w:ascii="宋体" w:hAnsi="宋体" w:cs="宋体"/>
+          <w:rFonts w:ascii="宋体" w:hAnsi="宋体" w:cs="宋体" w:hint="eastAsia"/>
           <w:b/>
           <w:bCs/>
           <w:spacing w:val="-3"/>
@@ -318,18 +319,17 @@
     </w:p>
     <w:tbl>
       <w:tblPr>
-        <w:tblStyle w:val="21"/>
+        <w:tblStyle w:val="TableGrid"/>
         <w:tblW w:w="0" w:type="auto"/>
         <w:jc w:val="center"/>
         <w:tblBorders>
-          <w:top w:val="none" w:color="auto" w:sz="0" w:space="0"/>
-          <w:left w:val="none" w:color="auto" w:sz="0" w:space="0"/>
-          <w:bottom w:val="none" w:color="auto" w:sz="0" w:space="0"/>
-          <w:right w:val="none" w:color="auto" w:sz="0" w:space="0"/>
-          <w:insideH w:val="none" w:color="auto" w:sz="0" w:space="0"/>
-          <w:insideV w:val="none" w:color="auto" w:sz="0" w:space="0"/>
+          <w:top w:val="nil"/>
+          <w:left w:val="nil"/>
+          <w:bottom w:val="nil"/>
+          <w:right w:val="nil"/>
+          <w:insideH w:val="nil"/>
+          <w:insideV w:val="nil"/>
         </w:tblBorders>
-        <w:tblLayout w:type="autofit"/>
         <w:tblCellMar>
           <w:top w:w="0" w:type="dxa"/>
           <w:left w:w="108" w:type="dxa"/>
@@ -343,13 +343,15 @@
       </w:tblGrid>
       <w:tr>
         <w:tblPrEx>
+          <w:tblW w:w="0" w:type="auto"/>
+          <w:jc w:val="center"/>
           <w:tblBorders>
-            <w:top w:val="none" w:color="auto" w:sz="0" w:space="0"/>
-            <w:left w:val="none" w:color="auto" w:sz="0" w:space="0"/>
-            <w:bottom w:val="none" w:color="auto" w:sz="0" w:space="0"/>
-            <w:right w:val="none" w:color="auto" w:sz="0" w:space="0"/>
-            <w:insideH w:val="none" w:color="auto" w:sz="0" w:space="0"/>
-            <w:insideV w:val="none" w:color="auto" w:sz="0" w:space="0"/>
+            <w:top w:val="nil"/>
+            <w:left w:val="nil"/>
+            <w:bottom w:val="nil"/>
+            <w:right w:val="nil"/>
+            <w:insideH w:val="nil"/>
+            <w:insideV w:val="nil"/>
           </w:tblBorders>
           <w:tblCellMar>
             <w:top w:w="0" w:type="dxa"/>
@@ -359,7 +361,7 @@
           </w:tblCellMar>
         </w:tblPrEx>
         <w:trPr>
-          <w:trHeight w:val="810" w:hRule="atLeast"/>
+          <w:trHeight w:val="810"/>
           <w:jc w:val="center"/>
         </w:trPr>
         <w:tc>
@@ -398,7 +400,7 @@
             </w:r>
             <w:r>
               <w:rPr>
-                <w:rFonts w:hint="default" w:asciiTheme="minorAscii" w:hAnsiTheme="minorAscii" w:eastAsiaTheme="minorEastAsia"/>
+                <w:rFonts w:asciiTheme="minorAscii" w:eastAsiaTheme="minorEastAsia" w:hAnsiTheme="minorAscii" w:hint="default"/>
                 <w:spacing w:val="227"/>
                 <w:sz w:val="21"/>
                 <w:vertAlign w:val="baseline"/>
@@ -453,7 +455,7 @@
             </w:r>
             <w:r>
               <w:rPr>
-                <w:rFonts w:hint="eastAsia" w:asciiTheme="minorAscii" w:hAnsiTheme="minorAscii" w:eastAsiaTheme="minorEastAsia"/>
+                <w:rFonts w:asciiTheme="minorAscii" w:eastAsiaTheme="minorEastAsia" w:hAnsiTheme="minorAscii" w:hint="eastAsia"/>
                 <w:spacing w:val="227"/>
                 <w:sz w:val="21"/>
                 <w:vertAlign w:val="baseline"/>
@@ -475,14 +477,8 @@
       </w:tr>
       <w:tr>
         <w:tblPrEx>
-          <w:tblBorders>
-            <w:top w:val="none" w:color="auto" w:sz="0" w:space="0"/>
-            <w:left w:val="none" w:color="auto" w:sz="0" w:space="0"/>
-            <w:bottom w:val="none" w:color="auto" w:sz="0" w:space="0"/>
-            <w:right w:val="none" w:color="auto" w:sz="0" w:space="0"/>
-            <w:insideH w:val="none" w:color="auto" w:sz="0" w:space="0"/>
-            <w:insideV w:val="none" w:color="auto" w:sz="0" w:space="0"/>
-          </w:tblBorders>
+          <w:tblW w:w="0" w:type="auto"/>
+          <w:jc w:val="center"/>
           <w:tblCellMar>
             <w:top w:w="0" w:type="dxa"/>
             <w:left w:w="108" w:type="dxa"/>
@@ -491,7 +487,7 @@
           </w:tblCellMar>
         </w:tblPrEx>
         <w:trPr>
-          <w:trHeight w:val="810" w:hRule="atLeast"/>
+          <w:trHeight w:val="810"/>
           <w:jc w:val="center"/>
         </w:trPr>
         <w:tc>
@@ -516,7 +512,7 @@
               <w:snapToGrid w:val="0"/>
               <w:textAlignment w:val="baseline"/>
               <w:rPr>
-                <w:rFonts w:hint="default" w:ascii="Arial" w:hAnsi="Arial" w:eastAsia="Arial" w:cs="Arial"/>
+                <w:rFonts w:ascii="Arial" w:eastAsia="Arial" w:hAnsi="Arial" w:cs="Arial" w:hint="default"/>
                 <w:snapToGrid w:val="0"/>
                 <w:color w:val="000000"/>
                 <w:kern w:val="0"/>
@@ -548,7 +544,7 @@
             </w:r>
             <w:r>
               <w:rPr>
-                <w:rFonts w:hint="default" w:asciiTheme="minorAscii" w:hAnsiTheme="minorAscii" w:eastAsiaTheme="minorEastAsia"/>
+                <w:rFonts w:asciiTheme="minorAscii" w:eastAsiaTheme="minorEastAsia" w:hAnsiTheme="minorAscii" w:hint="default"/>
                 <w:spacing w:val="227"/>
                 <w:sz w:val="21"/>
                 <w:vertAlign w:val="baseline"/>
@@ -602,7 +598,7 @@
               <w:snapToGrid w:val="0"/>
               <w:textAlignment w:val="baseline"/>
               <w:rPr>
-                <w:rFonts w:hint="default" w:ascii="Arial" w:hAnsi="Arial" w:eastAsia="Arial" w:cs="Arial"/>
+                <w:rFonts w:ascii="Arial" w:eastAsia="Arial" w:hAnsi="Arial" w:cs="Arial" w:hint="default"/>
                 <w:snapToGrid w:val="0"/>
                 <w:color w:val="000000"/>
                 <w:kern w:val="0"/>
@@ -622,7 +618,7 @@
             </w:r>
             <w:r>
               <w:rPr>
-                <w:rFonts w:hint="eastAsia" w:asciiTheme="minorAscii" w:hAnsiTheme="minorAscii" w:eastAsiaTheme="minorEastAsia"/>
+                <w:rFonts w:asciiTheme="minorAscii" w:eastAsiaTheme="minorEastAsia" w:hAnsiTheme="minorAscii" w:hint="eastAsia"/>
                 <w:spacing w:val="227"/>
                 <w:sz w:val="21"/>
                 <w:vertAlign w:val="baseline"/>
@@ -644,14 +640,8 @@
       </w:tr>
       <w:tr>
         <w:tblPrEx>
-          <w:tblBorders>
-            <w:top w:val="none" w:color="auto" w:sz="0" w:space="0"/>
-            <w:left w:val="none" w:color="auto" w:sz="0" w:space="0"/>
-            <w:bottom w:val="none" w:color="auto" w:sz="0" w:space="0"/>
-            <w:right w:val="none" w:color="auto" w:sz="0" w:space="0"/>
-            <w:insideH w:val="none" w:color="auto" w:sz="0" w:space="0"/>
-            <w:insideV w:val="none" w:color="auto" w:sz="0" w:space="0"/>
-          </w:tblBorders>
+          <w:tblW w:w="0" w:type="auto"/>
+          <w:jc w:val="center"/>
           <w:tblCellMar>
             <w:top w:w="0" w:type="dxa"/>
             <w:left w:w="108" w:type="dxa"/>
@@ -660,7 +650,7 @@
           </w:tblCellMar>
         </w:tblPrEx>
         <w:trPr>
-          <w:trHeight w:val="635" w:hRule="atLeast"/>
+          <w:trHeight w:val="635"/>
           <w:jc w:val="center"/>
         </w:trPr>
         <w:tc>
@@ -711,7 +701,7 @@
             </w:r>
             <w:r>
               <w:rPr>
-                <w:rFonts w:hint="eastAsia" w:asciiTheme="minorAscii" w:hAnsiTheme="minorAscii" w:eastAsiaTheme="minorEastAsia"/>
+                <w:rFonts w:asciiTheme="minorAscii" w:eastAsiaTheme="minorEastAsia" w:hAnsiTheme="minorAscii" w:hint="eastAsia"/>
                 <w:spacing w:val="227"/>
                 <w:sz w:val="21"/>
                 <w:vertAlign w:val="baseline"/>
@@ -765,7 +755,7 @@
             </w:r>
             <w:r>
               <w:rPr>
-                <w:rFonts w:hint="eastAsia" w:asciiTheme="minorAscii" w:hAnsiTheme="minorAscii" w:eastAsiaTheme="minorEastAsia"/>
+                <w:rFonts w:asciiTheme="minorAscii" w:eastAsiaTheme="minorEastAsia" w:hAnsiTheme="minorAscii" w:hint="eastAsia"/>
                 <w:spacing w:val="227"/>
                 <w:sz w:val="21"/>
                 <w:vertAlign w:val="baseline"/>
@@ -826,14 +816,14 @@
         <w:ind w:left="3634"/>
         <w:textAlignment w:val="baseline"/>
         <w:rPr>
-          <w:rFonts w:ascii="宋体" w:hAnsi="宋体" w:eastAsia="宋体" w:cs="宋体"/>
+          <w:rFonts w:ascii="宋体" w:eastAsia="宋体" w:hAnsi="宋体" w:cs="宋体"/>
           <w:sz w:val="31"/>
           <w:szCs w:val="31"/>
         </w:rPr>
       </w:pPr>
       <w:r>
         <w:rPr>
-          <w:rFonts w:ascii="宋体" w:hAnsi="宋体" w:eastAsia="宋体" w:cs="宋体"/>
+          <w:rFonts w:ascii="宋体" w:eastAsia="宋体" w:hAnsi="宋体" w:cs="宋体"/>
           <w:b/>
           <w:bCs/>
           <w:spacing w:val="4"/>
@@ -845,16 +835,16 @@
     </w:p>
     <w:tbl>
       <w:tblPr>
-        <w:tblStyle w:val="26"/>
+        <w:tblStyle w:val="TableNormal0"/>
         <w:tblW w:w="8214" w:type="dxa"/>
         <w:jc w:val="center"/>
         <w:tblBorders>
-          <w:top w:val="single" w:color="000000" w:sz="2" w:space="0"/>
-          <w:left w:val="single" w:color="000000" w:sz="2" w:space="0"/>
-          <w:bottom w:val="single" w:color="000000" w:sz="2" w:space="0"/>
-          <w:right w:val="single" w:color="000000" w:sz="2" w:space="0"/>
-          <w:insideH w:val="single" w:color="000000" w:sz="2" w:space="0"/>
-          <w:insideV w:val="single" w:color="000000" w:sz="2" w:space="0"/>
+          <w:top w:val="single" w:sz="2" w:space="0" w:color="000000"/>
+          <w:left w:val="single" w:sz="2" w:space="0" w:color="000000"/>
+          <w:bottom w:val="single" w:sz="2" w:space="0" w:color="000000"/>
+          <w:right w:val="single" w:sz="2" w:space="0" w:color="000000"/>
+          <w:insideH w:val="single" w:sz="2" w:space="0" w:color="000000"/>
+          <w:insideV w:val="single" w:sz="2" w:space="0" w:color="000000"/>
         </w:tblBorders>
         <w:tblLayout w:type="fixed"/>
         <w:tblCellMar>
@@ -874,14 +864,17 @@
       </w:tblGrid>
       <w:tr>
         <w:tblPrEx>
+          <w:tblW w:w="8214" w:type="dxa"/>
+          <w:jc w:val="center"/>
           <w:tblBorders>
-            <w:top w:val="single" w:color="000000" w:sz="2" w:space="0"/>
-            <w:left w:val="single" w:color="000000" w:sz="2" w:space="0"/>
-            <w:bottom w:val="single" w:color="000000" w:sz="2" w:space="0"/>
-            <w:right w:val="single" w:color="000000" w:sz="2" w:space="0"/>
-            <w:insideH w:val="single" w:color="000000" w:sz="2" w:space="0"/>
-            <w:insideV w:val="single" w:color="000000" w:sz="2" w:space="0"/>
+            <w:top w:val="single" w:sz="2" w:space="0" w:color="000000"/>
+            <w:left w:val="single" w:sz="2" w:space="0" w:color="000000"/>
+            <w:bottom w:val="single" w:sz="2" w:space="0" w:color="000000"/>
+            <w:right w:val="single" w:sz="2" w:space="0" w:color="000000"/>
+            <w:insideH w:val="single" w:sz="2" w:space="0" w:color="000000"/>
+            <w:insideV w:val="single" w:sz="2" w:space="0" w:color="000000"/>
           </w:tblBorders>
+          <w:tblLayout w:type="fixed"/>
           <w:tblCellMar>
             <w:top w:w="0" w:type="dxa"/>
             <w:left w:w="0" w:type="dxa"/>
@@ -890,7 +883,7 @@
           </w:tblCellMar>
         </w:tblPrEx>
         <w:trPr>
-          <w:trHeight w:val="593" w:hRule="atLeast"/>
+          <w:trHeight w:val="593"/>
           <w:jc w:val="center"/>
         </w:trPr>
         <w:tc>
@@ -913,18 +906,18 @@
               <w:adjustRightInd w:val="0"/>
               <w:snapToGrid w:val="0"/>
               <w:spacing w:before="176" w:line="228" w:lineRule="auto"/>
-              <w:ind w:left="0" w:leftChars="0" w:right="0" w:rightChars="0" w:firstLine="0" w:firstLineChars="0"/>
+              <w:ind w:left="0" w:right="0" w:firstLine="0" w:leftChars="0" w:rightChars="0" w:firstLineChars="0"/>
               <w:jc w:val="center"/>
               <w:textAlignment w:val="baseline"/>
               <w:rPr>
-                <w:rFonts w:ascii="宋体" w:hAnsi="宋体" w:eastAsia="宋体" w:cs="宋体"/>
+                <w:rFonts w:ascii="宋体" w:eastAsia="宋体" w:hAnsi="宋体" w:cs="宋体"/>
                 <w:sz w:val="20"/>
                 <w:szCs w:val="20"/>
               </w:rPr>
             </w:pPr>
             <w:r>
               <w:rPr>
-                <w:rFonts w:hint="eastAsia" w:ascii="宋体" w:hAnsi="宋体" w:cs="宋体"/>
+                <w:rFonts w:ascii="宋体" w:hAnsi="宋体" w:cs="宋体" w:hint="eastAsia"/>
                 <w:spacing w:val="-14"/>
                 <w:sz w:val="20"/>
                 <w:szCs w:val="20"/>
@@ -934,7 +927,7 @@
             </w:r>
             <w:r>
               <w:rPr>
-                <w:rFonts w:ascii="宋体" w:hAnsi="宋体" w:eastAsia="宋体" w:cs="宋体"/>
+                <w:rFonts w:ascii="宋体" w:eastAsia="宋体" w:hAnsi="宋体" w:cs="宋体"/>
                 <w:spacing w:val="-14"/>
                 <w:sz w:val="20"/>
                 <w:szCs w:val="20"/>
@@ -963,18 +956,18 @@
               <w:adjustRightInd w:val="0"/>
               <w:snapToGrid w:val="0"/>
               <w:spacing w:before="175" w:line="227" w:lineRule="auto"/>
-              <w:ind w:left="0" w:leftChars="0" w:right="0" w:rightChars="0" w:firstLine="0" w:firstLineChars="0"/>
+              <w:ind w:left="0" w:right="0" w:firstLine="0" w:leftChars="0" w:rightChars="0" w:firstLineChars="0"/>
               <w:jc w:val="center"/>
               <w:textAlignment w:val="baseline"/>
               <w:rPr>
-                <w:rFonts w:ascii="宋体" w:hAnsi="宋体" w:eastAsia="宋体" w:cs="宋体"/>
+                <w:rFonts w:ascii="宋体" w:eastAsia="宋体" w:hAnsi="宋体" w:cs="宋体"/>
                 <w:sz w:val="20"/>
                 <w:szCs w:val="20"/>
               </w:rPr>
             </w:pPr>
             <w:r>
               <w:rPr>
-                <w:rFonts w:ascii="宋体" w:hAnsi="宋体" w:eastAsia="宋体" w:cs="宋体"/>
+                <w:rFonts w:ascii="宋体" w:eastAsia="宋体" w:hAnsi="宋体" w:cs="宋体"/>
                 <w:spacing w:val="4"/>
                 <w:sz w:val="20"/>
                 <w:szCs w:val="20"/>
@@ -1003,18 +996,18 @@
               <w:adjustRightInd w:val="0"/>
               <w:snapToGrid w:val="0"/>
               <w:spacing w:before="175" w:line="228" w:lineRule="auto"/>
-              <w:ind w:left="0" w:leftChars="0" w:right="0" w:rightChars="0" w:firstLine="0" w:firstLineChars="0"/>
+              <w:ind w:left="0" w:right="0" w:firstLine="0" w:leftChars="0" w:rightChars="0" w:firstLineChars="0"/>
               <w:jc w:val="center"/>
               <w:textAlignment w:val="baseline"/>
               <w:rPr>
-                <w:rFonts w:ascii="宋体" w:hAnsi="宋体" w:eastAsia="宋体" w:cs="宋体"/>
+                <w:rFonts w:ascii="宋体" w:eastAsia="宋体" w:hAnsi="宋体" w:cs="宋体"/>
                 <w:sz w:val="20"/>
                 <w:szCs w:val="20"/>
               </w:rPr>
             </w:pPr>
             <w:r>
               <w:rPr>
-                <w:rFonts w:ascii="宋体" w:hAnsi="宋体" w:eastAsia="宋体" w:cs="宋体"/>
+                <w:rFonts w:ascii="宋体" w:eastAsia="宋体" w:hAnsi="宋体" w:cs="宋体"/>
                 <w:spacing w:val="7"/>
                 <w:sz w:val="20"/>
                 <w:szCs w:val="20"/>
@@ -1043,11 +1036,11 @@
               <w:adjustRightInd w:val="0"/>
               <w:snapToGrid w:val="0"/>
               <w:spacing w:before="175" w:line="228" w:lineRule="auto"/>
-              <w:ind w:left="0" w:leftChars="0" w:right="0" w:rightChars="0" w:firstLine="0" w:firstLineChars="0"/>
+              <w:ind w:left="0" w:right="0" w:firstLine="0" w:leftChars="0" w:rightChars="0" w:firstLineChars="0"/>
               <w:jc w:val="center"/>
               <w:textAlignment w:val="baseline"/>
               <w:rPr>
-                <w:rFonts w:hint="eastAsia" w:ascii="宋体" w:hAnsi="宋体" w:eastAsia="宋体" w:cs="宋体"/>
+                <w:rFonts w:ascii="宋体" w:eastAsia="宋体" w:hAnsi="宋体" w:cs="宋体" w:hint="eastAsia"/>
                 <w:spacing w:val="7"/>
                 <w:sz w:val="20"/>
                 <w:szCs w:val="20"/>
@@ -1056,7 +1049,7 @@
             </w:pPr>
             <w:r>
               <w:rPr>
-                <w:rFonts w:hint="eastAsia" w:ascii="宋体" w:hAnsi="宋体" w:cs="宋体"/>
+                <w:rFonts w:ascii="宋体" w:hAnsi="宋体" w:cs="宋体" w:hint="eastAsia"/>
                 <w:spacing w:val="7"/>
                 <w:sz w:val="20"/>
                 <w:szCs w:val="20"/>
@@ -1086,11 +1079,11 @@
               <w:adjustRightInd w:val="0"/>
               <w:snapToGrid w:val="0"/>
               <w:spacing w:before="175" w:line="228" w:lineRule="auto"/>
-              <w:ind w:left="0" w:leftChars="0" w:right="0" w:rightChars="0" w:firstLine="0" w:firstLineChars="0"/>
+              <w:ind w:left="0" w:right="0" w:firstLine="0" w:leftChars="0" w:rightChars="0" w:firstLineChars="0"/>
               <w:jc w:val="center"/>
               <w:textAlignment w:val="baseline"/>
               <w:rPr>
-                <w:rFonts w:hint="default" w:ascii="宋体" w:hAnsi="宋体" w:cs="宋体"/>
+                <w:rFonts w:ascii="宋体" w:hAnsi="宋体" w:cs="宋体" w:hint="default"/>
                 <w:spacing w:val="7"/>
                 <w:sz w:val="20"/>
                 <w:szCs w:val="20"/>
@@ -1099,7 +1092,7 @@
             </w:pPr>
             <w:r>
               <w:rPr>
-                <w:rFonts w:hint="eastAsia" w:ascii="宋体" w:hAnsi="宋体" w:cs="宋体"/>
+                <w:rFonts w:ascii="宋体" w:hAnsi="宋体" w:cs="宋体" w:hint="eastAsia"/>
                 <w:spacing w:val="7"/>
                 <w:sz w:val="20"/>
                 <w:szCs w:val="20"/>
@@ -1129,18 +1122,18 @@
               <w:adjustRightInd w:val="0"/>
               <w:snapToGrid w:val="0"/>
               <w:spacing w:before="176" w:line="229" w:lineRule="auto"/>
-              <w:ind w:left="0" w:leftChars="0" w:right="0" w:rightChars="0" w:firstLine="0" w:firstLineChars="0"/>
+              <w:ind w:left="0" w:right="0" w:firstLine="0" w:leftChars="0" w:rightChars="0" w:firstLineChars="0"/>
               <w:jc w:val="center"/>
               <w:textAlignment w:val="baseline"/>
               <w:rPr>
-                <w:rFonts w:ascii="宋体" w:hAnsi="宋体" w:eastAsia="宋体" w:cs="宋体"/>
+                <w:rFonts w:ascii="宋体" w:eastAsia="宋体" w:hAnsi="宋体" w:cs="宋体"/>
                 <w:sz w:val="20"/>
                 <w:szCs w:val="20"/>
               </w:rPr>
             </w:pPr>
             <w:r>
               <w:rPr>
-                <w:rFonts w:ascii="宋体" w:hAnsi="宋体" w:eastAsia="宋体" w:cs="宋体"/>
+                <w:rFonts w:ascii="宋体" w:eastAsia="宋体" w:hAnsi="宋体" w:cs="宋体"/>
                 <w:spacing w:val="7"/>
                 <w:sz w:val="20"/>
                 <w:szCs w:val="20"/>
@@ -1152,14 +1145,9 @@
       </w:tr>
       <w:tr>
         <w:tblPrEx>
-          <w:tblBorders>
-            <w:top w:val="single" w:color="000000" w:sz="2" w:space="0"/>
-            <w:left w:val="single" w:color="000000" w:sz="2" w:space="0"/>
-            <w:bottom w:val="single" w:color="000000" w:sz="2" w:space="0"/>
-            <w:right w:val="single" w:color="000000" w:sz="2" w:space="0"/>
-            <w:insideH w:val="single" w:color="000000" w:sz="2" w:space="0"/>
-            <w:insideV w:val="single" w:color="000000" w:sz="2" w:space="0"/>
-          </w:tblBorders>
+          <w:tblW w:w="8214" w:type="dxa"/>
+          <w:jc w:val="center"/>
+          <w:tblLayout w:type="fixed"/>
           <w:tblCellMar>
             <w:top w:w="0" w:type="dxa"/>
             <w:left w:w="0" w:type="dxa"/>
@@ -1168,7 +1156,7 @@
           </w:tblCellMar>
         </w:tblPrEx>
         <w:trPr>
-          <w:trHeight w:val="516" w:hRule="atLeast"/>
+          <w:trHeight w:val="516"/>
           <w:jc w:val="center"/>
         </w:trPr>
         <w:tc>
@@ -1191,11 +1179,11 @@
               <w:adjustRightInd w:val="0"/>
               <w:snapToGrid w:val="0"/>
               <w:spacing w:before="173" w:line="267" w:lineRule="exact"/>
-              <w:ind w:left="0" w:leftChars="0" w:right="0" w:rightChars="0" w:firstLine="0" w:firstLineChars="0"/>
+              <w:ind w:left="0" w:right="0" w:firstLine="0" w:leftChars="0" w:rightChars="0" w:firstLineChars="0"/>
               <w:jc w:val="center"/>
               <w:textAlignment w:val="baseline"/>
               <w:rPr>
-                <w:rFonts w:hint="default" w:ascii="宋体" w:hAnsi="宋体" w:eastAsia="宋体" w:cs="宋体"/>
+                <w:rFonts w:ascii="宋体" w:eastAsia="宋体" w:hAnsi="宋体" w:cs="宋体" w:hint="default"/>
                 <w:sz w:val="20"/>
                 <w:szCs w:val="20"/>
                 <w:lang w:val="en-US"/>
@@ -1203,7 +1191,7 @@
             </w:pPr>
             <w:r>
               <w:rPr>
-                <w:rFonts w:ascii="宋体" w:hAnsi="宋体" w:eastAsia="宋体" w:cs="宋体"/>
+                <w:rFonts w:ascii="宋体" w:eastAsia="宋体" w:hAnsi="宋体" w:cs="宋体"/>
                 <w:spacing w:val="3"/>
                 <w:position w:val="1"/>
                 <w:sz w:val="20"/>
@@ -1213,7 +1201,7 @@
             </w:r>
             <w:r>
               <w:rPr>
-                <w:rFonts w:hint="eastAsia" w:ascii="宋体" w:hAnsi="宋体" w:cs="宋体"/>
+                <w:rFonts w:ascii="宋体" w:hAnsi="宋体" w:cs="宋体" w:hint="eastAsia"/>
                 <w:spacing w:val="3"/>
                 <w:position w:val="1"/>
                 <w:sz w:val="20"/>
@@ -1224,7 +1212,7 @@
             </w:r>
             <w:r>
               <w:rPr>
-                <w:rFonts w:ascii="宋体" w:hAnsi="宋体" w:eastAsia="宋体" w:cs="宋体"/>
+                <w:rFonts w:ascii="宋体" w:eastAsia="宋体" w:hAnsi="宋体" w:cs="宋体"/>
                 <w:spacing w:val="3"/>
                 <w:position w:val="1"/>
                 <w:sz w:val="20"/>
@@ -1234,7 +1222,7 @@
             </w:r>
             <w:r>
               <w:rPr>
-                <w:rFonts w:hint="eastAsia" w:ascii="宋体" w:hAnsi="宋体" w:cs="宋体"/>
+                <w:rFonts w:ascii="宋体" w:hAnsi="宋体" w:cs="宋体" w:hint="eastAsia"/>
                 <w:spacing w:val="3"/>
                 <w:position w:val="1"/>
                 <w:sz w:val="20"/>
@@ -1265,18 +1253,18 @@
               <w:adjustRightInd w:val="0"/>
               <w:snapToGrid w:val="0"/>
               <w:spacing w:before="173" w:line="267" w:lineRule="exact"/>
-              <w:ind w:left="0" w:leftChars="0" w:right="0" w:rightChars="0" w:firstLine="0" w:firstLineChars="0"/>
+              <w:ind w:left="0" w:right="0" w:firstLine="0" w:leftChars="0" w:rightChars="0" w:firstLineChars="0"/>
               <w:jc w:val="center"/>
               <w:textAlignment w:val="baseline"/>
               <w:rPr>
-                <w:rFonts w:ascii="宋体" w:hAnsi="宋体" w:eastAsia="宋体" w:cs="宋体"/>
+                <w:rFonts w:ascii="宋体" w:eastAsia="宋体" w:hAnsi="宋体" w:cs="宋体"/>
                 <w:sz w:val="20"/>
                 <w:szCs w:val="20"/>
               </w:rPr>
             </w:pPr>
             <w:r>
               <w:rPr>
-                <w:rFonts w:ascii="宋体" w:hAnsi="宋体" w:eastAsia="宋体" w:cs="宋体"/>
+                <w:rFonts w:ascii="宋体" w:eastAsia="宋体" w:hAnsi="宋体" w:cs="宋体"/>
                 <w:spacing w:val="4"/>
                 <w:position w:val="1"/>
                 <w:sz w:val="20"/>
@@ -1306,18 +1294,18 @@
               <w:adjustRightInd w:val="0"/>
               <w:snapToGrid w:val="0"/>
               <w:spacing w:before="172" w:line="228" w:lineRule="auto"/>
-              <w:ind w:left="0" w:leftChars="0" w:right="0" w:rightChars="0" w:firstLine="0" w:firstLineChars="0"/>
+              <w:ind w:left="0" w:right="0" w:firstLine="0" w:leftChars="0" w:rightChars="0" w:firstLineChars="0"/>
               <w:jc w:val="center"/>
               <w:textAlignment w:val="baseline"/>
               <w:rPr>
-                <w:rFonts w:ascii="宋体" w:hAnsi="宋体" w:eastAsia="宋体" w:cs="宋体"/>
+                <w:rFonts w:ascii="宋体" w:eastAsia="宋体" w:hAnsi="宋体" w:cs="宋体"/>
                 <w:sz w:val="20"/>
                 <w:szCs w:val="20"/>
               </w:rPr>
             </w:pPr>
             <w:r>
               <w:rPr>
-                <w:rFonts w:ascii="宋体" w:hAnsi="宋体" w:eastAsia="宋体" w:cs="宋体"/>
+                <w:rFonts w:ascii="宋体" w:eastAsia="宋体" w:hAnsi="宋体" w:cs="宋体"/>
                 <w:spacing w:val="200"/>
                 <w:kern w:val="0"/>
                 <w:sz w:val="20"/>
@@ -1327,7 +1315,7 @@
             </w:r>
             <w:r>
               <w:rPr>
-                <w:rFonts w:ascii="宋体" w:hAnsi="宋体" w:eastAsia="宋体" w:cs="宋体"/>
+                <w:rFonts w:ascii="宋体" w:eastAsia="宋体" w:hAnsi="宋体" w:cs="宋体"/>
                 <w:spacing w:val="0"/>
                 <w:kern w:val="0"/>
                 <w:sz w:val="20"/>
@@ -1357,11 +1345,11 @@
               <w:adjustRightInd w:val="0"/>
               <w:snapToGrid w:val="0"/>
               <w:spacing w:before="173" w:line="229" w:lineRule="auto"/>
-              <w:ind w:left="0" w:leftChars="0" w:right="0" w:rightChars="0" w:firstLine="0" w:firstLineChars="0"/>
+              <w:ind w:left="0" w:right="0" w:firstLine="0" w:leftChars="0" w:rightChars="0" w:firstLineChars="0"/>
               <w:jc w:val="center"/>
               <w:textAlignment w:val="baseline"/>
               <w:rPr>
-                <w:rFonts w:ascii="宋体" w:hAnsi="宋体" w:eastAsia="宋体" w:cs="宋体"/>
+                <w:rFonts w:ascii="宋体" w:eastAsia="宋体" w:hAnsi="宋体" w:cs="宋体"/>
                 <w:spacing w:val="200"/>
                 <w:kern w:val="0"/>
                 <w:sz w:val="20"/>
@@ -1370,14 +1358,14 @@
             </w:pPr>
             <w:r>
               <w:rPr>
-                <w:rFonts w:hint="eastAsia" w:asciiTheme="minorAscii" w:hAnsiTheme="minorAscii" w:eastAsiaTheme="minorEastAsia"/>
+                <w:rFonts w:asciiTheme="minorAscii" w:eastAsiaTheme="minorEastAsia" w:hAnsiTheme="minorAscii" w:hint="eastAsia"/>
                 <w:spacing w:val="0"/>
                 <w:kern w:val="0"/>
                 <w:sz w:val="21"/>
                 <w:vertAlign w:val="baseline"/>
                 <w:lang w:val="en-US" w:eastAsia="zh-CN"/>
               </w:rPr>
-              <w:t>强宇涛</w:t>
+              <w:t>程方</w:t>
             </w:r>
           </w:p>
         </w:tc>
@@ -1401,11 +1389,11 @@
               <w:adjustRightInd w:val="0"/>
               <w:snapToGrid w:val="0"/>
               <w:spacing w:before="173" w:line="229" w:lineRule="auto"/>
-              <w:ind w:left="0" w:leftChars="0" w:right="0" w:rightChars="0" w:firstLine="0" w:firstLineChars="0"/>
+              <w:ind w:left="0" w:right="0" w:firstLine="0" w:leftChars="0" w:rightChars="0" w:firstLineChars="0"/>
               <w:jc w:val="center"/>
               <w:textAlignment w:val="baseline"/>
               <w:rPr>
-                <w:rFonts w:ascii="宋体" w:hAnsi="宋体" w:eastAsia="宋体" w:cs="宋体"/>
+                <w:rFonts w:ascii="宋体" w:eastAsia="宋体" w:hAnsi="宋体" w:cs="宋体"/>
                 <w:spacing w:val="200"/>
                 <w:kern w:val="0"/>
                 <w:sz w:val="20"/>
@@ -1414,14 +1402,14 @@
             </w:pPr>
             <w:r>
               <w:rPr>
-                <w:rFonts w:hint="eastAsia" w:asciiTheme="minorAscii" w:hAnsiTheme="minorAscii" w:eastAsiaTheme="minorEastAsia"/>
+                <w:rFonts w:asciiTheme="minorAscii" w:eastAsiaTheme="minorEastAsia" w:hAnsiTheme="minorAscii" w:hint="eastAsia"/>
                 <w:spacing w:val="0"/>
                 <w:kern w:val="0"/>
                 <w:sz w:val="21"/>
                 <w:vertAlign w:val="baseline"/>
                 <w:lang w:val="en-US" w:eastAsia="zh-CN"/>
               </w:rPr>
-              <w:t>陈凯</w:t>
+              <w:t>茅建根</w:t>
             </w:r>
           </w:p>
         </w:tc>
@@ -1445,18 +1433,18 @@
               <w:adjustRightInd w:val="0"/>
               <w:snapToGrid w:val="0"/>
               <w:spacing w:before="173" w:line="229" w:lineRule="auto"/>
-              <w:ind w:left="0" w:leftChars="0" w:right="0" w:rightChars="0" w:firstLine="0" w:firstLineChars="0"/>
+              <w:ind w:left="0" w:right="0" w:firstLine="0" w:leftChars="0" w:rightChars="0" w:firstLineChars="0"/>
               <w:jc w:val="center"/>
               <w:textAlignment w:val="baseline"/>
               <w:rPr>
-                <w:rFonts w:ascii="宋体" w:hAnsi="宋体" w:eastAsia="宋体" w:cs="宋体"/>
+                <w:rFonts w:ascii="宋体" w:eastAsia="宋体" w:hAnsi="宋体" w:cs="宋体"/>
                 <w:sz w:val="20"/>
                 <w:szCs w:val="20"/>
               </w:rPr>
             </w:pPr>
             <w:r>
               <w:rPr>
-                <w:rFonts w:hint="eastAsia" w:asciiTheme="minorAscii" w:hAnsiTheme="minorAscii" w:eastAsiaTheme="minorEastAsia"/>
+                <w:rFonts w:asciiTheme="minorAscii" w:eastAsiaTheme="minorEastAsia" w:hAnsiTheme="minorAscii" w:hint="eastAsia"/>
                 <w:spacing w:val="0"/>
                 <w:kern w:val="0"/>
                 <w:sz w:val="21"/>
@@ -1470,14 +1458,9 @@
       </w:tr>
       <w:tr>
         <w:tblPrEx>
-          <w:tblBorders>
-            <w:top w:val="single" w:color="000000" w:sz="2" w:space="0"/>
-            <w:left w:val="single" w:color="000000" w:sz="2" w:space="0"/>
-            <w:bottom w:val="single" w:color="000000" w:sz="2" w:space="0"/>
-            <w:right w:val="single" w:color="000000" w:sz="2" w:space="0"/>
-            <w:insideH w:val="single" w:color="000000" w:sz="2" w:space="0"/>
-            <w:insideV w:val="single" w:color="000000" w:sz="2" w:space="0"/>
-          </w:tblBorders>
+          <w:tblW w:w="8214" w:type="dxa"/>
+          <w:jc w:val="center"/>
+          <w:tblLayout w:type="fixed"/>
           <w:tblCellMar>
             <w:top w:w="0" w:type="dxa"/>
             <w:left w:w="0" w:type="dxa"/>
@@ -1486,7 +1469,7 @@
           </w:tblCellMar>
         </w:tblPrEx>
         <w:trPr>
-          <w:trHeight w:val="556" w:hRule="atLeast"/>
+          <w:trHeight w:val="556"/>
           <w:jc w:val="center"/>
         </w:trPr>
         <w:tc>
@@ -1495,7 +1478,7 @@
           </w:tcPr>
           <w:p>
             <w:pPr>
-              <w:pStyle w:val="27"/>
+              <w:pStyle w:val="TableText"/>
               <w:keepNext w:val="0"/>
               <w:keepLines w:val="0"/>
               <w:pageBreakBefore w:val="0"/>
@@ -1509,7 +1492,7 @@
               <w:bidi w:val="0"/>
               <w:adjustRightInd w:val="0"/>
               <w:snapToGrid w:val="0"/>
-              <w:ind w:left="0" w:leftChars="0" w:right="0" w:rightChars="0" w:firstLine="0" w:firstLineChars="0"/>
+              <w:ind w:left="0" w:right="0" w:firstLine="0" w:leftChars="0" w:rightChars="0" w:firstLineChars="0"/>
               <w:jc w:val="center"/>
               <w:textAlignment w:val="baseline"/>
             </w:pPr>
@@ -1521,7 +1504,7 @@
           </w:tcPr>
           <w:p>
             <w:pPr>
-              <w:pStyle w:val="27"/>
+              <w:pStyle w:val="TableText"/>
               <w:keepNext w:val="0"/>
               <w:keepLines w:val="0"/>
               <w:pageBreakBefore w:val="0"/>
@@ -1535,7 +1518,7 @@
               <w:bidi w:val="0"/>
               <w:adjustRightInd w:val="0"/>
               <w:snapToGrid w:val="0"/>
-              <w:ind w:left="0" w:leftChars="0" w:right="0" w:rightChars="0" w:firstLine="0" w:firstLineChars="0"/>
+              <w:ind w:left="0" w:right="0" w:firstLine="0" w:leftChars="0" w:rightChars="0" w:firstLineChars="0"/>
               <w:jc w:val="center"/>
               <w:textAlignment w:val="baseline"/>
             </w:pPr>
@@ -1547,7 +1530,7 @@
           </w:tcPr>
           <w:p>
             <w:pPr>
-              <w:pStyle w:val="27"/>
+              <w:pStyle w:val="TableText"/>
               <w:keepNext w:val="0"/>
               <w:keepLines w:val="0"/>
               <w:pageBreakBefore w:val="0"/>
@@ -1561,7 +1544,7 @@
               <w:bidi w:val="0"/>
               <w:adjustRightInd w:val="0"/>
               <w:snapToGrid w:val="0"/>
-              <w:ind w:left="0" w:leftChars="0" w:right="0" w:rightChars="0" w:firstLine="0" w:firstLineChars="0"/>
+              <w:ind w:left="0" w:right="0" w:firstLine="0" w:leftChars="0" w:rightChars="0" w:firstLineChars="0"/>
               <w:jc w:val="center"/>
               <w:textAlignment w:val="baseline"/>
             </w:pPr>
@@ -1573,7 +1556,7 @@
           </w:tcPr>
           <w:p>
             <w:pPr>
-              <w:pStyle w:val="27"/>
+              <w:pStyle w:val="TableText"/>
               <w:keepNext w:val="0"/>
               <w:keepLines w:val="0"/>
               <w:pageBreakBefore w:val="0"/>
@@ -1587,7 +1570,7 @@
               <w:bidi w:val="0"/>
               <w:adjustRightInd w:val="0"/>
               <w:snapToGrid w:val="0"/>
-              <w:ind w:left="0" w:leftChars="0" w:right="0" w:rightChars="0" w:firstLine="0" w:firstLineChars="0"/>
+              <w:ind w:left="0" w:right="0" w:firstLine="0" w:leftChars="0" w:rightChars="0" w:firstLineChars="0"/>
               <w:jc w:val="center"/>
               <w:textAlignment w:val="baseline"/>
             </w:pPr>
@@ -1599,7 +1582,7 @@
           </w:tcPr>
           <w:p>
             <w:pPr>
-              <w:pStyle w:val="27"/>
+              <w:pStyle w:val="TableText"/>
               <w:keepNext w:val="0"/>
               <w:keepLines w:val="0"/>
               <w:pageBreakBefore w:val="0"/>
@@ -1613,7 +1596,7 @@
               <w:bidi w:val="0"/>
               <w:adjustRightInd w:val="0"/>
               <w:snapToGrid w:val="0"/>
-              <w:ind w:left="0" w:leftChars="0" w:right="0" w:rightChars="0" w:firstLine="0" w:firstLineChars="0"/>
+              <w:ind w:left="0" w:right="0" w:firstLine="0" w:leftChars="0" w:rightChars="0" w:firstLineChars="0"/>
               <w:jc w:val="center"/>
               <w:textAlignment w:val="baseline"/>
             </w:pPr>
@@ -1625,7 +1608,7 @@
           </w:tcPr>
           <w:p>
             <w:pPr>
-              <w:pStyle w:val="27"/>
+              <w:pStyle w:val="TableText"/>
               <w:keepNext w:val="0"/>
               <w:keepLines w:val="0"/>
               <w:pageBreakBefore w:val="0"/>
@@ -1639,7 +1622,7 @@
               <w:bidi w:val="0"/>
               <w:adjustRightInd w:val="0"/>
               <w:snapToGrid w:val="0"/>
-              <w:ind w:left="0" w:leftChars="0" w:right="0" w:rightChars="0" w:firstLine="0" w:firstLineChars="0"/>
+              <w:ind w:left="0" w:right="0" w:firstLine="0" w:leftChars="0" w:rightChars="0" w:firstLineChars="0"/>
               <w:jc w:val="center"/>
               <w:textAlignment w:val="baseline"/>
             </w:pPr>
@@ -1648,14 +1631,9 @@
       </w:tr>
       <w:tr>
         <w:tblPrEx>
-          <w:tblBorders>
-            <w:top w:val="single" w:color="000000" w:sz="2" w:space="0"/>
-            <w:left w:val="single" w:color="000000" w:sz="2" w:space="0"/>
-            <w:bottom w:val="single" w:color="000000" w:sz="2" w:space="0"/>
-            <w:right w:val="single" w:color="000000" w:sz="2" w:space="0"/>
-            <w:insideH w:val="single" w:color="000000" w:sz="2" w:space="0"/>
-            <w:insideV w:val="single" w:color="000000" w:sz="2" w:space="0"/>
-          </w:tblBorders>
+          <w:tblW w:w="8214" w:type="dxa"/>
+          <w:jc w:val="center"/>
+          <w:tblLayout w:type="fixed"/>
           <w:tblCellMar>
             <w:top w:w="0" w:type="dxa"/>
             <w:left w:w="0" w:type="dxa"/>
@@ -1664,7 +1642,7 @@
           </w:tblCellMar>
         </w:tblPrEx>
         <w:trPr>
-          <w:trHeight w:val="556" w:hRule="atLeast"/>
+          <w:trHeight w:val="556"/>
           <w:jc w:val="center"/>
         </w:trPr>
         <w:tc>
@@ -1673,7 +1651,7 @@
           </w:tcPr>
           <w:p>
             <w:pPr>
-              <w:pStyle w:val="27"/>
+              <w:pStyle w:val="TableText"/>
               <w:keepNext w:val="0"/>
               <w:keepLines w:val="0"/>
               <w:pageBreakBefore w:val="0"/>
@@ -1687,7 +1665,7 @@
               <w:bidi w:val="0"/>
               <w:adjustRightInd w:val="0"/>
               <w:snapToGrid w:val="0"/>
-              <w:ind w:left="0" w:leftChars="0" w:right="0" w:rightChars="0" w:firstLine="0" w:firstLineChars="0"/>
+              <w:ind w:left="0" w:right="0" w:firstLine="0" w:leftChars="0" w:rightChars="0" w:firstLineChars="0"/>
               <w:jc w:val="center"/>
               <w:textAlignment w:val="baseline"/>
             </w:pPr>
@@ -1699,7 +1677,7 @@
           </w:tcPr>
           <w:p>
             <w:pPr>
-              <w:pStyle w:val="27"/>
+              <w:pStyle w:val="TableText"/>
               <w:keepNext w:val="0"/>
               <w:keepLines w:val="0"/>
               <w:pageBreakBefore w:val="0"/>
@@ -1713,7 +1691,7 @@
               <w:bidi w:val="0"/>
               <w:adjustRightInd w:val="0"/>
               <w:snapToGrid w:val="0"/>
-              <w:ind w:left="0" w:leftChars="0" w:right="0" w:rightChars="0" w:firstLine="0" w:firstLineChars="0"/>
+              <w:ind w:left="0" w:right="0" w:firstLine="0" w:leftChars="0" w:rightChars="0" w:firstLineChars="0"/>
               <w:jc w:val="center"/>
               <w:textAlignment w:val="baseline"/>
             </w:pPr>
@@ -1725,7 +1703,7 @@
           </w:tcPr>
           <w:p>
             <w:pPr>
-              <w:pStyle w:val="27"/>
+              <w:pStyle w:val="TableText"/>
               <w:keepNext w:val="0"/>
               <w:keepLines w:val="0"/>
               <w:pageBreakBefore w:val="0"/>
@@ -1739,7 +1717,7 @@
               <w:bidi w:val="0"/>
               <w:adjustRightInd w:val="0"/>
               <w:snapToGrid w:val="0"/>
-              <w:ind w:left="0" w:leftChars="0" w:right="0" w:rightChars="0" w:firstLine="0" w:firstLineChars="0"/>
+              <w:ind w:left="0" w:right="0" w:firstLine="0" w:leftChars="0" w:rightChars="0" w:firstLineChars="0"/>
               <w:jc w:val="center"/>
               <w:textAlignment w:val="baseline"/>
             </w:pPr>
@@ -1751,7 +1729,7 @@
           </w:tcPr>
           <w:p>
             <w:pPr>
-              <w:pStyle w:val="27"/>
+              <w:pStyle w:val="TableText"/>
               <w:keepNext w:val="0"/>
               <w:keepLines w:val="0"/>
               <w:pageBreakBefore w:val="0"/>
@@ -1765,7 +1743,7 @@
               <w:bidi w:val="0"/>
               <w:adjustRightInd w:val="0"/>
               <w:snapToGrid w:val="0"/>
-              <w:ind w:left="0" w:leftChars="0" w:right="0" w:rightChars="0" w:firstLine="0" w:firstLineChars="0"/>
+              <w:ind w:left="0" w:right="0" w:firstLine="0" w:leftChars="0" w:rightChars="0" w:firstLineChars="0"/>
               <w:jc w:val="center"/>
               <w:textAlignment w:val="baseline"/>
             </w:pPr>
@@ -1777,7 +1755,7 @@
           </w:tcPr>
           <w:p>
             <w:pPr>
-              <w:pStyle w:val="27"/>
+              <w:pStyle w:val="TableText"/>
               <w:keepNext w:val="0"/>
               <w:keepLines w:val="0"/>
               <w:pageBreakBefore w:val="0"/>
@@ -1791,7 +1769,7 @@
               <w:bidi w:val="0"/>
               <w:adjustRightInd w:val="0"/>
               <w:snapToGrid w:val="0"/>
-              <w:ind w:left="0" w:leftChars="0" w:right="0" w:rightChars="0" w:firstLine="0" w:firstLineChars="0"/>
+              <w:ind w:left="0" w:right="0" w:firstLine="0" w:leftChars="0" w:rightChars="0" w:firstLineChars="0"/>
               <w:jc w:val="center"/>
               <w:textAlignment w:val="baseline"/>
             </w:pPr>
@@ -1803,7 +1781,7 @@
           </w:tcPr>
           <w:p>
             <w:pPr>
-              <w:pStyle w:val="27"/>
+              <w:pStyle w:val="TableText"/>
               <w:keepNext w:val="0"/>
               <w:keepLines w:val="0"/>
               <w:pageBreakBefore w:val="0"/>
@@ -1817,7 +1795,7 @@
               <w:bidi w:val="0"/>
               <w:adjustRightInd w:val="0"/>
               <w:snapToGrid w:val="0"/>
-              <w:ind w:left="0" w:leftChars="0" w:right="0" w:rightChars="0" w:firstLine="0" w:firstLineChars="0"/>
+              <w:ind w:left="0" w:right="0" w:firstLine="0" w:leftChars="0" w:rightChars="0" w:firstLineChars="0"/>
               <w:jc w:val="center"/>
               <w:textAlignment w:val="baseline"/>
             </w:pPr>
@@ -1826,14 +1804,9 @@
       </w:tr>
       <w:tr>
         <w:tblPrEx>
-          <w:tblBorders>
-            <w:top w:val="single" w:color="000000" w:sz="2" w:space="0"/>
-            <w:left w:val="single" w:color="000000" w:sz="2" w:space="0"/>
-            <w:bottom w:val="single" w:color="000000" w:sz="2" w:space="0"/>
-            <w:right w:val="single" w:color="000000" w:sz="2" w:space="0"/>
-            <w:insideH w:val="single" w:color="000000" w:sz="2" w:space="0"/>
-            <w:insideV w:val="single" w:color="000000" w:sz="2" w:space="0"/>
-          </w:tblBorders>
+          <w:tblW w:w="8214" w:type="dxa"/>
+          <w:jc w:val="center"/>
+          <w:tblLayout w:type="fixed"/>
           <w:tblCellMar>
             <w:top w:w="0" w:type="dxa"/>
             <w:left w:w="0" w:type="dxa"/>
@@ -1842,7 +1815,7 @@
           </w:tblCellMar>
         </w:tblPrEx>
         <w:trPr>
-          <w:trHeight w:val="557" w:hRule="atLeast"/>
+          <w:trHeight w:val="557"/>
           <w:jc w:val="center"/>
         </w:trPr>
         <w:tc>
@@ -1851,7 +1824,7 @@
           </w:tcPr>
           <w:p>
             <w:pPr>
-              <w:pStyle w:val="27"/>
+              <w:pStyle w:val="TableText"/>
               <w:keepNext w:val="0"/>
               <w:keepLines w:val="0"/>
               <w:pageBreakBefore w:val="0"/>
@@ -1865,7 +1838,7 @@
               <w:bidi w:val="0"/>
               <w:adjustRightInd w:val="0"/>
               <w:snapToGrid w:val="0"/>
-              <w:ind w:left="0" w:leftChars="0" w:right="0" w:rightChars="0" w:firstLine="0" w:firstLineChars="0"/>
+              <w:ind w:left="0" w:right="0" w:firstLine="0" w:leftChars="0" w:rightChars="0" w:firstLineChars="0"/>
               <w:jc w:val="center"/>
               <w:textAlignment w:val="baseline"/>
             </w:pPr>
@@ -1877,7 +1850,7 @@
           </w:tcPr>
           <w:p>
             <w:pPr>
-              <w:pStyle w:val="27"/>
+              <w:pStyle w:val="TableText"/>
               <w:keepNext w:val="0"/>
               <w:keepLines w:val="0"/>
               <w:pageBreakBefore w:val="0"/>
@@ -1891,7 +1864,7 @@
               <w:bidi w:val="0"/>
               <w:adjustRightInd w:val="0"/>
               <w:snapToGrid w:val="0"/>
-              <w:ind w:left="0" w:leftChars="0" w:right="0" w:rightChars="0" w:firstLine="0" w:firstLineChars="0"/>
+              <w:ind w:left="0" w:right="0" w:firstLine="0" w:leftChars="0" w:rightChars="0" w:firstLineChars="0"/>
               <w:jc w:val="center"/>
               <w:textAlignment w:val="baseline"/>
             </w:pPr>
@@ -1903,7 +1876,7 @@
           </w:tcPr>
           <w:p>
             <w:pPr>
-              <w:pStyle w:val="27"/>
+              <w:pStyle w:val="TableText"/>
               <w:keepNext w:val="0"/>
               <w:keepLines w:val="0"/>
               <w:pageBreakBefore w:val="0"/>
@@ -1917,7 +1890,7 @@
               <w:bidi w:val="0"/>
               <w:adjustRightInd w:val="0"/>
               <w:snapToGrid w:val="0"/>
-              <w:ind w:left="0" w:leftChars="0" w:right="0" w:rightChars="0" w:firstLine="0" w:firstLineChars="0"/>
+              <w:ind w:left="0" w:right="0" w:firstLine="0" w:leftChars="0" w:rightChars="0" w:firstLineChars="0"/>
               <w:jc w:val="center"/>
               <w:textAlignment w:val="baseline"/>
             </w:pPr>
@@ -1929,7 +1902,7 @@
           </w:tcPr>
           <w:p>
             <w:pPr>
-              <w:pStyle w:val="27"/>
+              <w:pStyle w:val="TableText"/>
               <w:keepNext w:val="0"/>
               <w:keepLines w:val="0"/>
               <w:pageBreakBefore w:val="0"/>
@@ -1943,7 +1916,7 @@
               <w:bidi w:val="0"/>
               <w:adjustRightInd w:val="0"/>
               <w:snapToGrid w:val="0"/>
-              <w:ind w:left="0" w:leftChars="0" w:right="0" w:rightChars="0" w:firstLine="0" w:firstLineChars="0"/>
+              <w:ind w:left="0" w:right="0" w:firstLine="0" w:leftChars="0" w:rightChars="0" w:firstLineChars="0"/>
               <w:jc w:val="center"/>
               <w:textAlignment w:val="baseline"/>
             </w:pPr>
@@ -1955,7 +1928,7 @@
           </w:tcPr>
           <w:p>
             <w:pPr>
-              <w:pStyle w:val="27"/>
+              <w:pStyle w:val="TableText"/>
               <w:keepNext w:val="0"/>
               <w:keepLines w:val="0"/>
               <w:pageBreakBefore w:val="0"/>
@@ -1969,7 +1942,7 @@
               <w:bidi w:val="0"/>
               <w:adjustRightInd w:val="0"/>
               <w:snapToGrid w:val="0"/>
-              <w:ind w:left="0" w:leftChars="0" w:right="0" w:rightChars="0" w:firstLine="0" w:firstLineChars="0"/>
+              <w:ind w:left="0" w:right="0" w:firstLine="0" w:leftChars="0" w:rightChars="0" w:firstLineChars="0"/>
               <w:jc w:val="center"/>
               <w:textAlignment w:val="baseline"/>
             </w:pPr>
@@ -1981,7 +1954,7 @@
           </w:tcPr>
           <w:p>
             <w:pPr>
-              <w:pStyle w:val="27"/>
+              <w:pStyle w:val="TableText"/>
               <w:keepNext w:val="0"/>
               <w:keepLines w:val="0"/>
               <w:pageBreakBefore w:val="0"/>
@@ -1995,7 +1968,7 @@
               <w:bidi w:val="0"/>
               <w:adjustRightInd w:val="0"/>
               <w:snapToGrid w:val="0"/>
-              <w:ind w:left="0" w:leftChars="0" w:right="0" w:rightChars="0" w:firstLine="0" w:firstLineChars="0"/>
+              <w:ind w:left="0" w:right="0" w:firstLine="0" w:leftChars="0" w:rightChars="0" w:firstLineChars="0"/>
               <w:jc w:val="center"/>
               <w:textAlignment w:val="baseline"/>
             </w:pPr>
@@ -2027,7 +2000,7 @@
     <w:sdt>
       <w:sdtPr>
         <w:rPr>
-          <w:rFonts w:ascii="宋体" w:hAnsi="宋体" w:eastAsia="宋体" w:cs="Arial"/>
+          <w:rFonts w:ascii="宋体" w:eastAsia="宋体" w:hAnsi="宋体" w:cs="Arial"/>
           <w:snapToGrid w:val="0"/>
           <w:color w:val="000000"/>
           <w:kern w:val="0"/>
@@ -2043,7 +2016,7 @@
       </w:sdtPr>
       <w:sdtEndPr>
         <w:rPr>
-          <w:rFonts w:hint="eastAsia" w:ascii="宋体" w:hAnsi="宋体" w:eastAsia="宋体" w:cs="宋体"/>
+          <w:rFonts w:ascii="宋体" w:eastAsia="宋体" w:hAnsi="宋体" w:cs="宋体" w:hint="eastAsia"/>
           <w:snapToGrid w:val="0"/>
           <w:color w:val="000000"/>
           <w:kern w:val="0"/>
@@ -2069,18 +2042,18 @@
             <w:adjustRightInd w:val="0"/>
             <w:snapToGrid w:val="0"/>
             <w:spacing w:before="0" w:beforeLines="0" w:after="0" w:afterLines="0" w:line="240" w:lineRule="auto"/>
-            <w:ind w:left="0" w:leftChars="0" w:right="0" w:rightChars="0" w:firstLine="0" w:firstLineChars="0"/>
+            <w:ind w:left="0" w:right="0" w:firstLine="0" w:leftChars="0" w:rightChars="0" w:firstLineChars="0"/>
             <w:jc w:val="center"/>
             <w:textAlignment w:val="baseline"/>
             <w:rPr>
-              <w:rFonts w:hint="eastAsia" w:ascii="宋体" w:hAnsi="宋体" w:eastAsia="宋体" w:cs="宋体"/>
+              <w:rFonts w:ascii="宋体" w:eastAsia="宋体" w:hAnsi="宋体" w:cs="宋体" w:hint="eastAsia"/>
               <w:sz w:val="24"/>
               <w:szCs w:val="24"/>
             </w:rPr>
           </w:pPr>
           <w:r>
             <w:rPr>
-              <w:rFonts w:hint="eastAsia" w:ascii="宋体" w:hAnsi="宋体" w:eastAsia="宋体" w:cs="宋体"/>
+              <w:rFonts w:ascii="宋体" w:eastAsia="宋体" w:hAnsi="宋体" w:cs="宋体" w:hint="eastAsia"/>
               <w:sz w:val="24"/>
               <w:szCs w:val="24"/>
             </w:rPr>
@@ -2089,14 +2062,14 @@
         </w:p>
         <w:p>
           <w:pPr>
-            <w:pStyle w:val="16"/>
+            <w:pStyle w:val="TOC1"/>
             <w:tabs>
               <w:tab w:val="right" w:leader="dot" w:pos="8306"/>
             </w:tabs>
           </w:pPr>
           <w:r>
             <w:rPr>
-              <w:rFonts w:hint="eastAsia" w:ascii="宋体" w:hAnsi="宋体" w:eastAsia="宋体" w:cs="宋体"/>
+              <w:rFonts w:ascii="宋体" w:eastAsia="宋体" w:hAnsi="宋体" w:cs="宋体" w:hint="eastAsia"/>
               <w:sz w:val="24"/>
               <w:szCs w:val="24"/>
             </w:rPr>
@@ -2104,7 +2077,7 @@
           </w:r>
           <w:r>
             <w:rPr>
-              <w:rFonts w:hint="eastAsia" w:ascii="宋体" w:hAnsi="宋体" w:eastAsia="宋体" w:cs="宋体"/>
+              <w:rFonts w:ascii="宋体" w:eastAsia="宋体" w:hAnsi="宋体" w:cs="宋体" w:hint="eastAsia"/>
               <w:sz w:val="24"/>
               <w:szCs w:val="24"/>
             </w:rPr>
@@ -2112,7 +2085,7 @@
           </w:r>
           <w:r>
             <w:rPr>
-              <w:rFonts w:hint="eastAsia" w:ascii="宋体" w:hAnsi="宋体" w:eastAsia="宋体" w:cs="宋体"/>
+              <w:rFonts w:ascii="宋体" w:eastAsia="宋体" w:hAnsi="宋体" w:cs="宋体" w:hint="eastAsia"/>
               <w:sz w:val="24"/>
               <w:szCs w:val="24"/>
             </w:rPr>
@@ -2120,21 +2093,21 @@
           </w:r>
           <w:r>
             <w:rPr>
-              <w:rFonts w:hint="eastAsia" w:ascii="宋体" w:hAnsi="宋体" w:eastAsia="宋体" w:cs="宋体"/>
+              <w:rFonts w:ascii="宋体" w:eastAsia="宋体" w:hAnsi="宋体" w:cs="宋体" w:hint="eastAsia"/>
               <w:szCs w:val="24"/>
             </w:rPr>
             <w:fldChar w:fldCharType="begin"/>
           </w:r>
           <w:r>
             <w:rPr>
-              <w:rFonts w:hint="eastAsia" w:ascii="宋体" w:hAnsi="宋体" w:eastAsia="宋体" w:cs="宋体"/>
+              <w:rFonts w:ascii="宋体" w:eastAsia="宋体" w:hAnsi="宋体" w:cs="宋体" w:hint="eastAsia"/>
               <w:szCs w:val="24"/>
             </w:rPr>
             <w:instrText xml:space="preserve"> HYPERLINK \l _Toc10906 </w:instrText>
           </w:r>
           <w:r>
             <w:rPr>
-              <w:rFonts w:hint="eastAsia" w:ascii="宋体" w:hAnsi="宋体" w:eastAsia="宋体" w:cs="宋体"/>
+              <w:rFonts w:ascii="宋体" w:eastAsia="宋体" w:hAnsi="宋体" w:cs="宋体" w:hint="eastAsia"/>
               <w:szCs w:val="24"/>
             </w:rPr>
             <w:fldChar w:fldCharType="separate"/>
@@ -2166,7 +2139,7 @@
           </w:r>
           <w:r>
             <w:rPr>
-              <w:rFonts w:hint="eastAsia" w:ascii="宋体" w:hAnsi="宋体" w:eastAsia="宋体" w:cs="宋体"/>
+              <w:rFonts w:ascii="宋体" w:eastAsia="宋体" w:hAnsi="宋体" w:cs="宋体" w:hint="eastAsia"/>
               <w:szCs w:val="24"/>
             </w:rPr>
             <w:fldChar w:fldCharType="end"/>
@@ -2174,28 +2147,28 @@
         </w:p>
         <w:p>
           <w:pPr>
-            <w:pStyle w:val="16"/>
+            <w:pStyle w:val="TOC1"/>
             <w:tabs>
               <w:tab w:val="right" w:leader="dot" w:pos="8306"/>
             </w:tabs>
           </w:pPr>
           <w:r>
             <w:rPr>
-              <w:rFonts w:hint="eastAsia" w:ascii="宋体" w:hAnsi="宋体" w:eastAsia="宋体" w:cs="宋体"/>
+              <w:rFonts w:ascii="宋体" w:eastAsia="宋体" w:hAnsi="宋体" w:cs="宋体" w:hint="eastAsia"/>
               <w:szCs w:val="24"/>
             </w:rPr>
             <w:fldChar w:fldCharType="begin"/>
           </w:r>
           <w:r>
             <w:rPr>
-              <w:rFonts w:hint="eastAsia" w:ascii="宋体" w:hAnsi="宋体" w:eastAsia="宋体" w:cs="宋体"/>
+              <w:rFonts w:ascii="宋体" w:eastAsia="宋体" w:hAnsi="宋体" w:cs="宋体" w:hint="eastAsia"/>
               <w:szCs w:val="24"/>
             </w:rPr>
             <w:instrText xml:space="preserve"> HYPERLINK \l _Toc32623 </w:instrText>
           </w:r>
           <w:r>
             <w:rPr>
-              <w:rFonts w:hint="eastAsia" w:ascii="宋体" w:hAnsi="宋体" w:eastAsia="宋体" w:cs="宋体"/>
+              <w:rFonts w:ascii="宋体" w:eastAsia="宋体" w:hAnsi="宋体" w:cs="宋体" w:hint="eastAsia"/>
               <w:szCs w:val="24"/>
             </w:rPr>
             <w:fldChar w:fldCharType="separate"/>
@@ -2227,7 +2200,7 @@
           </w:r>
           <w:r>
             <w:rPr>
-              <w:rFonts w:hint="eastAsia" w:ascii="宋体" w:hAnsi="宋体" w:eastAsia="宋体" w:cs="宋体"/>
+              <w:rFonts w:ascii="宋体" w:eastAsia="宋体" w:hAnsi="宋体" w:cs="宋体" w:hint="eastAsia"/>
               <w:szCs w:val="24"/>
             </w:rPr>
             <w:fldChar w:fldCharType="end"/>
@@ -2235,28 +2208,28 @@
         </w:p>
         <w:p>
           <w:pPr>
-            <w:pStyle w:val="16"/>
+            <w:pStyle w:val="TOC1"/>
             <w:tabs>
               <w:tab w:val="right" w:leader="dot" w:pos="8306"/>
             </w:tabs>
           </w:pPr>
           <w:r>
             <w:rPr>
-              <w:rFonts w:hint="eastAsia" w:ascii="宋体" w:hAnsi="宋体" w:eastAsia="宋体" w:cs="宋体"/>
+              <w:rFonts w:ascii="宋体" w:eastAsia="宋体" w:hAnsi="宋体" w:cs="宋体" w:hint="eastAsia"/>
               <w:szCs w:val="24"/>
             </w:rPr>
             <w:fldChar w:fldCharType="begin"/>
           </w:r>
           <w:r>
             <w:rPr>
-              <w:rFonts w:hint="eastAsia" w:ascii="宋体" w:hAnsi="宋体" w:eastAsia="宋体" w:cs="宋体"/>
+              <w:rFonts w:ascii="宋体" w:eastAsia="宋体" w:hAnsi="宋体" w:cs="宋体" w:hint="eastAsia"/>
               <w:szCs w:val="24"/>
             </w:rPr>
             <w:instrText xml:space="preserve"> HYPERLINK \l _Toc8158 </w:instrText>
           </w:r>
           <w:r>
             <w:rPr>
-              <w:rFonts w:hint="eastAsia" w:ascii="宋体" w:hAnsi="宋体" w:eastAsia="宋体" w:cs="宋体"/>
+              <w:rFonts w:ascii="宋体" w:eastAsia="宋体" w:hAnsi="宋体" w:cs="宋体" w:hint="eastAsia"/>
               <w:szCs w:val="24"/>
             </w:rPr>
             <w:fldChar w:fldCharType="separate"/>
@@ -2288,7 +2261,7 @@
           </w:r>
           <w:r>
             <w:rPr>
-              <w:rFonts w:hint="eastAsia" w:ascii="宋体" w:hAnsi="宋体" w:eastAsia="宋体" w:cs="宋体"/>
+              <w:rFonts w:ascii="宋体" w:eastAsia="宋体" w:hAnsi="宋体" w:cs="宋体" w:hint="eastAsia"/>
               <w:szCs w:val="24"/>
             </w:rPr>
             <w:fldChar w:fldCharType="end"/>
@@ -2296,28 +2269,28 @@
         </w:p>
         <w:p>
           <w:pPr>
-            <w:pStyle w:val="17"/>
+            <w:pStyle w:val="TOC2"/>
             <w:tabs>
               <w:tab w:val="right" w:leader="dot" w:pos="8306"/>
             </w:tabs>
           </w:pPr>
           <w:r>
             <w:rPr>
-              <w:rFonts w:hint="eastAsia" w:ascii="宋体" w:hAnsi="宋体" w:eastAsia="宋体" w:cs="宋体"/>
+              <w:rFonts w:ascii="宋体" w:eastAsia="宋体" w:hAnsi="宋体" w:cs="宋体" w:hint="eastAsia"/>
               <w:szCs w:val="24"/>
             </w:rPr>
             <w:fldChar w:fldCharType="begin"/>
           </w:r>
           <w:r>
             <w:rPr>
-              <w:rFonts w:hint="eastAsia" w:ascii="宋体" w:hAnsi="宋体" w:eastAsia="宋体" w:cs="宋体"/>
+              <w:rFonts w:ascii="宋体" w:eastAsia="宋体" w:hAnsi="宋体" w:cs="宋体" w:hint="eastAsia"/>
               <w:szCs w:val="24"/>
             </w:rPr>
             <w:instrText xml:space="preserve"> HYPERLINK \l _Toc22649 </w:instrText>
           </w:r>
           <w:r>
             <w:rPr>
-              <w:rFonts w:hint="eastAsia" w:ascii="宋体" w:hAnsi="宋体" w:eastAsia="宋体" w:cs="宋体"/>
+              <w:rFonts w:ascii="宋体" w:eastAsia="宋体" w:hAnsi="宋体" w:cs="宋体" w:hint="eastAsia"/>
               <w:szCs w:val="24"/>
             </w:rPr>
             <w:fldChar w:fldCharType="separate"/>
@@ -2349,7 +2322,7 @@
           </w:r>
           <w:r>
             <w:rPr>
-              <w:rFonts w:hint="eastAsia" w:ascii="宋体" w:hAnsi="宋体" w:eastAsia="宋体" w:cs="宋体"/>
+              <w:rFonts w:ascii="宋体" w:eastAsia="宋体" w:hAnsi="宋体" w:cs="宋体" w:hint="eastAsia"/>
               <w:szCs w:val="24"/>
             </w:rPr>
             <w:fldChar w:fldCharType="end"/>
@@ -2357,28 +2330,28 @@
         </w:p>
         <w:p>
           <w:pPr>
-            <w:pStyle w:val="17"/>
+            <w:pStyle w:val="TOC2"/>
             <w:tabs>
               <w:tab w:val="right" w:leader="dot" w:pos="8306"/>
             </w:tabs>
           </w:pPr>
           <w:r>
             <w:rPr>
-              <w:rFonts w:hint="eastAsia" w:ascii="宋体" w:hAnsi="宋体" w:eastAsia="宋体" w:cs="宋体"/>
+              <w:rFonts w:ascii="宋体" w:eastAsia="宋体" w:hAnsi="宋体" w:cs="宋体" w:hint="eastAsia"/>
               <w:szCs w:val="24"/>
             </w:rPr>
             <w:fldChar w:fldCharType="begin"/>
           </w:r>
           <w:r>
             <w:rPr>
-              <w:rFonts w:hint="eastAsia" w:ascii="宋体" w:hAnsi="宋体" w:eastAsia="宋体" w:cs="宋体"/>
+              <w:rFonts w:ascii="宋体" w:eastAsia="宋体" w:hAnsi="宋体" w:cs="宋体" w:hint="eastAsia"/>
               <w:szCs w:val="24"/>
             </w:rPr>
             <w:instrText xml:space="preserve"> HYPERLINK \l _Toc15589 </w:instrText>
           </w:r>
           <w:r>
             <w:rPr>
-              <w:rFonts w:hint="eastAsia" w:ascii="宋体" w:hAnsi="宋体" w:eastAsia="宋体" w:cs="宋体"/>
+              <w:rFonts w:ascii="宋体" w:eastAsia="宋体" w:hAnsi="宋体" w:cs="宋体" w:hint="eastAsia"/>
               <w:szCs w:val="24"/>
             </w:rPr>
             <w:fldChar w:fldCharType="separate"/>
@@ -2410,7 +2383,7 @@
           </w:r>
           <w:r>
             <w:rPr>
-              <w:rFonts w:hint="eastAsia" w:ascii="宋体" w:hAnsi="宋体" w:eastAsia="宋体" w:cs="宋体"/>
+              <w:rFonts w:ascii="宋体" w:eastAsia="宋体" w:hAnsi="宋体" w:cs="宋体" w:hint="eastAsia"/>
               <w:szCs w:val="24"/>
             </w:rPr>
             <w:fldChar w:fldCharType="end"/>
@@ -2418,28 +2391,28 @@
         </w:p>
         <w:p>
           <w:pPr>
-            <w:pStyle w:val="16"/>
+            <w:pStyle w:val="TOC1"/>
             <w:tabs>
               <w:tab w:val="right" w:leader="dot" w:pos="8306"/>
             </w:tabs>
           </w:pPr>
           <w:r>
             <w:rPr>
-              <w:rFonts w:hint="eastAsia" w:ascii="宋体" w:hAnsi="宋体" w:eastAsia="宋体" w:cs="宋体"/>
+              <w:rFonts w:ascii="宋体" w:eastAsia="宋体" w:hAnsi="宋体" w:cs="宋体" w:hint="eastAsia"/>
               <w:szCs w:val="24"/>
             </w:rPr>
             <w:fldChar w:fldCharType="begin"/>
           </w:r>
           <w:r>
             <w:rPr>
-              <w:rFonts w:hint="eastAsia" w:ascii="宋体" w:hAnsi="宋体" w:eastAsia="宋体" w:cs="宋体"/>
+              <w:rFonts w:ascii="宋体" w:eastAsia="宋体" w:hAnsi="宋体" w:cs="宋体" w:hint="eastAsia"/>
               <w:szCs w:val="24"/>
             </w:rPr>
             <w:instrText xml:space="preserve"> HYPERLINK \l _Toc4376 </w:instrText>
           </w:r>
           <w:r>
             <w:rPr>
-              <w:rFonts w:hint="eastAsia" w:ascii="宋体" w:hAnsi="宋体" w:eastAsia="宋体" w:cs="宋体"/>
+              <w:rFonts w:ascii="宋体" w:eastAsia="宋体" w:hAnsi="宋体" w:cs="宋体" w:hint="eastAsia"/>
               <w:szCs w:val="24"/>
             </w:rPr>
             <w:fldChar w:fldCharType="separate"/>
@@ -2471,7 +2444,7 @@
           </w:r>
           <w:r>
             <w:rPr>
-              <w:rFonts w:hint="eastAsia" w:ascii="宋体" w:hAnsi="宋体" w:eastAsia="宋体" w:cs="宋体"/>
+              <w:rFonts w:ascii="宋体" w:eastAsia="宋体" w:hAnsi="宋体" w:cs="宋体" w:hint="eastAsia"/>
               <w:szCs w:val="24"/>
             </w:rPr>
             <w:fldChar w:fldCharType="end"/>
@@ -2479,28 +2452,28 @@
         </w:p>
         <w:p>
           <w:pPr>
-            <w:pStyle w:val="17"/>
+            <w:pStyle w:val="TOC2"/>
             <w:tabs>
               <w:tab w:val="right" w:leader="dot" w:pos="8306"/>
             </w:tabs>
           </w:pPr>
           <w:r>
             <w:rPr>
-              <w:rFonts w:hint="eastAsia" w:ascii="宋体" w:hAnsi="宋体" w:eastAsia="宋体" w:cs="宋体"/>
+              <w:rFonts w:ascii="宋体" w:eastAsia="宋体" w:hAnsi="宋体" w:cs="宋体" w:hint="eastAsia"/>
               <w:szCs w:val="24"/>
             </w:rPr>
             <w:fldChar w:fldCharType="begin"/>
           </w:r>
           <w:r>
             <w:rPr>
-              <w:rFonts w:hint="eastAsia" w:ascii="宋体" w:hAnsi="宋体" w:eastAsia="宋体" w:cs="宋体"/>
+              <w:rFonts w:ascii="宋体" w:eastAsia="宋体" w:hAnsi="宋体" w:cs="宋体" w:hint="eastAsia"/>
               <w:szCs w:val="24"/>
             </w:rPr>
             <w:instrText xml:space="preserve"> HYPERLINK \l _Toc19335 </w:instrText>
           </w:r>
           <w:r>
             <w:rPr>
-              <w:rFonts w:hint="eastAsia" w:ascii="宋体" w:hAnsi="宋体" w:eastAsia="宋体" w:cs="宋体"/>
+              <w:rFonts w:ascii="宋体" w:eastAsia="宋体" w:hAnsi="宋体" w:cs="宋体" w:hint="eastAsia"/>
               <w:szCs w:val="24"/>
             </w:rPr>
             <w:fldChar w:fldCharType="separate"/>
@@ -2532,7 +2505,7 @@
           </w:r>
           <w:r>
             <w:rPr>
-              <w:rFonts w:hint="eastAsia" w:ascii="宋体" w:hAnsi="宋体" w:eastAsia="宋体" w:cs="宋体"/>
+              <w:rFonts w:ascii="宋体" w:eastAsia="宋体" w:hAnsi="宋体" w:cs="宋体" w:hint="eastAsia"/>
               <w:szCs w:val="24"/>
             </w:rPr>
             <w:fldChar w:fldCharType="end"/>
@@ -2540,28 +2513,28 @@
         </w:p>
         <w:p>
           <w:pPr>
-            <w:pStyle w:val="17"/>
+            <w:pStyle w:val="TOC2"/>
             <w:tabs>
               <w:tab w:val="right" w:leader="dot" w:pos="8306"/>
             </w:tabs>
           </w:pPr>
           <w:r>
             <w:rPr>
-              <w:rFonts w:hint="eastAsia" w:ascii="宋体" w:hAnsi="宋体" w:eastAsia="宋体" w:cs="宋体"/>
+              <w:rFonts w:ascii="宋体" w:eastAsia="宋体" w:hAnsi="宋体" w:cs="宋体" w:hint="eastAsia"/>
               <w:szCs w:val="24"/>
             </w:rPr>
             <w:fldChar w:fldCharType="begin"/>
           </w:r>
           <w:r>
             <w:rPr>
-              <w:rFonts w:hint="eastAsia" w:ascii="宋体" w:hAnsi="宋体" w:eastAsia="宋体" w:cs="宋体"/>
+              <w:rFonts w:ascii="宋体" w:eastAsia="宋体" w:hAnsi="宋体" w:cs="宋体" w:hint="eastAsia"/>
               <w:szCs w:val="24"/>
             </w:rPr>
             <w:instrText xml:space="preserve"> HYPERLINK \l _Toc1235 </w:instrText>
           </w:r>
           <w:r>
             <w:rPr>
-              <w:rFonts w:hint="eastAsia" w:ascii="宋体" w:hAnsi="宋体" w:eastAsia="宋体" w:cs="宋体"/>
+              <w:rFonts w:ascii="宋体" w:eastAsia="宋体" w:hAnsi="宋体" w:cs="宋体" w:hint="eastAsia"/>
               <w:szCs w:val="24"/>
             </w:rPr>
             <w:fldChar w:fldCharType="separate"/>
@@ -2593,7 +2566,7 @@
           </w:r>
           <w:r>
             <w:rPr>
-              <w:rFonts w:hint="eastAsia" w:ascii="宋体" w:hAnsi="宋体" w:eastAsia="宋体" w:cs="宋体"/>
+              <w:rFonts w:ascii="宋体" w:eastAsia="宋体" w:hAnsi="宋体" w:cs="宋体" w:hint="eastAsia"/>
               <w:szCs w:val="24"/>
             </w:rPr>
             <w:fldChar w:fldCharType="end"/>
@@ -2601,28 +2574,28 @@
         </w:p>
         <w:p>
           <w:pPr>
-            <w:pStyle w:val="17"/>
+            <w:pStyle w:val="TOC2"/>
             <w:tabs>
               <w:tab w:val="right" w:leader="dot" w:pos="8306"/>
             </w:tabs>
           </w:pPr>
           <w:r>
             <w:rPr>
-              <w:rFonts w:hint="eastAsia" w:ascii="宋体" w:hAnsi="宋体" w:eastAsia="宋体" w:cs="宋体"/>
+              <w:rFonts w:ascii="宋体" w:eastAsia="宋体" w:hAnsi="宋体" w:cs="宋体" w:hint="eastAsia"/>
               <w:szCs w:val="24"/>
             </w:rPr>
             <w:fldChar w:fldCharType="begin"/>
           </w:r>
           <w:r>
             <w:rPr>
-              <w:rFonts w:hint="eastAsia" w:ascii="宋体" w:hAnsi="宋体" w:eastAsia="宋体" w:cs="宋体"/>
+              <w:rFonts w:ascii="宋体" w:eastAsia="宋体" w:hAnsi="宋体" w:cs="宋体" w:hint="eastAsia"/>
               <w:szCs w:val="24"/>
             </w:rPr>
             <w:instrText xml:space="preserve"> HYPERLINK \l _Toc13844 </w:instrText>
           </w:r>
           <w:r>
             <w:rPr>
-              <w:rFonts w:hint="eastAsia" w:ascii="宋体" w:hAnsi="宋体" w:eastAsia="宋体" w:cs="宋体"/>
+              <w:rFonts w:ascii="宋体" w:eastAsia="宋体" w:hAnsi="宋体" w:cs="宋体" w:hint="eastAsia"/>
               <w:szCs w:val="24"/>
             </w:rPr>
             <w:fldChar w:fldCharType="separate"/>
@@ -2654,7 +2627,7 @@
           </w:r>
           <w:r>
             <w:rPr>
-              <w:rFonts w:hint="eastAsia" w:ascii="宋体" w:hAnsi="宋体" w:eastAsia="宋体" w:cs="宋体"/>
+              <w:rFonts w:ascii="宋体" w:eastAsia="宋体" w:hAnsi="宋体" w:cs="宋体" w:hint="eastAsia"/>
               <w:szCs w:val="24"/>
             </w:rPr>
             <w:fldChar w:fldCharType="end"/>
@@ -2662,28 +2635,28 @@
         </w:p>
         <w:p>
           <w:pPr>
-            <w:pStyle w:val="16"/>
+            <w:pStyle w:val="TOC1"/>
             <w:tabs>
               <w:tab w:val="right" w:leader="dot" w:pos="8306"/>
             </w:tabs>
           </w:pPr>
           <w:r>
             <w:rPr>
-              <w:rFonts w:hint="eastAsia" w:ascii="宋体" w:hAnsi="宋体" w:eastAsia="宋体" w:cs="宋体"/>
+              <w:rFonts w:ascii="宋体" w:eastAsia="宋体" w:hAnsi="宋体" w:cs="宋体" w:hint="eastAsia"/>
               <w:szCs w:val="24"/>
             </w:rPr>
             <w:fldChar w:fldCharType="begin"/>
           </w:r>
           <w:r>
             <w:rPr>
-              <w:rFonts w:hint="eastAsia" w:ascii="宋体" w:hAnsi="宋体" w:eastAsia="宋体" w:cs="宋体"/>
+              <w:rFonts w:ascii="宋体" w:eastAsia="宋体" w:hAnsi="宋体" w:cs="宋体" w:hint="eastAsia"/>
               <w:szCs w:val="24"/>
             </w:rPr>
             <w:instrText xml:space="preserve"> HYPERLINK \l _Toc1554 </w:instrText>
           </w:r>
           <w:r>
             <w:rPr>
-              <w:rFonts w:hint="eastAsia" w:ascii="宋体" w:hAnsi="宋体" w:eastAsia="宋体" w:cs="宋体"/>
+              <w:rFonts w:ascii="宋体" w:eastAsia="宋体" w:hAnsi="宋体" w:cs="宋体" w:hint="eastAsia"/>
               <w:szCs w:val="24"/>
             </w:rPr>
             <w:fldChar w:fldCharType="separate"/>
@@ -2715,7 +2688,7 @@
           </w:r>
           <w:r>
             <w:rPr>
-              <w:rFonts w:hint="eastAsia" w:ascii="宋体" w:hAnsi="宋体" w:eastAsia="宋体" w:cs="宋体"/>
+              <w:rFonts w:ascii="宋体" w:eastAsia="宋体" w:hAnsi="宋体" w:cs="宋体" w:hint="eastAsia"/>
               <w:szCs w:val="24"/>
             </w:rPr>
             <w:fldChar w:fldCharType="end"/>
@@ -2723,28 +2696,28 @@
         </w:p>
         <w:p>
           <w:pPr>
-            <w:pStyle w:val="16"/>
+            <w:pStyle w:val="TOC1"/>
             <w:tabs>
               <w:tab w:val="right" w:leader="dot" w:pos="8306"/>
             </w:tabs>
           </w:pPr>
           <w:r>
             <w:rPr>
-              <w:rFonts w:hint="eastAsia" w:ascii="宋体" w:hAnsi="宋体" w:eastAsia="宋体" w:cs="宋体"/>
+              <w:rFonts w:ascii="宋体" w:eastAsia="宋体" w:hAnsi="宋体" w:cs="宋体" w:hint="eastAsia"/>
               <w:szCs w:val="24"/>
             </w:rPr>
             <w:fldChar w:fldCharType="begin"/>
           </w:r>
           <w:r>
             <w:rPr>
-              <w:rFonts w:hint="eastAsia" w:ascii="宋体" w:hAnsi="宋体" w:eastAsia="宋体" w:cs="宋体"/>
+              <w:rFonts w:ascii="宋体" w:eastAsia="宋体" w:hAnsi="宋体" w:cs="宋体" w:hint="eastAsia"/>
               <w:szCs w:val="24"/>
             </w:rPr>
             <w:instrText xml:space="preserve"> HYPERLINK \l _Toc14661 </w:instrText>
           </w:r>
           <w:r>
             <w:rPr>
-              <w:rFonts w:hint="eastAsia" w:ascii="宋体" w:hAnsi="宋体" w:eastAsia="宋体" w:cs="宋体"/>
+              <w:rFonts w:ascii="宋体" w:eastAsia="宋体" w:hAnsi="宋体" w:cs="宋体" w:hint="eastAsia"/>
               <w:szCs w:val="24"/>
             </w:rPr>
             <w:fldChar w:fldCharType="separate"/>
@@ -2776,7 +2749,7 @@
           </w:r>
           <w:r>
             <w:rPr>
-              <w:rFonts w:hint="eastAsia" w:ascii="宋体" w:hAnsi="宋体" w:eastAsia="宋体" w:cs="宋体"/>
+              <w:rFonts w:ascii="宋体" w:eastAsia="宋体" w:hAnsi="宋体" w:cs="宋体" w:hint="eastAsia"/>
               <w:szCs w:val="24"/>
             </w:rPr>
             <w:fldChar w:fldCharType="end"/>
@@ -2784,28 +2757,28 @@
         </w:p>
         <w:p>
           <w:pPr>
-            <w:pStyle w:val="17"/>
+            <w:pStyle w:val="TOC2"/>
             <w:tabs>
               <w:tab w:val="right" w:leader="dot" w:pos="8306"/>
             </w:tabs>
           </w:pPr>
           <w:r>
             <w:rPr>
-              <w:rFonts w:hint="eastAsia" w:ascii="宋体" w:hAnsi="宋体" w:eastAsia="宋体" w:cs="宋体"/>
+              <w:rFonts w:ascii="宋体" w:eastAsia="宋体" w:hAnsi="宋体" w:cs="宋体" w:hint="eastAsia"/>
               <w:szCs w:val="24"/>
             </w:rPr>
             <w:fldChar w:fldCharType="begin"/>
           </w:r>
           <w:r>
             <w:rPr>
-              <w:rFonts w:hint="eastAsia" w:ascii="宋体" w:hAnsi="宋体" w:eastAsia="宋体" w:cs="宋体"/>
+              <w:rFonts w:ascii="宋体" w:eastAsia="宋体" w:hAnsi="宋体" w:cs="宋体" w:hint="eastAsia"/>
               <w:szCs w:val="24"/>
             </w:rPr>
             <w:instrText xml:space="preserve"> HYPERLINK \l _Toc2772 </w:instrText>
           </w:r>
           <w:r>
             <w:rPr>
-              <w:rFonts w:hint="eastAsia" w:ascii="宋体" w:hAnsi="宋体" w:eastAsia="宋体" w:cs="宋体"/>
+              <w:rFonts w:ascii="宋体" w:eastAsia="宋体" w:hAnsi="宋体" w:cs="宋体" w:hint="eastAsia"/>
               <w:szCs w:val="24"/>
             </w:rPr>
             <w:fldChar w:fldCharType="separate"/>
@@ -2837,7 +2810,7 @@
           </w:r>
           <w:r>
             <w:rPr>
-              <w:rFonts w:hint="eastAsia" w:ascii="宋体" w:hAnsi="宋体" w:eastAsia="宋体" w:cs="宋体"/>
+              <w:rFonts w:ascii="宋体" w:eastAsia="宋体" w:hAnsi="宋体" w:cs="宋体" w:hint="eastAsia"/>
               <w:szCs w:val="24"/>
             </w:rPr>
             <w:fldChar w:fldCharType="end"/>
@@ -2845,28 +2818,28 @@
         </w:p>
         <w:p>
           <w:pPr>
-            <w:pStyle w:val="17"/>
+            <w:pStyle w:val="TOC2"/>
             <w:tabs>
               <w:tab w:val="right" w:leader="dot" w:pos="8306"/>
             </w:tabs>
           </w:pPr>
           <w:r>
             <w:rPr>
-              <w:rFonts w:hint="eastAsia" w:ascii="宋体" w:hAnsi="宋体" w:eastAsia="宋体" w:cs="宋体"/>
+              <w:rFonts w:ascii="宋体" w:eastAsia="宋体" w:hAnsi="宋体" w:cs="宋体" w:hint="eastAsia"/>
               <w:szCs w:val="24"/>
             </w:rPr>
             <w:fldChar w:fldCharType="begin"/>
           </w:r>
           <w:r>
             <w:rPr>
-              <w:rFonts w:hint="eastAsia" w:ascii="宋体" w:hAnsi="宋体" w:eastAsia="宋体" w:cs="宋体"/>
+              <w:rFonts w:ascii="宋体" w:eastAsia="宋体" w:hAnsi="宋体" w:cs="宋体" w:hint="eastAsia"/>
               <w:szCs w:val="24"/>
             </w:rPr>
             <w:instrText xml:space="preserve"> HYPERLINK \l _Toc5791 </w:instrText>
           </w:r>
           <w:r>
             <w:rPr>
-              <w:rFonts w:hint="eastAsia" w:ascii="宋体" w:hAnsi="宋体" w:eastAsia="宋体" w:cs="宋体"/>
+              <w:rFonts w:ascii="宋体" w:eastAsia="宋体" w:hAnsi="宋体" w:cs="宋体" w:hint="eastAsia"/>
               <w:szCs w:val="24"/>
             </w:rPr>
             <w:fldChar w:fldCharType="separate"/>
@@ -2898,7 +2871,7 @@
           </w:r>
           <w:r>
             <w:rPr>
-              <w:rFonts w:hint="eastAsia" w:ascii="宋体" w:hAnsi="宋体" w:eastAsia="宋体" w:cs="宋体"/>
+              <w:rFonts w:ascii="宋体" w:eastAsia="宋体" w:hAnsi="宋体" w:cs="宋体" w:hint="eastAsia"/>
               <w:szCs w:val="24"/>
             </w:rPr>
             <w:fldChar w:fldCharType="end"/>
@@ -2906,28 +2879,28 @@
         </w:p>
         <w:p>
           <w:pPr>
-            <w:pStyle w:val="16"/>
+            <w:pStyle w:val="TOC1"/>
             <w:tabs>
               <w:tab w:val="right" w:leader="dot" w:pos="8306"/>
             </w:tabs>
           </w:pPr>
           <w:r>
             <w:rPr>
-              <w:rFonts w:hint="eastAsia" w:ascii="宋体" w:hAnsi="宋体" w:eastAsia="宋体" w:cs="宋体"/>
+              <w:rFonts w:ascii="宋体" w:eastAsia="宋体" w:hAnsi="宋体" w:cs="宋体" w:hint="eastAsia"/>
               <w:szCs w:val="24"/>
             </w:rPr>
             <w:fldChar w:fldCharType="begin"/>
           </w:r>
           <w:r>
             <w:rPr>
-              <w:rFonts w:hint="eastAsia" w:ascii="宋体" w:hAnsi="宋体" w:eastAsia="宋体" w:cs="宋体"/>
+              <w:rFonts w:ascii="宋体" w:eastAsia="宋体" w:hAnsi="宋体" w:cs="宋体" w:hint="eastAsia"/>
               <w:szCs w:val="24"/>
             </w:rPr>
             <w:instrText xml:space="preserve"> HYPERLINK \l _Toc27652 </w:instrText>
           </w:r>
           <w:r>
             <w:rPr>
-              <w:rFonts w:hint="eastAsia" w:ascii="宋体" w:hAnsi="宋体" w:eastAsia="宋体" w:cs="宋体"/>
+              <w:rFonts w:ascii="宋体" w:eastAsia="宋体" w:hAnsi="宋体" w:cs="宋体" w:hint="eastAsia"/>
               <w:szCs w:val="24"/>
             </w:rPr>
             <w:fldChar w:fldCharType="separate"/>
@@ -2959,7 +2932,7 @@
           </w:r>
           <w:r>
             <w:rPr>
-              <w:rFonts w:hint="eastAsia" w:ascii="宋体" w:hAnsi="宋体" w:eastAsia="宋体" w:cs="宋体"/>
+              <w:rFonts w:ascii="宋体" w:eastAsia="宋体" w:hAnsi="宋体" w:cs="宋体" w:hint="eastAsia"/>
               <w:szCs w:val="24"/>
             </w:rPr>
             <w:fldChar w:fldCharType="end"/>
@@ -2982,7 +2955,7 @@
             <w:snapToGrid w:val="0"/>
             <w:textAlignment w:val="baseline"/>
             <w:rPr>
-              <w:rFonts w:hint="eastAsia" w:ascii="宋体" w:hAnsi="宋体" w:eastAsia="宋体" w:cs="宋体"/>
+              <w:rFonts w:ascii="宋体" w:eastAsia="宋体" w:hAnsi="宋体" w:cs="宋体" w:hint="eastAsia"/>
               <w:snapToGrid w:val="0"/>
               <w:color w:val="000000"/>
               <w:kern w:val="0"/>
@@ -2993,7 +2966,7 @@
           </w:pPr>
           <w:r>
             <w:rPr>
-              <w:rFonts w:hint="eastAsia" w:ascii="宋体" w:hAnsi="宋体" w:eastAsia="宋体" w:cs="宋体"/>
+              <w:rFonts w:ascii="宋体" w:eastAsia="宋体" w:hAnsi="宋体" w:cs="宋体" w:hint="eastAsia"/>
               <w:szCs w:val="24"/>
             </w:rPr>
             <w:fldChar w:fldCharType="end"/>
@@ -3018,7 +2991,7 @@
         <w:snapToGrid w:val="0"/>
         <w:textAlignment w:val="baseline"/>
         <w:rPr>
-          <w:rFonts w:ascii="Arial" w:hAnsi="Arial" w:eastAsia="Arial" w:cs="Arial"/>
+          <w:rFonts w:ascii="Arial" w:eastAsia="Arial" w:hAnsi="Arial" w:cs="Arial"/>
           <w:snapToGrid w:val="0"/>
           <w:color w:val="000000"/>
           <w:kern w:val="0"/>
@@ -3029,7 +3002,7 @@
       </w:pPr>
       <w:r>
         <w:rPr>
-          <w:rFonts w:ascii="Arial" w:hAnsi="Arial" w:eastAsia="Arial" w:cs="Arial"/>
+          <w:rFonts w:ascii="Arial" w:eastAsia="Arial" w:hAnsi="Arial" w:cs="Arial"/>
           <w:snapToGrid w:val="0"/>
           <w:color w:val="000000"/>
           <w:kern w:val="0"/>
@@ -3042,7 +3015,7 @@
     </w:p>
     <w:p>
       <w:pPr>
-        <w:pStyle w:val="29"/>
+        <w:pStyle w:val="a1"/>
         <w:keepNext w:val="0"/>
         <w:keepLines w:val="0"/>
         <w:pageBreakBefore w:val="0"/>
@@ -3093,7 +3066,7 @@
     </w:p>
     <w:p>
       <w:pPr>
-        <w:pStyle w:val="28"/>
+        <w:pStyle w:val="1"/>
         <w:keepNext w:val="0"/>
         <w:keepLines w:val="0"/>
         <w:pageBreakBefore w:val="0"/>
@@ -3125,7 +3098,7 @@
     </w:p>
     <w:p>
       <w:pPr>
-        <w:pStyle w:val="30"/>
+        <w:pStyle w:val="2"/>
         <w:keepNext w:val="0"/>
         <w:keepLines w:val="0"/>
         <w:pageBreakBefore w:val="0"/>
@@ -3157,7 +3130,7 @@
     </w:p>
     <w:p>
       <w:pPr>
-        <w:pStyle w:val="29"/>
+        <w:pStyle w:val="a1"/>
         <w:keepNext w:val="0"/>
         <w:keepLines w:val="0"/>
         <w:pageBreakBefore w:val="0"/>
@@ -3187,7 +3160,7 @@
     </w:p>
     <w:p>
       <w:pPr>
-        <w:pStyle w:val="30"/>
+        <w:pStyle w:val="2"/>
         <w:keepNext w:val="0"/>
         <w:keepLines w:val="0"/>
         <w:pageBreakBefore w:val="0"/>
@@ -3219,7 +3192,7 @@
     </w:p>
     <w:p>
       <w:pPr>
-        <w:pStyle w:val="29"/>
+        <w:pStyle w:val="a1"/>
         <w:keepNext w:val="0"/>
         <w:keepLines w:val="0"/>
         <w:pageBreakBefore w:val="0"/>
@@ -3249,7 +3222,7 @@
     </w:p>
     <w:p>
       <w:pPr>
-        <w:pStyle w:val="29"/>
+        <w:pStyle w:val="a1"/>
         <w:keepNext w:val="0"/>
         <w:keepLines w:val="0"/>
         <w:pageBreakBefore w:val="0"/>
@@ -3279,7 +3252,7 @@
     </w:p>
     <w:p>
       <w:pPr>
-        <w:pStyle w:val="29"/>
+        <w:pStyle w:val="a1"/>
         <w:keepNext w:val="0"/>
         <w:keepLines w:val="0"/>
         <w:pageBreakBefore w:val="0"/>
@@ -3309,7 +3282,7 @@
     </w:p>
     <w:p>
       <w:pPr>
-        <w:pStyle w:val="29"/>
+        <w:pStyle w:val="a1"/>
         <w:keepNext w:val="0"/>
         <w:keepLines w:val="0"/>
         <w:pageBreakBefore w:val="0"/>
@@ -3339,7 +3312,7 @@
     </w:p>
     <w:p>
       <w:pPr>
-        <w:pStyle w:val="28"/>
+        <w:pStyle w:val="1"/>
         <w:keepNext w:val="0"/>
         <w:keepLines w:val="0"/>
         <w:pageBreakBefore w:val="0"/>
@@ -3371,7 +3344,7 @@
     </w:p>
     <w:p>
       <w:pPr>
-        <w:pStyle w:val="30"/>
+        <w:pStyle w:val="2"/>
         <w:keepNext w:val="0"/>
         <w:keepLines w:val="0"/>
         <w:pageBreakBefore w:val="0"/>
@@ -3403,7 +3376,7 @@
     </w:p>
     <w:p>
       <w:pPr>
-        <w:pStyle w:val="29"/>
+        <w:pStyle w:val="a1"/>
         <w:keepNext w:val="0"/>
         <w:keepLines w:val="0"/>
         <w:pageBreakBefore w:val="0"/>
@@ -3433,7 +3406,7 @@
     </w:p>
     <w:p>
       <w:pPr>
-        <w:pStyle w:val="29"/>
+        <w:pStyle w:val="a1"/>
         <w:keepNext w:val="0"/>
         <w:keepLines w:val="0"/>
         <w:pageBreakBefore w:val="0"/>
@@ -3463,7 +3436,7 @@
     </w:p>
     <w:p>
       <w:pPr>
-        <w:pStyle w:val="30"/>
+        <w:pStyle w:val="2"/>
         <w:keepNext w:val="0"/>
         <w:keepLines w:val="0"/>
         <w:pageBreakBefore w:val="0"/>
@@ -3495,7 +3468,7 @@
     </w:p>
     <w:p>
       <w:pPr>
-        <w:pStyle w:val="29"/>
+        <w:pStyle w:val="a1"/>
         <w:keepNext w:val="0"/>
         <w:keepLines w:val="0"/>
         <w:pageBreakBefore w:val="0"/>
@@ -3525,7 +3498,7 @@
     </w:p>
     <w:p>
       <w:pPr>
-        <w:pStyle w:val="29"/>
+        <w:pStyle w:val="a1"/>
         <w:keepNext w:val="0"/>
         <w:keepLines w:val="0"/>
         <w:pageBreakBefore w:val="0"/>
@@ -3555,7 +3528,7 @@
     </w:p>
     <w:p>
       <w:pPr>
-        <w:pStyle w:val="29"/>
+        <w:pStyle w:val="a1"/>
         <w:keepNext w:val="0"/>
         <w:keepLines w:val="0"/>
         <w:pageBreakBefore w:val="0"/>
@@ -3585,7 +3558,7 @@
     </w:p>
     <w:p>
       <w:pPr>
-        <w:pStyle w:val="30"/>
+        <w:pStyle w:val="2"/>
         <w:bidi w:val="0"/>
         <w:rPr>
           <w:rFonts w:hint="default"/>
@@ -3604,7 +3577,7 @@
     </w:p>
     <w:p>
       <w:pPr>
-        <w:pStyle w:val="29"/>
+        <w:pStyle w:val="a1"/>
         <w:keepNext w:val="0"/>
         <w:keepLines w:val="0"/>
         <w:pageBreakBefore w:val="0"/>
@@ -3648,7 +3621,7 @@
     </w:p>
     <w:p>
       <w:pPr>
-        <w:pStyle w:val="29"/>
+        <w:pStyle w:val="a1"/>
         <w:keepNext w:val="0"/>
         <w:keepLines w:val="0"/>
         <w:pageBreakBefore w:val="0"/>
@@ -3678,7 +3651,7 @@
     </w:p>
     <w:p>
       <w:pPr>
-        <w:pStyle w:val="29"/>
+        <w:pStyle w:val="a1"/>
         <w:keepNext w:val="0"/>
         <w:keepLines w:val="0"/>
         <w:pageBreakBefore w:val="0"/>
@@ -3708,7 +3681,7 @@
     </w:p>
     <w:p>
       <w:pPr>
-        <w:pStyle w:val="29"/>
+        <w:pStyle w:val="a1"/>
         <w:keepNext w:val="0"/>
         <w:keepLines w:val="0"/>
         <w:pageBreakBefore w:val="0"/>
@@ -3738,7 +3711,7 @@
     </w:p>
     <w:p>
       <w:pPr>
-        <w:pStyle w:val="29"/>
+        <w:pStyle w:val="a1"/>
         <w:keepNext w:val="0"/>
         <w:keepLines w:val="0"/>
         <w:pageBreakBefore w:val="0"/>
@@ -3768,7 +3741,7 @@
     </w:p>
     <w:p>
       <w:pPr>
-        <w:pStyle w:val="28"/>
+        <w:pStyle w:val="1"/>
         <w:keepNext w:val="0"/>
         <w:keepLines w:val="0"/>
         <w:pageBreakBefore w:val="0"/>
@@ -3800,7 +3773,7 @@
     </w:p>
     <w:p>
       <w:pPr>
-        <w:pStyle w:val="29"/>
+        <w:pStyle w:val="a1"/>
         <w:keepNext w:val="0"/>
         <w:keepLines w:val="0"/>
         <w:pageBreakBefore w:val="0"/>
@@ -3833,7 +3806,7 @@
             <wp:cNvGraphicFramePr/>
             <a:graphic xmlns:a="http://schemas.openxmlformats.org/drawingml/2006/main">
               <a:graphicData uri="http://schemas.openxmlformats.org/drawingml/2006/chart">
-                <c:chart xmlns:c="http://schemas.openxmlformats.org/drawingml/2006/chart" xmlns:r="http://schemas.openxmlformats.org/officeDocument/2006/relationships" r:id="rId10"/>
+                <c:chart xmlns:c="http://schemas.openxmlformats.org/drawingml/2006/chart" xmlns:r="http://schemas.openxmlformats.org/officeDocument/2006/relationships" r:id="rId7"/>
               </a:graphicData>
             </a:graphic>
           </wp:inline>
@@ -3842,7 +3815,7 @@
     </w:p>
     <w:p>
       <w:pPr>
-        <w:pStyle w:val="29"/>
+        <w:pStyle w:val="a1"/>
         <w:keepNext w:val="0"/>
         <w:keepLines w:val="0"/>
         <w:pageBreakBefore w:val="0"/>
@@ -3872,7 +3845,7 @@
     </w:p>
     <w:p>
       <w:pPr>
-        <w:pStyle w:val="29"/>
+        <w:pStyle w:val="a1"/>
         <w:keepNext w:val="0"/>
         <w:keepLines w:val="0"/>
         <w:pageBreakBefore w:val="0"/>
@@ -3902,7 +3875,7 @@
     </w:p>
     <w:p>
       <w:pPr>
-        <w:pStyle w:val="29"/>
+        <w:pStyle w:val="a1"/>
         <w:keepNext w:val="0"/>
         <w:keepLines w:val="0"/>
         <w:pageBreakBefore w:val="0"/>
@@ -3932,7 +3905,7 @@
     </w:p>
     <w:p>
       <w:pPr>
-        <w:pStyle w:val="29"/>
+        <w:pStyle w:val="a1"/>
         <w:keepNext w:val="0"/>
         <w:keepLines w:val="0"/>
         <w:pageBreakBefore w:val="0"/>
@@ -3962,7 +3935,7 @@
     </w:p>
     <w:p>
       <w:pPr>
-        <w:pStyle w:val="29"/>
+        <w:pStyle w:val="a1"/>
         <w:keepNext w:val="0"/>
         <w:keepLines w:val="0"/>
         <w:pageBreakBefore w:val="0"/>
@@ -3992,7 +3965,7 @@
     </w:p>
     <w:p>
       <w:pPr>
-        <w:pStyle w:val="29"/>
+        <w:pStyle w:val="a1"/>
         <w:keepNext w:val="0"/>
         <w:keepLines w:val="0"/>
         <w:pageBreakBefore w:val="0"/>
@@ -4019,8 +3992,8 @@
         </w:rPr>
         <w:t>截至2025年</w:t>
       </w:r>
-      <w:bookmarkStart w:id="14" w:name="_GoBack"/>
-      <w:bookmarkEnd w:id="14"/>
+      <w:bookmarkStart w:id="10" w:name="_GoBack"/>
+      <w:bookmarkEnd w:id="10"/>
       <w:r>
         <w:rPr>
           <w:rFonts w:hint="default"/>
@@ -4059,7 +4032,7 @@
     </w:p>
     <w:p>
       <w:pPr>
-        <w:pStyle w:val="28"/>
+        <w:pStyle w:val="1"/>
         <w:keepNext w:val="0"/>
         <w:keepLines w:val="0"/>
         <w:pageBreakBefore w:val="0"/>
@@ -4079,38 +4052,38 @@
           <w:lang w:val="en-US" w:eastAsia="zh-CN"/>
         </w:rPr>
       </w:pPr>
-      <w:bookmarkStart w:id="10" w:name="_Toc14661"/>
+      <w:bookmarkStart w:id="11" w:name="_Toc14661"/>
       <w:r>
         <w:rPr>
           <w:rFonts w:hint="default"/>
           <w:lang w:val="en-US" w:eastAsia="zh-CN"/>
         </w:rPr>
         <w:t>实施成效与后续优化方向</w:t>
-      </w:r>
-      <w:bookmarkEnd w:id="10"/>
-    </w:p>
-    <w:p>
-      <w:pPr>
-        <w:pStyle w:val="30"/>
-        <w:bidi w:val="0"/>
-        <w:rPr>
-          <w:rFonts w:hint="default"/>
-          <w:lang w:val="en-US" w:eastAsia="zh-CN"/>
-        </w:rPr>
-      </w:pPr>
-      <w:bookmarkStart w:id="11" w:name="_Toc2772"/>
-      <w:r>
-        <w:rPr>
-          <w:rFonts w:hint="default"/>
-          <w:lang w:val="en-US" w:eastAsia="zh-CN"/>
-        </w:rPr>
-        <w:t>主要成效</w:t>
       </w:r>
       <w:bookmarkEnd w:id="11"/>
     </w:p>
     <w:p>
       <w:pPr>
-        <w:pStyle w:val="29"/>
+        <w:pStyle w:val="2"/>
+        <w:bidi w:val="0"/>
+        <w:rPr>
+          <w:rFonts w:hint="default"/>
+          <w:lang w:val="en-US" w:eastAsia="zh-CN"/>
+        </w:rPr>
+      </w:pPr>
+      <w:bookmarkStart w:id="12" w:name="_Toc2772"/>
+      <w:r>
+        <w:rPr>
+          <w:rFonts w:hint="default"/>
+          <w:lang w:val="en-US" w:eastAsia="zh-CN"/>
+        </w:rPr>
+        <w:t>主要成效</w:t>
+      </w:r>
+      <w:bookmarkEnd w:id="12"/>
+    </w:p>
+    <w:p>
+      <w:pPr>
+        <w:pStyle w:val="a1"/>
         <w:keepNext w:val="0"/>
         <w:keepLines w:val="0"/>
         <w:pageBreakBefore w:val="0"/>
@@ -4140,7 +4113,7 @@
     </w:p>
     <w:p>
       <w:pPr>
-        <w:pStyle w:val="29"/>
+        <w:pStyle w:val="a1"/>
         <w:keepNext w:val="0"/>
         <w:keepLines w:val="0"/>
         <w:pageBreakBefore w:val="0"/>
@@ -4170,7 +4143,7 @@
     </w:p>
     <w:p>
       <w:pPr>
-        <w:pStyle w:val="29"/>
+        <w:pStyle w:val="a1"/>
         <w:keepNext w:val="0"/>
         <w:keepLines w:val="0"/>
         <w:pageBreakBefore w:val="0"/>
@@ -4200,14 +4173,14 @@
     </w:p>
     <w:p>
       <w:pPr>
-        <w:pStyle w:val="30"/>
+        <w:pStyle w:val="2"/>
         <w:bidi w:val="0"/>
         <w:rPr>
           <w:rFonts w:hint="default"/>
           <w:lang w:val="en-US" w:eastAsia="zh-CN"/>
         </w:rPr>
       </w:pPr>
-      <w:bookmarkStart w:id="12" w:name="_Toc5791"/>
+      <w:bookmarkStart w:id="13" w:name="_Toc5791"/>
       <w:r>
         <w:rPr>
           <w:rFonts w:hint="default"/>
@@ -4215,11 +4188,11 @@
         </w:rPr>
         <w:t>持续优化方向</w:t>
       </w:r>
-      <w:bookmarkEnd w:id="12"/>
+      <w:bookmarkEnd w:id="13"/>
     </w:p>
     <w:p>
       <w:pPr>
-        <w:pStyle w:val="29"/>
+        <w:pStyle w:val="a1"/>
         <w:keepNext w:val="0"/>
         <w:keepLines w:val="0"/>
         <w:pageBreakBefore w:val="0"/>
@@ -4249,7 +4222,7 @@
     </w:p>
     <w:p>
       <w:pPr>
-        <w:pStyle w:val="29"/>
+        <w:pStyle w:val="a1"/>
         <w:keepNext w:val="0"/>
         <w:keepLines w:val="0"/>
         <w:pageBreakBefore w:val="0"/>
@@ -4279,7 +4252,7 @@
     </w:p>
     <w:p>
       <w:pPr>
-        <w:pStyle w:val="29"/>
+        <w:pStyle w:val="a1"/>
         <w:keepNext w:val="0"/>
         <w:keepLines w:val="0"/>
         <w:pageBreakBefore w:val="0"/>
@@ -4309,7 +4282,7 @@
     </w:p>
     <w:p>
       <w:pPr>
-        <w:pStyle w:val="29"/>
+        <w:pStyle w:val="a1"/>
         <w:keepNext w:val="0"/>
         <w:keepLines w:val="0"/>
         <w:pageBreakBefore w:val="0"/>
@@ -4339,7 +4312,7 @@
     </w:p>
     <w:p>
       <w:pPr>
-        <w:pStyle w:val="28"/>
+        <w:pStyle w:val="1"/>
         <w:keepNext w:val="0"/>
         <w:keepLines w:val="0"/>
         <w:pageBreakBefore w:val="0"/>
@@ -4359,7 +4332,7 @@
           <w:lang w:val="en-US" w:eastAsia="zh-CN"/>
         </w:rPr>
       </w:pPr>
-      <w:bookmarkStart w:id="13" w:name="_Toc27652"/>
+      <w:bookmarkStart w:id="14" w:name="_Toc27652"/>
       <w:r>
         <w:rPr>
           <w:rFonts w:hint="default"/>
@@ -4367,11 +4340,11 @@
         </w:rPr>
         <w:t>总结</w:t>
       </w:r>
-      <w:bookmarkEnd w:id="13"/>
+      <w:bookmarkEnd w:id="14"/>
     </w:p>
     <w:p>
       <w:pPr>
-        <w:pStyle w:val="29"/>
+        <w:pStyle w:val="a1"/>
         <w:keepNext w:val="0"/>
         <w:keepLines w:val="0"/>
         <w:pageBreakBefore w:val="0"/>
@@ -4400,73 +4373,23 @@
       </w:r>
     </w:p>
     <w:sectPr>
-      <w:headerReference r:id="rId5" w:type="default"/>
+      <w:headerReference w:type="default" r:id="rId8"/>
       <w:pgSz w:w="11906" w:h="16838"/>
       <w:pgMar w:top="1417" w:right="1800" w:bottom="1440" w:left="1800" w:header="1140" w:footer="992" w:gutter="0"/>
-      <w:cols w:space="425" w:num="1"/>
+      <w:cols w:num="1" w:space="425"/>
       <w:docGrid w:type="lines" w:linePitch="312" w:charSpace="0"/>
     </w:sectPr>
   </w:body>
 </w:document>
 </file>
 
-<file path=word/endnotes.xml><?xml version="1.0" encoding="utf-8"?>
-<w:endnotes xmlns:wpc="http://schemas.microsoft.com/office/word/2010/wordprocessingCanvas" xmlns:mc="http://schemas.openxmlformats.org/markup-compatibility/2006" xmlns:o="urn:schemas-microsoft-com:office:office" xmlns:r="http://schemas.openxmlformats.org/officeDocument/2006/relationships" xmlns:m="http://schemas.openxmlformats.org/officeDocument/2006/math" xmlns:v="urn:schemas-microsoft-com:vml" xmlns:wp14="http://schemas.microsoft.com/office/word/2010/wordprocessingDrawing" xmlns:wp="http://schemas.openxmlformats.org/drawingml/2006/wordprocessingDrawing" xmlns:w="http://schemas.openxmlformats.org/wordprocessingml/2006/main" xmlns:w14="http://schemas.microsoft.com/office/word/2010/wordml" xmlns:w15="http://schemas.microsoft.com/office/word/2012/wordml" xmlns:w10="urn:schemas-microsoft-com:office:word" xmlns:wpg="http://schemas.microsoft.com/office/word/2010/wordprocessingGroup" xmlns:wpi="http://schemas.microsoft.com/office/word/2010/wordprocessingInk" xmlns:wne="http://schemas.microsoft.com/office/word/2006/wordml" xmlns:wps="http://schemas.microsoft.com/office/word/2010/wordprocessingShape" xmlns:wpsCustomData="http://www.wps.cn/officeDocument/2013/wpsCustomData" mc:Ignorable="w14 w15 wp14">
-  <w:endnote w:type="separator" w:id="0">
-    <w:p>
-      <w:pPr>
-        <w:spacing w:line="240" w:lineRule="auto"/>
-      </w:pPr>
-      <w:r>
-        <w:separator/>
-      </w:r>
-    </w:p>
-  </w:endnote>
-  <w:endnote w:type="continuationSeparator" w:id="1">
-    <w:p>
-      <w:pPr>
-        <w:spacing w:line="240" w:lineRule="auto"/>
-      </w:pPr>
-      <w:r>
-        <w:continuationSeparator/>
-      </w:r>
-    </w:p>
-  </w:endnote>
-</w:endnotes>
-</file>
-
-<file path=word/footnotes.xml><?xml version="1.0" encoding="utf-8"?>
-<w:footnotes xmlns:wpc="http://schemas.microsoft.com/office/word/2010/wordprocessingCanvas" xmlns:mc="http://schemas.openxmlformats.org/markup-compatibility/2006" xmlns:o="urn:schemas-microsoft-com:office:office" xmlns:r="http://schemas.openxmlformats.org/officeDocument/2006/relationships" xmlns:m="http://schemas.openxmlformats.org/officeDocument/2006/math" xmlns:v="urn:schemas-microsoft-com:vml" xmlns:wp14="http://schemas.microsoft.com/office/word/2010/wordprocessingDrawing" xmlns:wp="http://schemas.openxmlformats.org/drawingml/2006/wordprocessingDrawing" xmlns:w="http://schemas.openxmlformats.org/wordprocessingml/2006/main" xmlns:w14="http://schemas.microsoft.com/office/word/2010/wordml" xmlns:w15="http://schemas.microsoft.com/office/word/2012/wordml" xmlns:w10="urn:schemas-microsoft-com:office:word" xmlns:wpg="http://schemas.microsoft.com/office/word/2010/wordprocessingGroup" xmlns:wpi="http://schemas.microsoft.com/office/word/2010/wordprocessingInk" xmlns:wne="http://schemas.microsoft.com/office/word/2006/wordml" xmlns:wps="http://schemas.microsoft.com/office/word/2010/wordprocessingShape" xmlns:wpsCustomData="http://www.wps.cn/officeDocument/2013/wpsCustomData" mc:Ignorable="w14 w15 wp14">
-  <w:footnote w:type="separator" w:id="0">
-    <w:p>
-      <w:pPr>
-        <w:spacing w:line="360" w:lineRule="auto"/>
-      </w:pPr>
-      <w:r>
-        <w:separator/>
-      </w:r>
-    </w:p>
-  </w:footnote>
-  <w:footnote w:type="continuationSeparator" w:id="1">
-    <w:p>
-      <w:pPr>
-        <w:spacing w:line="360" w:lineRule="auto"/>
-      </w:pPr>
-      <w:r>
-        <w:continuationSeparator/>
-      </w:r>
-    </w:p>
-  </w:footnote>
-</w:footnotes>
-</file>
-
 <file path=word/header1.xml><?xml version="1.0" encoding="utf-8"?>
-<w:hdr xmlns:wpc="http://schemas.microsoft.com/office/word/2010/wordprocessingCanvas" xmlns:mc="http://schemas.openxmlformats.org/markup-compatibility/2006" xmlns:o="urn:schemas-microsoft-com:office:office" xmlns:r="http://schemas.openxmlformats.org/officeDocument/2006/relationships" xmlns:m="http://schemas.openxmlformats.org/officeDocument/2006/math" xmlns:v="urn:schemas-microsoft-com:vml" xmlns:wp14="http://schemas.microsoft.com/office/word/2010/wordprocessingDrawing" xmlns:wp="http://schemas.openxmlformats.org/drawingml/2006/wordprocessingDrawing" xmlns:w10="urn:schemas-microsoft-com:office:word" xmlns:w="http://schemas.openxmlformats.org/wordprocessingml/2006/main" xmlns:w14="http://schemas.microsoft.com/office/word/2010/wordml" xmlns:w15="http://schemas.microsoft.com/office/word/2012/wordml" xmlns:wpg="http://schemas.microsoft.com/office/word/2010/wordprocessingGroup" xmlns:wpi="http://schemas.microsoft.com/office/word/2010/wordprocessingInk" xmlns:wne="http://schemas.microsoft.com/office/word/2006/wordml" xmlns:wps="http://schemas.microsoft.com/office/word/2010/wordprocessingShape" xmlns:wpsCustomData="http://www.wps.cn/officeDocument/2013/wpsCustomData" mc:Ignorable="w14 w15 wp14">
+<w:hdr xmlns:wpc="http://schemas.microsoft.com/office/word/2010/wordprocessingCanvas" xmlns:mc="http://schemas.openxmlformats.org/markup-compatibility/2006" xmlns:o="urn:schemas-microsoft-com:office:office" xmlns:r="http://schemas.openxmlformats.org/officeDocument/2006/relationships" xmlns:m="http://schemas.openxmlformats.org/officeDocument/2006/math" xmlns:v="urn:schemas-microsoft-com:vml" xmlns:wp14="http://schemas.microsoft.com/office/word/2010/wordprocessingDrawing" xmlns:wp="http://schemas.openxmlformats.org/drawingml/2006/wordprocessingDrawing" xmlns:w10="urn:schemas-microsoft-com:office:word" xmlns:w="http://schemas.openxmlformats.org/wordprocessingml/2006/main" xmlns:w14="http://schemas.microsoft.com/office/word/2010/wordml" xmlns:w15="http://schemas.microsoft.com/office/word/2012/wordml" xmlns:wne="http://schemas.microsoft.com/office/word/2006/wordml" xmlns:wpg="http://schemas.microsoft.com/office/word/2010/wordprocessingGroup" xmlns:wpi="http://schemas.microsoft.com/office/word/2010/wordprocessingInk" xmlns:wps="http://schemas.microsoft.com/office/word/2010/wordprocessingShape" mc:Ignorable="w14 w15 wp14">
   <w:p>
     <w:pPr>
-      <w:pStyle w:val="15"/>
+      <w:pStyle w:val="Header"/>
       <w:pBdr>
-        <w:bottom w:val="single" w:color="auto" w:sz="4" w:space="1"/>
+        <w:bottom w:val="single" w:sz="4" w:space="1" w:color="auto"/>
       </w:pBdr>
       <w:tabs>
         <w:tab w:val="left" w:pos="335"/>
@@ -4474,27 +4397,27 @@
       </w:tabs>
       <w:jc w:val="right"/>
       <w:rPr>
-        <w:rFonts w:hint="eastAsia" w:eastAsiaTheme="minorEastAsia"/>
+        <w:rFonts w:eastAsiaTheme="minorEastAsia" w:hint="eastAsia"/>
         <w:lang w:eastAsia="zh-CN"/>
       </w:rPr>
     </w:pPr>
     <w:r>
       <w:rPr>
-        <w:rFonts w:hint="eastAsia" w:eastAsiaTheme="minorEastAsia"/>
+        <w:rFonts w:eastAsiaTheme="minorEastAsia" w:hint="eastAsia"/>
         <w:lang w:val="en-US" w:eastAsia="zh-CN"/>
       </w:rPr>
       <w:tab/>
     </w:r>
     <w:r>
       <w:rPr>
-        <w:rFonts w:hint="eastAsia" w:eastAsiaTheme="minorEastAsia"/>
+        <w:rFonts w:eastAsiaTheme="minorEastAsia" w:hint="eastAsia"/>
         <w:lang w:val="en-US" w:eastAsia="zh-CN"/>
       </w:rPr>
       <w:tab/>
     </w:r>
     <w:r>
       <w:rPr>
-        <w:rFonts w:hint="eastAsia" w:eastAsiaTheme="minorEastAsia"/>
+        <w:rFonts w:eastAsiaTheme="minorEastAsia" w:hint="eastAsia"/>
         <w:lang w:val="en-US" w:eastAsia="zh-CN"/>
       </w:rPr>
       <w:t>桐乡华数广电网络有限公司</w:t>
@@ -4504,15 +4427,15 @@
 </file>
 
 <file path=word/numbering.xml><?xml version="1.0" encoding="utf-8"?>
-<w:numbering xmlns:wpc="http://schemas.microsoft.com/office/word/2010/wordprocessingCanvas" xmlns:mc="http://schemas.openxmlformats.org/markup-compatibility/2006" xmlns:o="urn:schemas-microsoft-com:office:office" xmlns:r="http://schemas.openxmlformats.org/officeDocument/2006/relationships" xmlns:m="http://schemas.openxmlformats.org/officeDocument/2006/math" xmlns:v="urn:schemas-microsoft-com:vml" xmlns:wp14="http://schemas.microsoft.com/office/word/2010/wordprocessingDrawing" xmlns:wp="http://schemas.openxmlformats.org/drawingml/2006/wordprocessingDrawing" xmlns:w10="urn:schemas-microsoft-com:office:word" xmlns:w="http://schemas.openxmlformats.org/wordprocessingml/2006/main" xmlns:w14="http://schemas.microsoft.com/office/word/2010/wordml" xmlns:wpg="http://schemas.microsoft.com/office/word/2010/wordprocessingGroup" xmlns:wpi="http://schemas.microsoft.com/office/word/2010/wordprocessingInk" xmlns:wne="http://schemas.microsoft.com/office/word/2006/wordml" xmlns:wps="http://schemas.microsoft.com/office/word/2010/wordprocessingShape" xmlns:wpsCustomData="http://www.wps.cn/officeDocument/2013/wpsCustomData" mc:Ignorable="w14 wp14">
+<w:numbering xmlns:wpc="http://schemas.microsoft.com/office/word/2010/wordprocessingCanvas" xmlns:mc="http://schemas.openxmlformats.org/markup-compatibility/2006" xmlns:o="urn:schemas-microsoft-com:office:office" xmlns:r="http://schemas.openxmlformats.org/officeDocument/2006/relationships" xmlns:m="http://schemas.openxmlformats.org/officeDocument/2006/math" xmlns:v="urn:schemas-microsoft-com:vml" xmlns:wp14="http://schemas.microsoft.com/office/word/2010/wordprocessingDrawing" xmlns:wp="http://schemas.openxmlformats.org/drawingml/2006/wordprocessingDrawing" xmlns:w10="urn:schemas-microsoft-com:office:word" xmlns:w="http://schemas.openxmlformats.org/wordprocessingml/2006/main" xmlns:w14="http://schemas.microsoft.com/office/word/2010/wordml" xmlns:w15="http://schemas.microsoft.com/office/word/2012/wordml" xmlns:wne="http://schemas.microsoft.com/office/word/2006/wordml" xmlns:wpg="http://schemas.microsoft.com/office/word/2010/wordprocessingGroup" xmlns:wpi="http://schemas.microsoft.com/office/word/2010/wordprocessingInk" xmlns:wps="http://schemas.microsoft.com/office/word/2010/wordprocessingShape" mc:Ignorable="w14 w15 wp14">
   <w:abstractNum w:abstractNumId="0">
     <w:nsid w:val="8E964DCE"/>
     <w:multiLevelType w:val="multilevel"/>
     <w:tmpl w:val="8E964DCE"/>
-    <w:lvl w:ilvl="0" w:tentative="0">
+    <w:lvl w:ilvl="0">
       <w:start w:val="1"/>
       <w:numFmt w:val="decimal"/>
-      <w:pStyle w:val="2"/>
+      <w:pStyle w:val="Heading1"/>
       <w:lvlText w:val="%1."/>
       <w:lvlJc w:val="left"/>
       <w:pPr>
@@ -4522,10 +4445,10 @@
         <w:rFonts w:hint="default"/>
       </w:rPr>
     </w:lvl>
-    <w:lvl w:ilvl="1" w:tentative="0">
+    <w:lvl w:ilvl="1">
       <w:start w:val="1"/>
       <w:numFmt w:val="decimal"/>
-      <w:pStyle w:val="3"/>
+      <w:pStyle w:val="Heading2"/>
       <w:lvlText w:val="%1.%2."/>
       <w:lvlJc w:val="left"/>
       <w:pPr>
@@ -4535,10 +4458,10 @@
         <w:rFonts w:hint="default"/>
       </w:rPr>
     </w:lvl>
-    <w:lvl w:ilvl="2" w:tentative="0">
+    <w:lvl w:ilvl="2">
       <w:start w:val="1"/>
       <w:numFmt w:val="decimal"/>
-      <w:pStyle w:val="4"/>
+      <w:pStyle w:val="Heading3"/>
       <w:lvlText w:val="%1.%2.%3."/>
       <w:lvlJc w:val="left"/>
       <w:pPr>
@@ -4548,10 +4471,10 @@
         <w:rFonts w:hint="default"/>
       </w:rPr>
     </w:lvl>
-    <w:lvl w:ilvl="3" w:tentative="0">
+    <w:lvl w:ilvl="3">
       <w:start w:val="1"/>
       <w:numFmt w:val="decimal"/>
-      <w:pStyle w:val="5"/>
+      <w:pStyle w:val="Heading4"/>
       <w:lvlText w:val="%1.%2.%3.%4."/>
       <w:lvlJc w:val="left"/>
       <w:pPr>
@@ -4561,10 +4484,10 @@
         <w:rFonts w:hint="default"/>
       </w:rPr>
     </w:lvl>
-    <w:lvl w:ilvl="4" w:tentative="0">
+    <w:lvl w:ilvl="4">
       <w:start w:val="1"/>
       <w:numFmt w:val="decimal"/>
-      <w:pStyle w:val="6"/>
+      <w:pStyle w:val="Heading5"/>
       <w:lvlText w:val="%1.%2.%3.%4.%5."/>
       <w:lvlJc w:val="left"/>
       <w:pPr>
@@ -4574,10 +4497,10 @@
         <w:rFonts w:hint="default"/>
       </w:rPr>
     </w:lvl>
-    <w:lvl w:ilvl="5" w:tentative="0">
+    <w:lvl w:ilvl="5">
       <w:start w:val="1"/>
       <w:numFmt w:val="decimal"/>
-      <w:pStyle w:val="7"/>
+      <w:pStyle w:val="Heading6"/>
       <w:lvlText w:val="%1.%2.%3.%4.%5.%6."/>
       <w:lvlJc w:val="left"/>
       <w:pPr>
@@ -4587,10 +4510,10 @@
         <w:rFonts w:hint="default"/>
       </w:rPr>
     </w:lvl>
-    <w:lvl w:ilvl="6" w:tentative="0">
+    <w:lvl w:ilvl="6">
       <w:start w:val="1"/>
       <w:numFmt w:val="decimal"/>
-      <w:pStyle w:val="8"/>
+      <w:pStyle w:val="Heading7"/>
       <w:lvlText w:val="%1.%2.%3.%4.%5.%6.%7."/>
       <w:lvlJc w:val="left"/>
       <w:pPr>
@@ -4600,10 +4523,10 @@
         <w:rFonts w:hint="default"/>
       </w:rPr>
     </w:lvl>
-    <w:lvl w:ilvl="7" w:tentative="0">
+    <w:lvl w:ilvl="7">
       <w:start w:val="1"/>
       <w:numFmt w:val="decimal"/>
-      <w:pStyle w:val="9"/>
+      <w:pStyle w:val="Heading8"/>
       <w:lvlText w:val="%1.%2.%3.%4.%5.%6.%7.%8."/>
       <w:lvlJc w:val="left"/>
       <w:pPr>
@@ -4613,10 +4536,10 @@
         <w:rFonts w:hint="default"/>
       </w:rPr>
     </w:lvl>
-    <w:lvl w:ilvl="8" w:tentative="0">
+    <w:lvl w:ilvl="8">
       <w:start w:val="1"/>
       <w:numFmt w:val="decimal"/>
-      <w:pStyle w:val="10"/>
+      <w:pStyle w:val="Heading9"/>
       <w:lvlText w:val="%1.%2.%3.%4.%5.%6.%7.%8.%9."/>
       <w:lvlJc w:val="left"/>
       <w:pPr>
@@ -4634,269 +4557,267 @@
 </file>
 
 <file path=word/styles.xml><?xml version="1.0" encoding="utf-8"?>
-<w:styles xmlns:mc="http://schemas.openxmlformats.org/markup-compatibility/2006" xmlns:o="urn:schemas-microsoft-com:office:office" xmlns:r="http://schemas.openxmlformats.org/officeDocument/2006/relationships" xmlns:m="http://schemas.openxmlformats.org/officeDocument/2006/math" xmlns:v="urn:schemas-microsoft-com:vml" xmlns:w="http://schemas.openxmlformats.org/wordprocessingml/2006/main" xmlns:w14="http://schemas.microsoft.com/office/word/2010/wordml" xmlns:w10="urn:schemas-microsoft-com:office:word" xmlns:sl="http://schemas.openxmlformats.org/schemaLibrary/2006/main" xmlns:wpsCustomData="http://www.wps.cn/officeDocument/2013/wpsCustomData" mc:Ignorable="w14">
+<w:styles xmlns:mc="http://schemas.openxmlformats.org/markup-compatibility/2006" xmlns:r="http://schemas.openxmlformats.org/officeDocument/2006/relationships" xmlns:w="http://schemas.openxmlformats.org/wordprocessingml/2006/main" xmlns:w14="http://schemas.microsoft.com/office/word/2010/wordml" xmlns:w15="http://schemas.microsoft.com/office/word/2012/wordml" mc:Ignorable="w14 w15">
   <w:docDefaults>
     <w:rPrDefault>
       <w:rPr>
-        <w:rFonts w:ascii="Times New Roman" w:hAnsi="Times New Roman" w:eastAsia="宋体" w:cs="Times New Roman"/>
+        <w:rFonts w:ascii="Times New Roman" w:eastAsia="宋体" w:hAnsi="Times New Roman" w:cs="Times New Roman"/>
       </w:rPr>
     </w:rPrDefault>
     <w:pPrDefault/>
   </w:docDefaults>
-  <w:latentStyles w:count="260" w:defQFormat="0" w:defUnhideWhenUsed="1" w:defSemiHidden="1" w:defUIPriority="99" w:defLockedState="0">
-    <w:lsdException w:qFormat="1" w:unhideWhenUsed="0" w:uiPriority="0" w:semiHidden="0" w:name="Normal"/>
-    <w:lsdException w:qFormat="1" w:unhideWhenUsed="0" w:uiPriority="0" w:semiHidden="0" w:name="heading 1"/>
-    <w:lsdException w:qFormat="1" w:uiPriority="0" w:semiHidden="0" w:name="heading 2"/>
-    <w:lsdException w:qFormat="1" w:uiPriority="0" w:name="heading 3"/>
-    <w:lsdException w:qFormat="1" w:uiPriority="0" w:semiHidden="0" w:name="heading 4"/>
-    <w:lsdException w:qFormat="1" w:uiPriority="0" w:name="heading 5"/>
-    <w:lsdException w:qFormat="1" w:uiPriority="0" w:name="heading 6"/>
-    <w:lsdException w:qFormat="1" w:uiPriority="0" w:name="heading 7"/>
-    <w:lsdException w:qFormat="1" w:uiPriority="0" w:name="heading 8"/>
-    <w:lsdException w:qFormat="1" w:uiPriority="0" w:name="heading 9"/>
-    <w:lsdException w:unhideWhenUsed="0" w:uiPriority="0" w:semiHidden="0" w:name="index 1"/>
-    <w:lsdException w:unhideWhenUsed="0" w:uiPriority="0" w:semiHidden="0" w:name="index 2"/>
-    <w:lsdException w:unhideWhenUsed="0" w:uiPriority="0" w:semiHidden="0" w:name="index 3"/>
-    <w:lsdException w:unhideWhenUsed="0" w:uiPriority="0" w:semiHidden="0" w:name="index 4"/>
-    <w:lsdException w:unhideWhenUsed="0" w:uiPriority="0" w:semiHidden="0" w:name="index 5"/>
-    <w:lsdException w:unhideWhenUsed="0" w:uiPriority="0" w:semiHidden="0" w:name="index 6"/>
-    <w:lsdException w:unhideWhenUsed="0" w:uiPriority="0" w:semiHidden="0" w:name="index 7"/>
-    <w:lsdException w:unhideWhenUsed="0" w:uiPriority="0" w:semiHidden="0" w:name="index 8"/>
-    <w:lsdException w:unhideWhenUsed="0" w:uiPriority="0" w:semiHidden="0" w:name="index 9"/>
-    <w:lsdException w:qFormat="1" w:unhideWhenUsed="0" w:uiPriority="0" w:semiHidden="0" w:name="toc 1"/>
-    <w:lsdException w:qFormat="1" w:unhideWhenUsed="0" w:uiPriority="0" w:semiHidden="0" w:name="toc 2"/>
-    <w:lsdException w:qFormat="1" w:unhideWhenUsed="0" w:uiPriority="0" w:semiHidden="0" w:name="toc 3"/>
-    <w:lsdException w:unhideWhenUsed="0" w:uiPriority="0" w:semiHidden="0" w:name="toc 4"/>
-    <w:lsdException w:unhideWhenUsed="0" w:uiPriority="0" w:semiHidden="0" w:name="toc 5"/>
-    <w:lsdException w:unhideWhenUsed="0" w:uiPriority="0" w:semiHidden="0" w:name="toc 6"/>
-    <w:lsdException w:unhideWhenUsed="0" w:uiPriority="0" w:semiHidden="0" w:name="toc 7"/>
-    <w:lsdException w:unhideWhenUsed="0" w:uiPriority="0" w:semiHidden="0" w:name="toc 8"/>
-    <w:lsdException w:unhideWhenUsed="0" w:uiPriority="0" w:semiHidden="0" w:name="toc 9"/>
-    <w:lsdException w:unhideWhenUsed="0" w:uiPriority="0" w:semiHidden="0" w:name="Normal Indent"/>
-    <w:lsdException w:unhideWhenUsed="0" w:uiPriority="0" w:semiHidden="0" w:name="footnote text"/>
-    <w:lsdException w:qFormat="1" w:unhideWhenUsed="0" w:uiPriority="0" w:semiHidden="0" w:name="annotation text"/>
-    <w:lsdException w:qFormat="1" w:unhideWhenUsed="0" w:uiPriority="0" w:semiHidden="0" w:name="header"/>
-    <w:lsdException w:qFormat="1" w:unhideWhenUsed="0" w:uiPriority="0" w:semiHidden="0" w:name="footer"/>
-    <w:lsdException w:unhideWhenUsed="0" w:uiPriority="0" w:semiHidden="0" w:name="index heading"/>
-    <w:lsdException w:qFormat="1" w:uiPriority="0" w:name="caption"/>
-    <w:lsdException w:unhideWhenUsed="0" w:uiPriority="0" w:semiHidden="0" w:name="table of figures"/>
-    <w:lsdException w:unhideWhenUsed="0" w:uiPriority="0" w:semiHidden="0" w:name="envelope address"/>
-    <w:lsdException w:unhideWhenUsed="0" w:uiPriority="0" w:semiHidden="0" w:name="envelope return"/>
-    <w:lsdException w:unhideWhenUsed="0" w:uiPriority="0" w:semiHidden="0" w:name="footnote reference"/>
-    <w:lsdException w:unhideWhenUsed="0" w:uiPriority="0" w:semiHidden="0" w:name="annotation reference"/>
-    <w:lsdException w:unhideWhenUsed="0" w:uiPriority="0" w:semiHidden="0" w:name="line number"/>
-    <w:lsdException w:unhideWhenUsed="0" w:uiPriority="0" w:semiHidden="0" w:name="page number"/>
-    <w:lsdException w:unhideWhenUsed="0" w:uiPriority="0" w:semiHidden="0" w:name="endnote reference"/>
-    <w:lsdException w:unhideWhenUsed="0" w:uiPriority="0" w:semiHidden="0" w:name="endnote text"/>
-    <w:lsdException w:unhideWhenUsed="0" w:uiPriority="0" w:semiHidden="0" w:name="table of authorities"/>
-    <w:lsdException w:unhideWhenUsed="0" w:uiPriority="0" w:semiHidden="0" w:name="macro"/>
-    <w:lsdException w:unhideWhenUsed="0" w:uiPriority="0" w:semiHidden="0" w:name="toa heading"/>
-    <w:lsdException w:unhideWhenUsed="0" w:uiPriority="0" w:semiHidden="0" w:name="List"/>
-    <w:lsdException w:unhideWhenUsed="0" w:uiPriority="0" w:semiHidden="0" w:name="List Bullet"/>
-    <w:lsdException w:unhideWhenUsed="0" w:uiPriority="0" w:semiHidden="0" w:name="List Number"/>
-    <w:lsdException w:unhideWhenUsed="0" w:uiPriority="0" w:semiHidden="0" w:name="List 2"/>
-    <w:lsdException w:unhideWhenUsed="0" w:uiPriority="0" w:semiHidden="0" w:name="List 3"/>
-    <w:lsdException w:unhideWhenUsed="0" w:uiPriority="0" w:semiHidden="0" w:name="List 4"/>
-    <w:lsdException w:unhideWhenUsed="0" w:uiPriority="0" w:semiHidden="0" w:name="List 5"/>
-    <w:lsdException w:unhideWhenUsed="0" w:uiPriority="0" w:semiHidden="0" w:name="List Bullet 2"/>
-    <w:lsdException w:unhideWhenUsed="0" w:uiPriority="0" w:semiHidden="0" w:name="List Bullet 3"/>
-    <w:lsdException w:unhideWhenUsed="0" w:uiPriority="0" w:semiHidden="0" w:name="List Bullet 4"/>
-    <w:lsdException w:unhideWhenUsed="0" w:uiPriority="0" w:semiHidden="0" w:name="List Bullet 5"/>
-    <w:lsdException w:unhideWhenUsed="0" w:uiPriority="0" w:semiHidden="0" w:name="List Number 2"/>
-    <w:lsdException w:unhideWhenUsed="0" w:uiPriority="0" w:semiHidden="0" w:name="List Number 3"/>
-    <w:lsdException w:unhideWhenUsed="0" w:uiPriority="0" w:semiHidden="0" w:name="List Number 4"/>
-    <w:lsdException w:unhideWhenUsed="0" w:uiPriority="0" w:semiHidden="0" w:name="List Number 5"/>
-    <w:lsdException w:qFormat="1" w:unhideWhenUsed="0" w:uiPriority="0" w:semiHidden="0" w:name="Title"/>
-    <w:lsdException w:unhideWhenUsed="0" w:uiPriority="0" w:semiHidden="0" w:name="Closing"/>
-    <w:lsdException w:unhideWhenUsed="0" w:uiPriority="0" w:semiHidden="0" w:name="Signature"/>
-    <w:lsdException w:qFormat="1" w:unhideWhenUsed="0" w:uiPriority="0" w:name="Default Paragraph Font"/>
-    <w:lsdException w:qFormat="1" w:unhideWhenUsed="0" w:uiPriority="0" w:name="Body Text"/>
-    <w:lsdException w:unhideWhenUsed="0" w:uiPriority="0" w:semiHidden="0" w:name="Body Text Indent"/>
-    <w:lsdException w:unhideWhenUsed="0" w:uiPriority="0" w:semiHidden="0" w:name="List Continue"/>
-    <w:lsdException w:unhideWhenUsed="0" w:uiPriority="0" w:semiHidden="0" w:name="List Continue 2"/>
-    <w:lsdException w:unhideWhenUsed="0" w:uiPriority="0" w:semiHidden="0" w:name="List Continue 3"/>
-    <w:lsdException w:unhideWhenUsed="0" w:uiPriority="0" w:semiHidden="0" w:name="List Continue 4"/>
-    <w:lsdException w:unhideWhenUsed="0" w:uiPriority="0" w:semiHidden="0" w:name="List Continue 5"/>
-    <w:lsdException w:unhideWhenUsed="0" w:uiPriority="0" w:semiHidden="0" w:name="Message Header"/>
-    <w:lsdException w:qFormat="1" w:unhideWhenUsed="0" w:uiPriority="0" w:semiHidden="0" w:name="Subtitle"/>
-    <w:lsdException w:unhideWhenUsed="0" w:uiPriority="0" w:semiHidden="0" w:name="Salutation"/>
-    <w:lsdException w:unhideWhenUsed="0" w:uiPriority="0" w:semiHidden="0" w:name="Date"/>
-    <w:lsdException w:unhideWhenUsed="0" w:uiPriority="0" w:semiHidden="0" w:name="Body Text First Indent"/>
-    <w:lsdException w:unhideWhenUsed="0" w:uiPriority="0" w:semiHidden="0" w:name="Body Text First Indent 2"/>
-    <w:lsdException w:uiPriority="99" w:name="Note Heading"/>
-    <w:lsdException w:unhideWhenUsed="0" w:uiPriority="0" w:semiHidden="0" w:name="Body Text 2"/>
-    <w:lsdException w:unhideWhenUsed="0" w:uiPriority="0" w:semiHidden="0" w:name="Body Text 3"/>
-    <w:lsdException w:unhideWhenUsed="0" w:uiPriority="0" w:semiHidden="0" w:name="Body Text Indent 2"/>
-    <w:lsdException w:unhideWhenUsed="0" w:uiPriority="0" w:semiHidden="0" w:name="Body Text Indent 3"/>
-    <w:lsdException w:unhideWhenUsed="0" w:uiPriority="0" w:semiHidden="0" w:name="Block Text"/>
-    <w:lsdException w:unhideWhenUsed="0" w:uiPriority="0" w:semiHidden="0" w:name="Hyperlink"/>
-    <w:lsdException w:unhideWhenUsed="0" w:uiPriority="0" w:semiHidden="0" w:name="FollowedHyperlink"/>
-    <w:lsdException w:qFormat="1" w:unhideWhenUsed="0" w:uiPriority="0" w:semiHidden="0" w:name="Strong"/>
-    <w:lsdException w:qFormat="1" w:unhideWhenUsed="0" w:uiPriority="0" w:semiHidden="0" w:name="Emphasis"/>
-    <w:lsdException w:unhideWhenUsed="0" w:uiPriority="0" w:semiHidden="0" w:name="Document Map"/>
-    <w:lsdException w:unhideWhenUsed="0" w:uiPriority="0" w:semiHidden="0" w:name="Plain Text"/>
-    <w:lsdException w:unhideWhenUsed="0" w:uiPriority="0" w:semiHidden="0" w:name="E-mail Signature"/>
-    <w:lsdException w:qFormat="1" w:unhideWhenUsed="0" w:uiPriority="0" w:semiHidden="0" w:name="Normal (Web)"/>
-    <w:lsdException w:unhideWhenUsed="0" w:uiPriority="0" w:semiHidden="0" w:name="HTML Acronym"/>
-    <w:lsdException w:unhideWhenUsed="0" w:uiPriority="0" w:semiHidden="0" w:name="HTML Address"/>
-    <w:lsdException w:unhideWhenUsed="0" w:uiPriority="0" w:semiHidden="0" w:name="HTML Cite"/>
-    <w:lsdException w:unhideWhenUsed="0" w:uiPriority="0" w:semiHidden="0" w:name="HTML Code"/>
-    <w:lsdException w:unhideWhenUsed="0" w:uiPriority="0" w:semiHidden="0" w:name="HTML Definition"/>
-    <w:lsdException w:unhideWhenUsed="0" w:uiPriority="0" w:semiHidden="0" w:name="HTML Keyboard"/>
-    <w:lsdException w:unhideWhenUsed="0" w:uiPriority="0" w:semiHidden="0" w:name="HTML Preformatted"/>
-    <w:lsdException w:unhideWhenUsed="0" w:uiPriority="0" w:semiHidden="0" w:name="HTML Sample"/>
-    <w:lsdException w:unhideWhenUsed="0" w:uiPriority="0" w:semiHidden="0" w:name="HTML Typewriter"/>
-    <w:lsdException w:unhideWhenUsed="0" w:uiPriority="0" w:semiHidden="0" w:name="HTML Variable"/>
-    <w:lsdException w:qFormat="1" w:unhideWhenUsed="0" w:uiPriority="0" w:name="Normal Table"/>
-    <w:lsdException w:unhideWhenUsed="0" w:uiPriority="0" w:semiHidden="0" w:name="annotation subject"/>
-    <w:lsdException w:unhideWhenUsed="0" w:uiPriority="0" w:semiHidden="0" w:name="Table Simple 1"/>
-    <w:lsdException w:unhideWhenUsed="0" w:uiPriority="0" w:semiHidden="0" w:name="Table Simple 2"/>
-    <w:lsdException w:unhideWhenUsed="0" w:uiPriority="0" w:semiHidden="0" w:name="Table Simple 3"/>
-    <w:lsdException w:unhideWhenUsed="0" w:uiPriority="0" w:semiHidden="0" w:name="Table Classic 1"/>
-    <w:lsdException w:unhideWhenUsed="0" w:uiPriority="0" w:semiHidden="0" w:name="Table Classic 2"/>
-    <w:lsdException w:unhideWhenUsed="0" w:uiPriority="0" w:semiHidden="0" w:name="Table Classic 3"/>
-    <w:lsdException w:unhideWhenUsed="0" w:uiPriority="0" w:semiHidden="0" w:name="Table Classic 4"/>
-    <w:lsdException w:unhideWhenUsed="0" w:uiPriority="0" w:semiHidden="0" w:name="Table Colorful 1"/>
-    <w:lsdException w:unhideWhenUsed="0" w:uiPriority="0" w:semiHidden="0" w:name="Table Colorful 2"/>
-    <w:lsdException w:unhideWhenUsed="0" w:uiPriority="0" w:semiHidden="0" w:name="Table Colorful 3"/>
-    <w:lsdException w:unhideWhenUsed="0" w:uiPriority="0" w:semiHidden="0" w:name="Table Columns 1"/>
-    <w:lsdException w:unhideWhenUsed="0" w:uiPriority="0" w:semiHidden="0" w:name="Table Columns 2"/>
-    <w:lsdException w:unhideWhenUsed="0" w:uiPriority="0" w:semiHidden="0" w:name="Table Columns 3"/>
-    <w:lsdException w:unhideWhenUsed="0" w:uiPriority="0" w:semiHidden="0" w:name="Table Columns 4"/>
-    <w:lsdException w:unhideWhenUsed="0" w:uiPriority="0" w:semiHidden="0" w:name="Table Columns 5"/>
-    <w:lsdException w:unhideWhenUsed="0" w:uiPriority="0" w:semiHidden="0" w:name="Table Grid 1"/>
-    <w:lsdException w:unhideWhenUsed="0" w:uiPriority="0" w:semiHidden="0" w:name="Table Grid 2"/>
-    <w:lsdException w:unhideWhenUsed="0" w:uiPriority="0" w:semiHidden="0" w:name="Table Grid 3"/>
-    <w:lsdException w:unhideWhenUsed="0" w:uiPriority="0" w:semiHidden="0" w:name="Table Grid 4"/>
-    <w:lsdException w:unhideWhenUsed="0" w:uiPriority="0" w:semiHidden="0" w:name="Table Grid 5"/>
-    <w:lsdException w:unhideWhenUsed="0" w:uiPriority="0" w:semiHidden="0" w:name="Table Grid 6"/>
-    <w:lsdException w:unhideWhenUsed="0" w:uiPriority="0" w:semiHidden="0" w:name="Table Grid 7"/>
-    <w:lsdException w:unhideWhenUsed="0" w:uiPriority="0" w:semiHidden="0" w:name="Table Grid 8"/>
-    <w:lsdException w:unhideWhenUsed="0" w:uiPriority="0" w:semiHidden="0" w:name="Table List 1"/>
-    <w:lsdException w:unhideWhenUsed="0" w:uiPriority="0" w:semiHidden="0" w:name="Table List 2"/>
-    <w:lsdException w:unhideWhenUsed="0" w:uiPriority="0" w:semiHidden="0" w:name="Table List 3"/>
-    <w:lsdException w:unhideWhenUsed="0" w:uiPriority="0" w:semiHidden="0" w:name="Table List 4"/>
-    <w:lsdException w:unhideWhenUsed="0" w:uiPriority="0" w:semiHidden="0" w:name="Table List 5"/>
-    <w:lsdException w:unhideWhenUsed="0" w:uiPriority="0" w:semiHidden="0" w:name="Table List 6"/>
-    <w:lsdException w:unhideWhenUsed="0" w:uiPriority="0" w:semiHidden="0" w:name="Table List 7"/>
-    <w:lsdException w:unhideWhenUsed="0" w:uiPriority="0" w:semiHidden="0" w:name="Table List 8"/>
-    <w:lsdException w:unhideWhenUsed="0" w:uiPriority="0" w:semiHidden="0" w:name="Table 3D effects 1"/>
-    <w:lsdException w:unhideWhenUsed="0" w:uiPriority="0" w:semiHidden="0" w:name="Table 3D effects 2"/>
-    <w:lsdException w:unhideWhenUsed="0" w:uiPriority="0" w:semiHidden="0" w:name="Table 3D effects 3"/>
-    <w:lsdException w:unhideWhenUsed="0" w:uiPriority="0" w:semiHidden="0" w:name="Table Contemporary"/>
-    <w:lsdException w:unhideWhenUsed="0" w:uiPriority="0" w:semiHidden="0" w:name="Table Elegant"/>
-    <w:lsdException w:unhideWhenUsed="0" w:uiPriority="0" w:semiHidden="0" w:name="Table Professional"/>
-    <w:lsdException w:unhideWhenUsed="0" w:uiPriority="0" w:semiHidden="0" w:name="Table Subtle 1"/>
-    <w:lsdException w:unhideWhenUsed="0" w:uiPriority="0" w:semiHidden="0" w:name="Table Subtle 2"/>
-    <w:lsdException w:unhideWhenUsed="0" w:uiPriority="0" w:semiHidden="0" w:name="Table Web 1"/>
-    <w:lsdException w:unhideWhenUsed="0" w:uiPriority="0" w:semiHidden="0" w:name="Table Web 2"/>
-    <w:lsdException w:unhideWhenUsed="0" w:uiPriority="0" w:semiHidden="0" w:name="Table Web 3"/>
-    <w:lsdException w:unhideWhenUsed="0" w:uiPriority="0" w:semiHidden="0" w:name="Balloon Text"/>
-    <w:lsdException w:qFormat="1" w:unhideWhenUsed="0" w:uiPriority="0" w:semiHidden="0" w:name="Table Grid"/>
-    <w:lsdException w:unhideWhenUsed="0" w:uiPriority="0" w:semiHidden="0" w:name="Table Theme"/>
-    <w:lsdException w:unhideWhenUsed="0" w:uiPriority="60" w:semiHidden="0" w:name="Light Shading"/>
-    <w:lsdException w:unhideWhenUsed="0" w:uiPriority="61" w:semiHidden="0" w:name="Light List"/>
-    <w:lsdException w:unhideWhenUsed="0" w:uiPriority="62" w:semiHidden="0" w:name="Light Grid"/>
-    <w:lsdException w:unhideWhenUsed="0" w:uiPriority="63" w:semiHidden="0" w:name="Medium Shading 1"/>
-    <w:lsdException w:unhideWhenUsed="0" w:uiPriority="64" w:semiHidden="0" w:name="Medium Shading 2"/>
-    <w:lsdException w:unhideWhenUsed="0" w:uiPriority="65" w:semiHidden="0" w:name="Medium List 1"/>
-    <w:lsdException w:unhideWhenUsed="0" w:uiPriority="66" w:semiHidden="0" w:name="Medium List 2"/>
-    <w:lsdException w:unhideWhenUsed="0" w:uiPriority="67" w:semiHidden="0" w:name="Medium Grid 1"/>
-    <w:lsdException w:unhideWhenUsed="0" w:uiPriority="68" w:semiHidden="0" w:name="Medium Grid 2"/>
-    <w:lsdException w:unhideWhenUsed="0" w:uiPriority="69" w:semiHidden="0" w:name="Medium Grid 3"/>
-    <w:lsdException w:unhideWhenUsed="0" w:uiPriority="70" w:semiHidden="0" w:name="Dark List"/>
-    <w:lsdException w:unhideWhenUsed="0" w:uiPriority="71" w:semiHidden="0" w:name="Colorful Shading"/>
-    <w:lsdException w:unhideWhenUsed="0" w:uiPriority="72" w:semiHidden="0" w:name="Colorful List"/>
-    <w:lsdException w:unhideWhenUsed="0" w:uiPriority="73" w:semiHidden="0" w:name="Colorful Grid"/>
-    <w:lsdException w:unhideWhenUsed="0" w:uiPriority="60" w:semiHidden="0" w:name="Light Shading Accent 1"/>
-    <w:lsdException w:unhideWhenUsed="0" w:uiPriority="61" w:semiHidden="0" w:name="Light List Accent 1"/>
-    <w:lsdException w:unhideWhenUsed="0" w:uiPriority="62" w:semiHidden="0" w:name="Light Grid Accent 1"/>
-    <w:lsdException w:unhideWhenUsed="0" w:uiPriority="63" w:semiHidden="0" w:name="Medium Shading 1 Accent 1"/>
-    <w:lsdException w:unhideWhenUsed="0" w:uiPriority="64" w:semiHidden="0" w:name="Medium Shading 2 Accent 1"/>
-    <w:lsdException w:unhideWhenUsed="0" w:uiPriority="65" w:semiHidden="0" w:name="Medium List 1 Accent 1"/>
-    <w:lsdException w:unhideWhenUsed="0" w:uiPriority="66" w:semiHidden="0" w:name="Medium List 2 Accent 1"/>
-    <w:lsdException w:unhideWhenUsed="0" w:uiPriority="67" w:semiHidden="0" w:name="Medium Grid 1 Accent 1"/>
-    <w:lsdException w:unhideWhenUsed="0" w:uiPriority="68" w:semiHidden="0" w:name="Medium Grid 2 Accent 1"/>
-    <w:lsdException w:unhideWhenUsed="0" w:uiPriority="69" w:semiHidden="0" w:name="Medium Grid 3 Accent 1"/>
-    <w:lsdException w:unhideWhenUsed="0" w:uiPriority="70" w:semiHidden="0" w:name="Dark List Accent 1"/>
-    <w:lsdException w:unhideWhenUsed="0" w:uiPriority="71" w:semiHidden="0" w:name="Colorful Shading Accent 1"/>
-    <w:lsdException w:unhideWhenUsed="0" w:uiPriority="72" w:semiHidden="0" w:name="Colorful List Accent 1"/>
-    <w:lsdException w:unhideWhenUsed="0" w:uiPriority="73" w:semiHidden="0" w:name="Colorful Grid Accent 1"/>
-    <w:lsdException w:unhideWhenUsed="0" w:uiPriority="60" w:semiHidden="0" w:name="Light Shading Accent 2"/>
-    <w:lsdException w:unhideWhenUsed="0" w:uiPriority="61" w:semiHidden="0" w:name="Light List Accent 2"/>
-    <w:lsdException w:unhideWhenUsed="0" w:uiPriority="62" w:semiHidden="0" w:name="Light Grid Accent 2"/>
-    <w:lsdException w:unhideWhenUsed="0" w:uiPriority="63" w:semiHidden="0" w:name="Medium Shading 1 Accent 2"/>
-    <w:lsdException w:unhideWhenUsed="0" w:uiPriority="64" w:semiHidden="0" w:name="Medium Shading 2 Accent 2"/>
-    <w:lsdException w:unhideWhenUsed="0" w:uiPriority="65" w:semiHidden="0" w:name="Medium List 1 Accent 2"/>
-    <w:lsdException w:unhideWhenUsed="0" w:uiPriority="66" w:semiHidden="0" w:name="Medium List 2 Accent 2"/>
-    <w:lsdException w:unhideWhenUsed="0" w:uiPriority="67" w:semiHidden="0" w:name="Medium Grid 1 Accent 2"/>
-    <w:lsdException w:unhideWhenUsed="0" w:uiPriority="68" w:semiHidden="0" w:name="Medium Grid 2 Accent 2"/>
-    <w:lsdException w:unhideWhenUsed="0" w:uiPriority="69" w:semiHidden="0" w:name="Medium Grid 3 Accent 2"/>
-    <w:lsdException w:unhideWhenUsed="0" w:uiPriority="70" w:semiHidden="0" w:name="Dark List Accent 2"/>
-    <w:lsdException w:unhideWhenUsed="0" w:uiPriority="71" w:semiHidden="0" w:name="Colorful Shading Accent 2"/>
-    <w:lsdException w:unhideWhenUsed="0" w:uiPriority="72" w:semiHidden="0" w:name="Colorful List Accent 2"/>
-    <w:lsdException w:unhideWhenUsed="0" w:uiPriority="73" w:semiHidden="0" w:name="Colorful Grid Accent 2"/>
-    <w:lsdException w:unhideWhenUsed="0" w:uiPriority="60" w:semiHidden="0" w:name="Light Shading Accent 3"/>
-    <w:lsdException w:unhideWhenUsed="0" w:uiPriority="61" w:semiHidden="0" w:name="Light List Accent 3"/>
-    <w:lsdException w:unhideWhenUsed="0" w:uiPriority="62" w:semiHidden="0" w:name="Light Grid Accent 3"/>
-    <w:lsdException w:unhideWhenUsed="0" w:uiPriority="63" w:semiHidden="0" w:name="Medium Shading 1 Accent 3"/>
-    <w:lsdException w:unhideWhenUsed="0" w:uiPriority="64" w:semiHidden="0" w:name="Medium Shading 2 Accent 3"/>
-    <w:lsdException w:unhideWhenUsed="0" w:uiPriority="65" w:semiHidden="0" w:name="Medium List 1 Accent 3"/>
-    <w:lsdException w:unhideWhenUsed="0" w:uiPriority="66" w:semiHidden="0" w:name="Medium List 2 Accent 3"/>
-    <w:lsdException w:unhideWhenUsed="0" w:uiPriority="67" w:semiHidden="0" w:name="Medium Grid 1 Accent 3"/>
-    <w:lsdException w:unhideWhenUsed="0" w:uiPriority="68" w:semiHidden="0" w:name="Medium Grid 2 Accent 3"/>
-    <w:lsdException w:unhideWhenUsed="0" w:uiPriority="69" w:semiHidden="0" w:name="Medium Grid 3 Accent 3"/>
-    <w:lsdException w:unhideWhenUsed="0" w:uiPriority="70" w:semiHidden="0" w:name="Dark List Accent 3"/>
-    <w:lsdException w:unhideWhenUsed="0" w:uiPriority="71" w:semiHidden="0" w:name="Colorful Shading Accent 3"/>
-    <w:lsdException w:unhideWhenUsed="0" w:uiPriority="72" w:semiHidden="0" w:name="Colorful List Accent 3"/>
-    <w:lsdException w:unhideWhenUsed="0" w:uiPriority="73" w:semiHidden="0" w:name="Colorful Grid Accent 3"/>
-    <w:lsdException w:unhideWhenUsed="0" w:uiPriority="60" w:semiHidden="0" w:name="Light Shading Accent 4"/>
-    <w:lsdException w:unhideWhenUsed="0" w:uiPriority="61" w:semiHidden="0" w:name="Light List Accent 4"/>
-    <w:lsdException w:unhideWhenUsed="0" w:uiPriority="62" w:semiHidden="0" w:name="Light Grid Accent 4"/>
-    <w:lsdException w:unhideWhenUsed="0" w:uiPriority="63" w:semiHidden="0" w:name="Medium Shading 1 Accent 4"/>
-    <w:lsdException w:unhideWhenUsed="0" w:uiPriority="64" w:semiHidden="0" w:name="Medium Shading 2 Accent 4"/>
-    <w:lsdException w:unhideWhenUsed="0" w:uiPriority="65" w:semiHidden="0" w:name="Medium List 1 Accent 4"/>
-    <w:lsdException w:unhideWhenUsed="0" w:uiPriority="66" w:semiHidden="0" w:name="Medium List 2 Accent 4"/>
-    <w:lsdException w:unhideWhenUsed="0" w:uiPriority="67" w:semiHidden="0" w:name="Medium Grid 1 Accent 4"/>
-    <w:lsdException w:unhideWhenUsed="0" w:uiPriority="68" w:semiHidden="0" w:name="Medium Grid 2 Accent 4"/>
-    <w:lsdException w:unhideWhenUsed="0" w:uiPriority="69" w:semiHidden="0" w:name="Medium Grid 3 Accent 4"/>
-    <w:lsdException w:unhideWhenUsed="0" w:uiPriority="70" w:semiHidden="0" w:name="Dark List Accent 4"/>
-    <w:lsdException w:unhideWhenUsed="0" w:uiPriority="71" w:semiHidden="0" w:name="Colorful Shading Accent 4"/>
-    <w:lsdException w:unhideWhenUsed="0" w:uiPriority="72" w:semiHidden="0" w:name="Colorful List Accent 4"/>
-    <w:lsdException w:unhideWhenUsed="0" w:uiPriority="73" w:semiHidden="0" w:name="Colorful Grid Accent 4"/>
-    <w:lsdException w:unhideWhenUsed="0" w:uiPriority="60" w:semiHidden="0" w:name="Light Shading Accent 5"/>
-    <w:lsdException w:unhideWhenUsed="0" w:uiPriority="61" w:semiHidden="0" w:name="Light List Accent 5"/>
-    <w:lsdException w:unhideWhenUsed="0" w:uiPriority="62" w:semiHidden="0" w:name="Light Grid Accent 5"/>
-    <w:lsdException w:unhideWhenUsed="0" w:uiPriority="63" w:semiHidden="0" w:name="Medium Shading 1 Accent 5"/>
-    <w:lsdException w:unhideWhenUsed="0" w:uiPriority="64" w:semiHidden="0" w:name="Medium Shading 2 Accent 5"/>
-    <w:lsdException w:unhideWhenUsed="0" w:uiPriority="65" w:semiHidden="0" w:name="Medium List 1 Accent 5"/>
-    <w:lsdException w:unhideWhenUsed="0" w:uiPriority="66" w:semiHidden="0" w:name="Medium List 2 Accent 5"/>
-    <w:lsdException w:unhideWhenUsed="0" w:uiPriority="67" w:semiHidden="0" w:name="Medium Grid 1 Accent 5"/>
-    <w:lsdException w:unhideWhenUsed="0" w:uiPriority="68" w:semiHidden="0" w:name="Medium Grid 2 Accent 5"/>
-    <w:lsdException w:unhideWhenUsed="0" w:uiPriority="69" w:semiHidden="0" w:name="Medium Grid 3 Accent 5"/>
-    <w:lsdException w:unhideWhenUsed="0" w:uiPriority="70" w:semiHidden="0" w:name="Dark List Accent 5"/>
-    <w:lsdException w:unhideWhenUsed="0" w:uiPriority="71" w:semiHidden="0" w:name="Colorful Shading Accent 5"/>
-    <w:lsdException w:unhideWhenUsed="0" w:uiPriority="72" w:semiHidden="0" w:name="Colorful List Accent 5"/>
-    <w:lsdException w:unhideWhenUsed="0" w:uiPriority="73" w:semiHidden="0" w:name="Colorful Grid Accent 5"/>
-    <w:lsdException w:unhideWhenUsed="0" w:uiPriority="60" w:semiHidden="0" w:name="Light Shading Accent 6"/>
-    <w:lsdException w:unhideWhenUsed="0" w:uiPriority="61" w:semiHidden="0" w:name="Light List Accent 6"/>
-    <w:lsdException w:unhideWhenUsed="0" w:uiPriority="62" w:semiHidden="0" w:name="Light Grid Accent 6"/>
-    <w:lsdException w:unhideWhenUsed="0" w:uiPriority="63" w:semiHidden="0" w:name="Medium Shading 1 Accent 6"/>
-    <w:lsdException w:unhideWhenUsed="0" w:uiPriority="64" w:semiHidden="0" w:name="Medium Shading 2 Accent 6"/>
-    <w:lsdException w:unhideWhenUsed="0" w:uiPriority="65" w:semiHidden="0" w:name="Medium List 1 Accent 6"/>
-    <w:lsdException w:unhideWhenUsed="0" w:uiPriority="66" w:semiHidden="0" w:name="Medium List 2 Accent 6"/>
-    <w:lsdException w:unhideWhenUsed="0" w:uiPriority="67" w:semiHidden="0" w:name="Medium Grid 1 Accent 6"/>
-    <w:lsdException w:unhideWhenUsed="0" w:uiPriority="68" w:semiHidden="0" w:name="Medium Grid 2 Accent 6"/>
-    <w:lsdException w:unhideWhenUsed="0" w:uiPriority="69" w:semiHidden="0" w:name="Medium Grid 3 Accent 6"/>
-    <w:lsdException w:unhideWhenUsed="0" w:uiPriority="70" w:semiHidden="0" w:name="Dark List Accent 6"/>
-    <w:lsdException w:unhideWhenUsed="0" w:uiPriority="71" w:semiHidden="0" w:name="Colorful Shading Accent 6"/>
-    <w:lsdException w:unhideWhenUsed="0" w:uiPriority="72" w:semiHidden="0" w:name="Colorful List Accent 6"/>
-    <w:lsdException w:unhideWhenUsed="0" w:uiPriority="73" w:semiHidden="0" w:name="Colorful Grid Accent 6"/>
+  <w:latentStyles w:defLockedState="0" w:defUIPriority="99" w:defSemiHidden="1" w:defUnhideWhenUsed="1" w:defQFormat="0" w:count="260">
+    <w:lsdException w:name="Normal" w:semiHidden="0" w:uiPriority="0" w:unhideWhenUsed="0" w:qFormat="1"/>
+    <w:lsdException w:name="heading 1" w:semiHidden="0" w:uiPriority="0" w:unhideWhenUsed="0" w:qFormat="1"/>
+    <w:lsdException w:name="heading 2" w:semiHidden="0" w:uiPriority="0" w:qFormat="1"/>
+    <w:lsdException w:name="heading 3" w:uiPriority="0" w:qFormat="1"/>
+    <w:lsdException w:name="heading 4" w:semiHidden="0" w:uiPriority="0" w:qFormat="1"/>
+    <w:lsdException w:name="heading 5" w:uiPriority="0" w:qFormat="1"/>
+    <w:lsdException w:name="heading 6" w:uiPriority="0" w:qFormat="1"/>
+    <w:lsdException w:name="heading 7" w:uiPriority="0" w:qFormat="1"/>
+    <w:lsdException w:name="heading 8" w:uiPriority="0" w:qFormat="1"/>
+    <w:lsdException w:name="heading 9" w:uiPriority="0" w:qFormat="1"/>
+    <w:lsdException w:name="index 1" w:semiHidden="0" w:uiPriority="0" w:unhideWhenUsed="0"/>
+    <w:lsdException w:name="index 2" w:semiHidden="0" w:uiPriority="0" w:unhideWhenUsed="0"/>
+    <w:lsdException w:name="index 3" w:semiHidden="0" w:uiPriority="0" w:unhideWhenUsed="0"/>
+    <w:lsdException w:name="index 4" w:semiHidden="0" w:uiPriority="0" w:unhideWhenUsed="0"/>
+    <w:lsdException w:name="index 5" w:semiHidden="0" w:uiPriority="0" w:unhideWhenUsed="0"/>
+    <w:lsdException w:name="index 6" w:semiHidden="0" w:uiPriority="0" w:unhideWhenUsed="0"/>
+    <w:lsdException w:name="index 7" w:semiHidden="0" w:uiPriority="0" w:unhideWhenUsed="0"/>
+    <w:lsdException w:name="index 8" w:semiHidden="0" w:uiPriority="0" w:unhideWhenUsed="0"/>
+    <w:lsdException w:name="index 9" w:semiHidden="0" w:uiPriority="0" w:unhideWhenUsed="0"/>
+    <w:lsdException w:name="toc 1" w:semiHidden="0" w:uiPriority="0" w:unhideWhenUsed="0" w:qFormat="1"/>
+    <w:lsdException w:name="toc 2" w:semiHidden="0" w:uiPriority="0" w:unhideWhenUsed="0" w:qFormat="1"/>
+    <w:lsdException w:name="toc 3" w:semiHidden="0" w:uiPriority="0" w:unhideWhenUsed="0" w:qFormat="1"/>
+    <w:lsdException w:name="toc 4" w:semiHidden="0" w:uiPriority="0" w:unhideWhenUsed="0"/>
+    <w:lsdException w:name="toc 5" w:semiHidden="0" w:uiPriority="0" w:unhideWhenUsed="0"/>
+    <w:lsdException w:name="toc 6" w:semiHidden="0" w:uiPriority="0" w:unhideWhenUsed="0"/>
+    <w:lsdException w:name="toc 7" w:semiHidden="0" w:uiPriority="0" w:unhideWhenUsed="0"/>
+    <w:lsdException w:name="toc 8" w:semiHidden="0" w:uiPriority="0" w:unhideWhenUsed="0"/>
+    <w:lsdException w:name="toc 9" w:semiHidden="0" w:uiPriority="0" w:unhideWhenUsed="0"/>
+    <w:lsdException w:name="Normal Indent" w:semiHidden="0" w:uiPriority="0" w:unhideWhenUsed="0"/>
+    <w:lsdException w:name="footnote text" w:semiHidden="0" w:uiPriority="0" w:unhideWhenUsed="0"/>
+    <w:lsdException w:name="annotation text" w:semiHidden="0" w:uiPriority="0" w:unhideWhenUsed="0" w:qFormat="1"/>
+    <w:lsdException w:name="header" w:semiHidden="0" w:uiPriority="0" w:unhideWhenUsed="0" w:qFormat="1"/>
+    <w:lsdException w:name="footer" w:semiHidden="0" w:uiPriority="0" w:unhideWhenUsed="0" w:qFormat="1"/>
+    <w:lsdException w:name="index heading" w:semiHidden="0" w:uiPriority="0" w:unhideWhenUsed="0"/>
+    <w:lsdException w:name="caption" w:uiPriority="0" w:qFormat="1"/>
+    <w:lsdException w:name="table of figures" w:semiHidden="0" w:uiPriority="0" w:unhideWhenUsed="0"/>
+    <w:lsdException w:name="envelope address" w:semiHidden="0" w:uiPriority="0" w:unhideWhenUsed="0"/>
+    <w:lsdException w:name="envelope return" w:semiHidden="0" w:uiPriority="0" w:unhideWhenUsed="0"/>
+    <w:lsdException w:name="footnote reference" w:semiHidden="0" w:uiPriority="0" w:unhideWhenUsed="0"/>
+    <w:lsdException w:name="annotation reference" w:semiHidden="0" w:uiPriority="0" w:unhideWhenUsed="0"/>
+    <w:lsdException w:name="line number" w:semiHidden="0" w:uiPriority="0" w:unhideWhenUsed="0"/>
+    <w:lsdException w:name="page number" w:semiHidden="0" w:uiPriority="0" w:unhideWhenUsed="0"/>
+    <w:lsdException w:name="endnote reference" w:semiHidden="0" w:uiPriority="0" w:unhideWhenUsed="0"/>
+    <w:lsdException w:name="endnote text" w:semiHidden="0" w:uiPriority="0" w:unhideWhenUsed="0"/>
+    <w:lsdException w:name="table of authorities" w:semiHidden="0" w:uiPriority="0" w:unhideWhenUsed="0"/>
+    <w:lsdException w:name="macro" w:semiHidden="0" w:uiPriority="0" w:unhideWhenUsed="0"/>
+    <w:lsdException w:name="toa heading" w:semiHidden="0" w:uiPriority="0" w:unhideWhenUsed="0"/>
+    <w:lsdException w:name="List" w:semiHidden="0" w:uiPriority="0" w:unhideWhenUsed="0"/>
+    <w:lsdException w:name="List Bullet" w:semiHidden="0" w:uiPriority="0" w:unhideWhenUsed="0"/>
+    <w:lsdException w:name="List Number" w:semiHidden="0" w:uiPriority="0" w:unhideWhenUsed="0"/>
+    <w:lsdException w:name="List 2" w:semiHidden="0" w:uiPriority="0" w:unhideWhenUsed="0"/>
+    <w:lsdException w:name="List 3" w:semiHidden="0" w:uiPriority="0" w:unhideWhenUsed="0"/>
+    <w:lsdException w:name="List 4" w:semiHidden="0" w:uiPriority="0" w:unhideWhenUsed="0"/>
+    <w:lsdException w:name="List 5" w:semiHidden="0" w:uiPriority="0" w:unhideWhenUsed="0"/>
+    <w:lsdException w:name="List Bullet 2" w:semiHidden="0" w:uiPriority="0" w:unhideWhenUsed="0"/>
+    <w:lsdException w:name="List Bullet 3" w:semiHidden="0" w:uiPriority="0" w:unhideWhenUsed="0"/>
+    <w:lsdException w:name="List Bullet 4" w:semiHidden="0" w:uiPriority="0" w:unhideWhenUsed="0"/>
+    <w:lsdException w:name="List Bullet 5" w:semiHidden="0" w:uiPriority="0" w:unhideWhenUsed="0"/>
+    <w:lsdException w:name="List Number 2" w:semiHidden="0" w:uiPriority="0" w:unhideWhenUsed="0"/>
+    <w:lsdException w:name="List Number 3" w:semiHidden="0" w:uiPriority="0" w:unhideWhenUsed="0"/>
+    <w:lsdException w:name="List Number 4" w:semiHidden="0" w:uiPriority="0" w:unhideWhenUsed="0"/>
+    <w:lsdException w:name="List Number 5" w:semiHidden="0" w:uiPriority="0" w:unhideWhenUsed="0"/>
+    <w:lsdException w:name="Title" w:semiHidden="0" w:uiPriority="0" w:unhideWhenUsed="0" w:qFormat="1"/>
+    <w:lsdException w:name="Closing" w:semiHidden="0" w:uiPriority="0" w:unhideWhenUsed="0"/>
+    <w:lsdException w:name="Signature" w:semiHidden="0" w:uiPriority="0" w:unhideWhenUsed="0"/>
+    <w:lsdException w:name="Default Paragraph Font" w:uiPriority="0" w:unhideWhenUsed="0" w:qFormat="1"/>
+    <w:lsdException w:name="Body Text" w:uiPriority="0" w:unhideWhenUsed="0" w:qFormat="1"/>
+    <w:lsdException w:name="Body Text Indent" w:semiHidden="0" w:uiPriority="0" w:unhideWhenUsed="0"/>
+    <w:lsdException w:name="List Continue" w:semiHidden="0" w:uiPriority="0" w:unhideWhenUsed="0"/>
+    <w:lsdException w:name="List Continue 2" w:semiHidden="0" w:uiPriority="0" w:unhideWhenUsed="0"/>
+    <w:lsdException w:name="List Continue 3" w:semiHidden="0" w:uiPriority="0" w:unhideWhenUsed="0"/>
+    <w:lsdException w:name="List Continue 4" w:semiHidden="0" w:uiPriority="0" w:unhideWhenUsed="0"/>
+    <w:lsdException w:name="List Continue 5" w:semiHidden="0" w:uiPriority="0" w:unhideWhenUsed="0"/>
+    <w:lsdException w:name="Message Header" w:semiHidden="0" w:uiPriority="0" w:unhideWhenUsed="0"/>
+    <w:lsdException w:name="Subtitle" w:semiHidden="0" w:uiPriority="0" w:unhideWhenUsed="0" w:qFormat="1"/>
+    <w:lsdException w:name="Salutation" w:semiHidden="0" w:uiPriority="0" w:unhideWhenUsed="0"/>
+    <w:lsdException w:name="Date" w:semiHidden="0" w:uiPriority="0" w:unhideWhenUsed="0"/>
+    <w:lsdException w:name="Body Text First Indent" w:semiHidden="0" w:uiPriority="0" w:unhideWhenUsed="0"/>
+    <w:lsdException w:name="Body Text First Indent 2" w:semiHidden="0" w:uiPriority="0" w:unhideWhenUsed="0"/>
+    <w:lsdException w:name="Body Text 2" w:semiHidden="0" w:uiPriority="0" w:unhideWhenUsed="0"/>
+    <w:lsdException w:name="Body Text 3" w:semiHidden="0" w:uiPriority="0" w:unhideWhenUsed="0"/>
+    <w:lsdException w:name="Body Text Indent 2" w:semiHidden="0" w:uiPriority="0" w:unhideWhenUsed="0"/>
+    <w:lsdException w:name="Body Text Indent 3" w:semiHidden="0" w:uiPriority="0" w:unhideWhenUsed="0"/>
+    <w:lsdException w:name="Block Text" w:semiHidden="0" w:uiPriority="0" w:unhideWhenUsed="0"/>
+    <w:lsdException w:name="Hyperlink" w:semiHidden="0" w:uiPriority="0" w:unhideWhenUsed="0"/>
+    <w:lsdException w:name="FollowedHyperlink" w:semiHidden="0" w:uiPriority="0" w:unhideWhenUsed="0"/>
+    <w:lsdException w:name="Strong" w:semiHidden="0" w:uiPriority="0" w:unhideWhenUsed="0" w:qFormat="1"/>
+    <w:lsdException w:name="Emphasis" w:semiHidden="0" w:uiPriority="0" w:unhideWhenUsed="0" w:qFormat="1"/>
+    <w:lsdException w:name="Document Map" w:semiHidden="0" w:uiPriority="0" w:unhideWhenUsed="0"/>
+    <w:lsdException w:name="Plain Text" w:semiHidden="0" w:uiPriority="0" w:unhideWhenUsed="0"/>
+    <w:lsdException w:name="E-mail Signature" w:semiHidden="0" w:uiPriority="0" w:unhideWhenUsed="0"/>
+    <w:lsdException w:name="Normal (Web)" w:semiHidden="0" w:uiPriority="0" w:unhideWhenUsed="0" w:qFormat="1"/>
+    <w:lsdException w:name="HTML Acronym" w:semiHidden="0" w:uiPriority="0" w:unhideWhenUsed="0"/>
+    <w:lsdException w:name="HTML Address" w:semiHidden="0" w:uiPriority="0" w:unhideWhenUsed="0"/>
+    <w:lsdException w:name="HTML Cite" w:semiHidden="0" w:uiPriority="0" w:unhideWhenUsed="0"/>
+    <w:lsdException w:name="HTML Code" w:semiHidden="0" w:uiPriority="0" w:unhideWhenUsed="0"/>
+    <w:lsdException w:name="HTML Definition" w:semiHidden="0" w:uiPriority="0" w:unhideWhenUsed="0"/>
+    <w:lsdException w:name="HTML Keyboard" w:semiHidden="0" w:uiPriority="0" w:unhideWhenUsed="0"/>
+    <w:lsdException w:name="HTML Preformatted" w:semiHidden="0" w:uiPriority="0" w:unhideWhenUsed="0"/>
+    <w:lsdException w:name="HTML Sample" w:semiHidden="0" w:uiPriority="0" w:unhideWhenUsed="0"/>
+    <w:lsdException w:name="HTML Typewriter" w:semiHidden="0" w:uiPriority="0" w:unhideWhenUsed="0"/>
+    <w:lsdException w:name="HTML Variable" w:semiHidden="0" w:uiPriority="0" w:unhideWhenUsed="0"/>
+    <w:lsdException w:name="Normal Table" w:uiPriority="0" w:unhideWhenUsed="0" w:qFormat="1"/>
+    <w:lsdException w:name="annotation subject" w:semiHidden="0" w:uiPriority="0" w:unhideWhenUsed="0"/>
+    <w:lsdException w:name="Table Simple 1" w:semiHidden="0" w:uiPriority="0" w:unhideWhenUsed="0"/>
+    <w:lsdException w:name="Table Simple 2" w:semiHidden="0" w:uiPriority="0" w:unhideWhenUsed="0"/>
+    <w:lsdException w:name="Table Simple 3" w:semiHidden="0" w:uiPriority="0" w:unhideWhenUsed="0"/>
+    <w:lsdException w:name="Table Classic 1" w:semiHidden="0" w:uiPriority="0" w:unhideWhenUsed="0"/>
+    <w:lsdException w:name="Table Classic 2" w:semiHidden="0" w:uiPriority="0" w:unhideWhenUsed="0"/>
+    <w:lsdException w:name="Table Classic 3" w:semiHidden="0" w:uiPriority="0" w:unhideWhenUsed="0"/>
+    <w:lsdException w:name="Table Classic 4" w:semiHidden="0" w:uiPriority="0" w:unhideWhenUsed="0"/>
+    <w:lsdException w:name="Table Colorful 1" w:semiHidden="0" w:uiPriority="0" w:unhideWhenUsed="0"/>
+    <w:lsdException w:name="Table Colorful 2" w:semiHidden="0" w:uiPriority="0" w:unhideWhenUsed="0"/>
+    <w:lsdException w:name="Table Colorful 3" w:semiHidden="0" w:uiPriority="0" w:unhideWhenUsed="0"/>
+    <w:lsdException w:name="Table Columns 1" w:semiHidden="0" w:uiPriority="0" w:unhideWhenUsed="0"/>
+    <w:lsdException w:name="Table Columns 2" w:semiHidden="0" w:uiPriority="0" w:unhideWhenUsed="0"/>
+    <w:lsdException w:name="Table Columns 3" w:semiHidden="0" w:uiPriority="0" w:unhideWhenUsed="0"/>
+    <w:lsdException w:name="Table Columns 4" w:semiHidden="0" w:uiPriority="0" w:unhideWhenUsed="0"/>
+    <w:lsdException w:name="Table Columns 5" w:semiHidden="0" w:uiPriority="0" w:unhideWhenUsed="0"/>
+    <w:lsdException w:name="Table Grid 1" w:semiHidden="0" w:uiPriority="0" w:unhideWhenUsed="0"/>
+    <w:lsdException w:name="Table Grid 2" w:semiHidden="0" w:uiPriority="0" w:unhideWhenUsed="0"/>
+    <w:lsdException w:name="Table Grid 3" w:semiHidden="0" w:uiPriority="0" w:unhideWhenUsed="0"/>
+    <w:lsdException w:name="Table Grid 4" w:semiHidden="0" w:uiPriority="0" w:unhideWhenUsed="0"/>
+    <w:lsdException w:name="Table Grid 5" w:semiHidden="0" w:uiPriority="0" w:unhideWhenUsed="0"/>
+    <w:lsdException w:name="Table Grid 6" w:semiHidden="0" w:uiPriority="0" w:unhideWhenUsed="0"/>
+    <w:lsdException w:name="Table Grid 7" w:semiHidden="0" w:uiPriority="0" w:unhideWhenUsed="0"/>
+    <w:lsdException w:name="Table Grid 8" w:semiHidden="0" w:uiPriority="0" w:unhideWhenUsed="0"/>
+    <w:lsdException w:name="Table List 1" w:semiHidden="0" w:uiPriority="0" w:unhideWhenUsed="0"/>
+    <w:lsdException w:name="Table List 2" w:semiHidden="0" w:uiPriority="0" w:unhideWhenUsed="0"/>
+    <w:lsdException w:name="Table List 3" w:semiHidden="0" w:uiPriority="0" w:unhideWhenUsed="0"/>
+    <w:lsdException w:name="Table List 4" w:semiHidden="0" w:uiPriority="0" w:unhideWhenUsed="0"/>
+    <w:lsdException w:name="Table List 5" w:semiHidden="0" w:uiPriority="0" w:unhideWhenUsed="0"/>
+    <w:lsdException w:name="Table List 6" w:semiHidden="0" w:uiPriority="0" w:unhideWhenUsed="0"/>
+    <w:lsdException w:name="Table List 7" w:semiHidden="0" w:uiPriority="0" w:unhideWhenUsed="0"/>
+    <w:lsdException w:name="Table List 8" w:semiHidden="0" w:uiPriority="0" w:unhideWhenUsed="0"/>
+    <w:lsdException w:name="Table 3D effects 1" w:semiHidden="0" w:uiPriority="0" w:unhideWhenUsed="0"/>
+    <w:lsdException w:name="Table 3D effects 2" w:semiHidden="0" w:uiPriority="0" w:unhideWhenUsed="0"/>
+    <w:lsdException w:name="Table 3D effects 3" w:semiHidden="0" w:uiPriority="0" w:unhideWhenUsed="0"/>
+    <w:lsdException w:name="Table Contemporary" w:semiHidden="0" w:uiPriority="0" w:unhideWhenUsed="0"/>
+    <w:lsdException w:name="Table Elegant" w:semiHidden="0" w:uiPriority="0" w:unhideWhenUsed="0"/>
+    <w:lsdException w:name="Table Professional" w:semiHidden="0" w:uiPriority="0" w:unhideWhenUsed="0"/>
+    <w:lsdException w:name="Table Subtle 1" w:semiHidden="0" w:uiPriority="0" w:unhideWhenUsed="0"/>
+    <w:lsdException w:name="Table Subtle 2" w:semiHidden="0" w:uiPriority="0" w:unhideWhenUsed="0"/>
+    <w:lsdException w:name="Table Web 1" w:semiHidden="0" w:uiPriority="0" w:unhideWhenUsed="0"/>
+    <w:lsdException w:name="Table Web 2" w:semiHidden="0" w:uiPriority="0" w:unhideWhenUsed="0"/>
+    <w:lsdException w:name="Table Web 3" w:semiHidden="0" w:uiPriority="0" w:unhideWhenUsed="0"/>
+    <w:lsdException w:name="Balloon Text" w:semiHidden="0" w:uiPriority="0" w:unhideWhenUsed="0"/>
+    <w:lsdException w:name="Table Grid" w:semiHidden="0" w:uiPriority="0" w:unhideWhenUsed="0" w:qFormat="1"/>
+    <w:lsdException w:name="Table Theme" w:semiHidden="0" w:uiPriority="0" w:unhideWhenUsed="0"/>
+    <w:lsdException w:name="Light Shading" w:semiHidden="0" w:uiPriority="60" w:unhideWhenUsed="0"/>
+    <w:lsdException w:name="Light List" w:semiHidden="0" w:uiPriority="61" w:unhideWhenUsed="0"/>
+    <w:lsdException w:name="Light Grid" w:semiHidden="0" w:uiPriority="62" w:unhideWhenUsed="0"/>
+    <w:lsdException w:name="Medium Shading 1" w:semiHidden="0" w:uiPriority="63" w:unhideWhenUsed="0"/>
+    <w:lsdException w:name="Medium Shading 2" w:semiHidden="0" w:uiPriority="64" w:unhideWhenUsed="0"/>
+    <w:lsdException w:name="Medium List 1" w:semiHidden="0" w:uiPriority="65" w:unhideWhenUsed="0"/>
+    <w:lsdException w:name="Medium List 2" w:semiHidden="0" w:uiPriority="66" w:unhideWhenUsed="0"/>
+    <w:lsdException w:name="Medium Grid 1" w:semiHidden="0" w:uiPriority="67" w:unhideWhenUsed="0"/>
+    <w:lsdException w:name="Medium Grid 2" w:semiHidden="0" w:uiPriority="68" w:unhideWhenUsed="0"/>
+    <w:lsdException w:name="Medium Grid 3" w:semiHidden="0" w:uiPriority="69" w:unhideWhenUsed="0"/>
+    <w:lsdException w:name="Dark List" w:semiHidden="0" w:uiPriority="70" w:unhideWhenUsed="0"/>
+    <w:lsdException w:name="Colorful Shading" w:semiHidden="0" w:uiPriority="71" w:unhideWhenUsed="0"/>
+    <w:lsdException w:name="Colorful List" w:semiHidden="0" w:uiPriority="72" w:unhideWhenUsed="0"/>
+    <w:lsdException w:name="Colorful Grid" w:semiHidden="0" w:uiPriority="73" w:unhideWhenUsed="0"/>
+    <w:lsdException w:name="Light Shading Accent 1" w:semiHidden="0" w:uiPriority="60" w:unhideWhenUsed="0"/>
+    <w:lsdException w:name="Light List Accent 1" w:semiHidden="0" w:uiPriority="61" w:unhideWhenUsed="0"/>
+    <w:lsdException w:name="Light Grid Accent 1" w:semiHidden="0" w:uiPriority="62" w:unhideWhenUsed="0"/>
+    <w:lsdException w:name="Medium Shading 1 Accent 1" w:semiHidden="0" w:uiPriority="63" w:unhideWhenUsed="0"/>
+    <w:lsdException w:name="Medium Shading 2 Accent 1" w:semiHidden="0" w:uiPriority="64" w:unhideWhenUsed="0"/>
+    <w:lsdException w:name="Medium List 1 Accent 1" w:semiHidden="0" w:uiPriority="65" w:unhideWhenUsed="0"/>
+    <w:lsdException w:name="Medium List 2 Accent 1" w:semiHidden="0" w:uiPriority="66" w:unhideWhenUsed="0"/>
+    <w:lsdException w:name="Medium Grid 1 Accent 1" w:semiHidden="0" w:uiPriority="67" w:unhideWhenUsed="0"/>
+    <w:lsdException w:name="Medium Grid 2 Accent 1" w:semiHidden="0" w:uiPriority="68" w:unhideWhenUsed="0"/>
+    <w:lsdException w:name="Medium Grid 3 Accent 1" w:semiHidden="0" w:uiPriority="69" w:unhideWhenUsed="0"/>
+    <w:lsdException w:name="Dark List Accent 1" w:semiHidden="0" w:uiPriority="70" w:unhideWhenUsed="0"/>
+    <w:lsdException w:name="Colorful Shading Accent 1" w:semiHidden="0" w:uiPriority="71" w:unhideWhenUsed="0"/>
+    <w:lsdException w:name="Colorful List Accent 1" w:semiHidden="0" w:uiPriority="72" w:unhideWhenUsed="0"/>
+    <w:lsdException w:name="Colorful Grid Accent 1" w:semiHidden="0" w:uiPriority="73" w:unhideWhenUsed="0"/>
+    <w:lsdException w:name="Light Shading Accent 2" w:semiHidden="0" w:uiPriority="60" w:unhideWhenUsed="0"/>
+    <w:lsdException w:name="Light List Accent 2" w:semiHidden="0" w:uiPriority="61" w:unhideWhenUsed="0"/>
+    <w:lsdException w:name="Light Grid Accent 2" w:semiHidden="0" w:uiPriority="62" w:unhideWhenUsed="0"/>
+    <w:lsdException w:name="Medium Shading 1 Accent 2" w:semiHidden="0" w:uiPriority="63" w:unhideWhenUsed="0"/>
+    <w:lsdException w:name="Medium Shading 2 Accent 2" w:semiHidden="0" w:uiPriority="64" w:unhideWhenUsed="0"/>
+    <w:lsdException w:name="Medium List 1 Accent 2" w:semiHidden="0" w:uiPriority="65" w:unhideWhenUsed="0"/>
+    <w:lsdException w:name="Medium List 2 Accent 2" w:semiHidden="0" w:uiPriority="66" w:unhideWhenUsed="0"/>
+    <w:lsdException w:name="Medium Grid 1 Accent 2" w:semiHidden="0" w:uiPriority="67" w:unhideWhenUsed="0"/>
+    <w:lsdException w:name="Medium Grid 2 Accent 2" w:semiHidden="0" w:uiPriority="68" w:unhideWhenUsed="0"/>
+    <w:lsdException w:name="Medium Grid 3 Accent 2" w:semiHidden="0" w:uiPriority="69" w:unhideWhenUsed="0"/>
+    <w:lsdException w:name="Dark List Accent 2" w:semiHidden="0" w:uiPriority="70" w:unhideWhenUsed="0"/>
+    <w:lsdException w:name="Colorful Shading Accent 2" w:semiHidden="0" w:uiPriority="71" w:unhideWhenUsed="0"/>
+    <w:lsdException w:name="Colorful List Accent 2" w:semiHidden="0" w:uiPriority="72" w:unhideWhenUsed="0"/>
+    <w:lsdException w:name="Colorful Grid Accent 2" w:semiHidden="0" w:uiPriority="73" w:unhideWhenUsed="0"/>
+    <w:lsdException w:name="Light Shading Accent 3" w:semiHidden="0" w:uiPriority="60" w:unhideWhenUsed="0"/>
+    <w:lsdException w:name="Light List Accent 3" w:semiHidden="0" w:uiPriority="61" w:unhideWhenUsed="0"/>
+    <w:lsdException w:name="Light Grid Accent 3" w:semiHidden="0" w:uiPriority="62" w:unhideWhenUsed="0"/>
+    <w:lsdException w:name="Medium Shading 1 Accent 3" w:semiHidden="0" w:uiPriority="63" w:unhideWhenUsed="0"/>
+    <w:lsdException w:name="Medium Shading 2 Accent 3" w:semiHidden="0" w:uiPriority="64" w:unhideWhenUsed="0"/>
+    <w:lsdException w:name="Medium List 1 Accent 3" w:semiHidden="0" w:uiPriority="65" w:unhideWhenUsed="0"/>
+    <w:lsdException w:name="Medium List 2 Accent 3" w:semiHidden="0" w:uiPriority="66" w:unhideWhenUsed="0"/>
+    <w:lsdException w:name="Medium Grid 1 Accent 3" w:semiHidden="0" w:uiPriority="67" w:unhideWhenUsed="0"/>
+    <w:lsdException w:name="Medium Grid 2 Accent 3" w:semiHidden="0" w:uiPriority="68" w:unhideWhenUsed="0"/>
+    <w:lsdException w:name="Medium Grid 3 Accent 3" w:semiHidden="0" w:uiPriority="69" w:unhideWhenUsed="0"/>
+    <w:lsdException w:name="Dark List Accent 3" w:semiHidden="0" w:uiPriority="70" w:unhideWhenUsed="0"/>
+    <w:lsdException w:name="Colorful Shading Accent 3" w:semiHidden="0" w:uiPriority="71" w:unhideWhenUsed="0"/>
+    <w:lsdException w:name="Colorful List Accent 3" w:semiHidden="0" w:uiPriority="72" w:unhideWhenUsed="0"/>
+    <w:lsdException w:name="Colorful Grid Accent 3" w:semiHidden="0" w:uiPriority="73" w:unhideWhenUsed="0"/>
+    <w:lsdException w:name="Light Shading Accent 4" w:semiHidden="0" w:uiPriority="60" w:unhideWhenUsed="0"/>
+    <w:lsdException w:name="Light List Accent 4" w:semiHidden="0" w:uiPriority="61" w:unhideWhenUsed="0"/>
+    <w:lsdException w:name="Light Grid Accent 4" w:semiHidden="0" w:uiPriority="62" w:unhideWhenUsed="0"/>
+    <w:lsdException w:name="Medium Shading 1 Accent 4" w:semiHidden="0" w:uiPriority="63" w:unhideWhenUsed="0"/>
+    <w:lsdException w:name="Medium Shading 2 Accent 4" w:semiHidden="0" w:uiPriority="64" w:unhideWhenUsed="0"/>
+    <w:lsdException w:name="Medium List 1 Accent 4" w:semiHidden="0" w:uiPriority="65" w:unhideWhenUsed="0"/>
+    <w:lsdException w:name="Medium List 2 Accent 4" w:semiHidden="0" w:uiPriority="66" w:unhideWhenUsed="0"/>
+    <w:lsdException w:name="Medium Grid 1 Accent 4" w:semiHidden="0" w:uiPriority="67" w:unhideWhenUsed="0"/>
+    <w:lsdException w:name="Medium Grid 2 Accent 4" w:semiHidden="0" w:uiPriority="68" w:unhideWhenUsed="0"/>
+    <w:lsdException w:name="Medium Grid 3 Accent 4" w:semiHidden="0" w:uiPriority="69" w:unhideWhenUsed="0"/>
+    <w:lsdException w:name="Dark List Accent 4" w:semiHidden="0" w:uiPriority="70" w:unhideWhenUsed="0"/>
+    <w:lsdException w:name="Colorful Shading Accent 4" w:semiHidden="0" w:uiPriority="71" w:unhideWhenUsed="0"/>
+    <w:lsdException w:name="Colorful List Accent 4" w:semiHidden="0" w:uiPriority="72" w:unhideWhenUsed="0"/>
+    <w:lsdException w:name="Colorful Grid Accent 4" w:semiHidden="0" w:uiPriority="73" w:unhideWhenUsed="0"/>
+    <w:lsdException w:name="Light Shading Accent 5" w:semiHidden="0" w:uiPriority="60" w:unhideWhenUsed="0"/>
+    <w:lsdException w:name="Light List Accent 5" w:semiHidden="0" w:uiPriority="61" w:unhideWhenUsed="0"/>
+    <w:lsdException w:name="Light Grid Accent 5" w:semiHidden="0" w:uiPriority="62" w:unhideWhenUsed="0"/>
+    <w:lsdException w:name="Medium Shading 1 Accent 5" w:semiHidden="0" w:uiPriority="63" w:unhideWhenUsed="0"/>
+    <w:lsdException w:name="Medium Shading 2 Accent 5" w:semiHidden="0" w:uiPriority="64" w:unhideWhenUsed="0"/>
+    <w:lsdException w:name="Medium List 1 Accent 5" w:semiHidden="0" w:uiPriority="65" w:unhideWhenUsed="0"/>
+    <w:lsdException w:name="Medium List 2 Accent 5" w:semiHidden="0" w:uiPriority="66" w:unhideWhenUsed="0"/>
+    <w:lsdException w:name="Medium Grid 1 Accent 5" w:semiHidden="0" w:uiPriority="67" w:unhideWhenUsed="0"/>
+    <w:lsdException w:name="Medium Grid 2 Accent 5" w:semiHidden="0" w:uiPriority="68" w:unhideWhenUsed="0"/>
+    <w:lsdException w:name="Medium Grid 3 Accent 5" w:semiHidden="0" w:uiPriority="69" w:unhideWhenUsed="0"/>
+    <w:lsdException w:name="Dark List Accent 5" w:semiHidden="0" w:uiPriority="70" w:unhideWhenUsed="0"/>
+    <w:lsdException w:name="Colorful Shading Accent 5" w:semiHidden="0" w:uiPriority="71" w:unhideWhenUsed="0"/>
+    <w:lsdException w:name="Colorful List Accent 5" w:semiHidden="0" w:uiPriority="72" w:unhideWhenUsed="0"/>
+    <w:lsdException w:name="Colorful Grid Accent 5" w:semiHidden="0" w:uiPriority="73" w:unhideWhenUsed="0"/>
+    <w:lsdException w:name="Light Shading Accent 6" w:semiHidden="0" w:uiPriority="60" w:unhideWhenUsed="0"/>
+    <w:lsdException w:name="Light List Accent 6" w:semiHidden="0" w:uiPriority="61" w:unhideWhenUsed="0"/>
+    <w:lsdException w:name="Light Grid Accent 6" w:semiHidden="0" w:uiPriority="62" w:unhideWhenUsed="0"/>
+    <w:lsdException w:name="Medium Shading 1 Accent 6" w:semiHidden="0" w:uiPriority="63" w:unhideWhenUsed="0"/>
+    <w:lsdException w:name="Medium Shading 2 Accent 6" w:semiHidden="0" w:uiPriority="64" w:unhideWhenUsed="0"/>
+    <w:lsdException w:name="Medium List 1 Accent 6" w:semiHidden="0" w:uiPriority="65" w:unhideWhenUsed="0"/>
+    <w:lsdException w:name="Medium List 2 Accent 6" w:semiHidden="0" w:uiPriority="66" w:unhideWhenUsed="0"/>
+    <w:lsdException w:name="Medium Grid 1 Accent 6" w:semiHidden="0" w:uiPriority="67" w:unhideWhenUsed="0"/>
+    <w:lsdException w:name="Medium Grid 2 Accent 6" w:semiHidden="0" w:uiPriority="68" w:unhideWhenUsed="0"/>
+    <w:lsdException w:name="Medium Grid 3 Accent 6" w:semiHidden="0" w:uiPriority="69" w:unhideWhenUsed="0"/>
+    <w:lsdException w:name="Dark List Accent 6" w:semiHidden="0" w:uiPriority="70" w:unhideWhenUsed="0"/>
+    <w:lsdException w:name="Colorful Shading Accent 6" w:semiHidden="0" w:uiPriority="71" w:unhideWhenUsed="0"/>
+    <w:lsdException w:name="Colorful List Accent 6" w:semiHidden="0" w:uiPriority="72" w:unhideWhenUsed="0"/>
+    <w:lsdException w:name="Colorful Grid Accent 6" w:semiHidden="0" w:uiPriority="73" w:unhideWhenUsed="0"/>
   </w:latentStyles>
-  <w:style w:type="paragraph" w:default="1" w:styleId="1">
+  <w:style w:type="paragraph" w:default="1" w:styleId="Normal">
     <w:name w:val="Normal"/>
     <w:qFormat/>
-    <w:uiPriority w:val="0"/>
     <w:pPr>
       <w:kinsoku w:val="0"/>
       <w:autoSpaceDE w:val="0"/>
@@ -4908,7 +4829,7 @@
       <w:textAlignment w:val="baseline"/>
     </w:pPr>
     <w:rPr>
-      <w:rFonts w:ascii="Arial" w:hAnsi="Arial" w:eastAsia="宋体" w:cs="Arial"/>
+      <w:rFonts w:ascii="Arial" w:eastAsia="宋体" w:hAnsi="Arial" w:cs="Arial"/>
       <w:snapToGrid w:val="0"/>
       <w:color w:val="000000"/>
       <w:kern w:val="0"/>
@@ -4917,12 +4838,11 @@
       <w:lang w:val="en-US" w:eastAsia="en-US" w:bidi="ar-SA"/>
     </w:rPr>
   </w:style>
-  <w:style w:type="paragraph" w:styleId="2">
+  <w:style w:type="paragraph" w:styleId="Heading1">
     <w:name w:val="heading 1"/>
-    <w:basedOn w:val="1"/>
-    <w:next w:val="1"/>
+    <w:basedOn w:val="Normal"/>
+    <w:next w:val="Normal"/>
     <w:qFormat/>
-    <w:uiPriority w:val="0"/>
     <w:pPr>
       <w:keepNext/>
       <w:keepLines/>
@@ -4940,13 +4860,12 @@
       <w:sz w:val="44"/>
     </w:rPr>
   </w:style>
-  <w:style w:type="paragraph" w:styleId="3">
+  <w:style w:type="paragraph" w:styleId="Heading2">
     <w:name w:val="heading 2"/>
-    <w:basedOn w:val="1"/>
-    <w:next w:val="1"/>
+    <w:basedOn w:val="Normal"/>
+    <w:next w:val="Normal"/>
     <w:unhideWhenUsed/>
     <w:qFormat/>
-    <w:uiPriority w:val="0"/>
     <w:pPr>
       <w:keepNext/>
       <w:keepLines/>
@@ -4959,19 +4878,18 @@
       <w:outlineLvl w:val="1"/>
     </w:pPr>
     <w:rPr>
-      <w:rFonts w:ascii="Arial" w:hAnsi="Arial" w:eastAsia="黑体"/>
+      <w:rFonts w:ascii="Arial" w:eastAsia="黑体" w:hAnsi="Arial"/>
       <w:b/>
       <w:sz w:val="32"/>
     </w:rPr>
   </w:style>
-  <w:style w:type="paragraph" w:styleId="4">
+  <w:style w:type="paragraph" w:styleId="Heading3">
     <w:name w:val="heading 3"/>
-    <w:basedOn w:val="1"/>
-    <w:next w:val="1"/>
+    <w:basedOn w:val="Normal"/>
+    <w:next w:val="Normal"/>
     <w:semiHidden/>
     <w:unhideWhenUsed/>
     <w:qFormat/>
-    <w:uiPriority w:val="0"/>
     <w:pPr>
       <w:keepNext/>
       <w:keepLines/>
@@ -4988,13 +4906,12 @@
       <w:sz w:val="32"/>
     </w:rPr>
   </w:style>
-  <w:style w:type="paragraph" w:styleId="5">
+  <w:style w:type="paragraph" w:styleId="Heading4">
     <w:name w:val="heading 4"/>
-    <w:basedOn w:val="1"/>
-    <w:next w:val="1"/>
+    <w:basedOn w:val="Normal"/>
+    <w:next w:val="Normal"/>
     <w:unhideWhenUsed/>
     <w:qFormat/>
-    <w:uiPriority w:val="0"/>
     <w:pPr>
       <w:keepNext/>
       <w:keepLines/>
@@ -5007,19 +4924,18 @@
       <w:outlineLvl w:val="3"/>
     </w:pPr>
     <w:rPr>
-      <w:rFonts w:ascii="Arial" w:hAnsi="Arial" w:eastAsia="黑体"/>
+      <w:rFonts w:ascii="Arial" w:eastAsia="黑体" w:hAnsi="Arial"/>
       <w:b/>
       <w:sz w:val="28"/>
     </w:rPr>
   </w:style>
-  <w:style w:type="paragraph" w:styleId="6">
+  <w:style w:type="paragraph" w:styleId="Heading5">
     <w:name w:val="heading 5"/>
-    <w:basedOn w:val="1"/>
-    <w:next w:val="1"/>
+    <w:basedOn w:val="Normal"/>
+    <w:next w:val="Normal"/>
     <w:semiHidden/>
     <w:unhideWhenUsed/>
     <w:qFormat/>
-    <w:uiPriority w:val="0"/>
     <w:pPr>
       <w:keepNext/>
       <w:keepLines/>
@@ -5036,14 +4952,13 @@
       <w:sz w:val="28"/>
     </w:rPr>
   </w:style>
-  <w:style w:type="paragraph" w:styleId="7">
+  <w:style w:type="paragraph" w:styleId="Heading6">
     <w:name w:val="heading 6"/>
-    <w:basedOn w:val="1"/>
-    <w:next w:val="1"/>
+    <w:basedOn w:val="Normal"/>
+    <w:next w:val="Normal"/>
     <w:semiHidden/>
     <w:unhideWhenUsed/>
     <w:qFormat/>
-    <w:uiPriority w:val="0"/>
     <w:pPr>
       <w:keepNext/>
       <w:keepLines/>
@@ -5056,19 +4971,18 @@
       <w:outlineLvl w:val="5"/>
     </w:pPr>
     <w:rPr>
-      <w:rFonts w:ascii="Arial" w:hAnsi="Arial" w:eastAsia="黑体"/>
+      <w:rFonts w:ascii="Arial" w:eastAsia="黑体" w:hAnsi="Arial"/>
       <w:b/>
       <w:sz w:val="24"/>
     </w:rPr>
   </w:style>
-  <w:style w:type="paragraph" w:styleId="8">
+  <w:style w:type="paragraph" w:styleId="Heading7">
     <w:name w:val="heading 7"/>
-    <w:basedOn w:val="1"/>
-    <w:next w:val="1"/>
+    <w:basedOn w:val="Normal"/>
+    <w:next w:val="Normal"/>
     <w:semiHidden/>
     <w:unhideWhenUsed/>
     <w:qFormat/>
-    <w:uiPriority w:val="0"/>
     <w:pPr>
       <w:keepNext/>
       <w:keepLines/>
@@ -5085,14 +4999,13 @@
       <w:sz w:val="24"/>
     </w:rPr>
   </w:style>
-  <w:style w:type="paragraph" w:styleId="9">
+  <w:style w:type="paragraph" w:styleId="Heading8">
     <w:name w:val="heading 8"/>
-    <w:basedOn w:val="1"/>
-    <w:next w:val="1"/>
+    <w:basedOn w:val="Normal"/>
+    <w:next w:val="Normal"/>
     <w:semiHidden/>
     <w:unhideWhenUsed/>
     <w:qFormat/>
-    <w:uiPriority w:val="0"/>
     <w:pPr>
       <w:keepNext/>
       <w:keepLines/>
@@ -5105,18 +5018,17 @@
       <w:outlineLvl w:val="7"/>
     </w:pPr>
     <w:rPr>
-      <w:rFonts w:ascii="Arial" w:hAnsi="Arial" w:eastAsia="黑体"/>
+      <w:rFonts w:ascii="Arial" w:eastAsia="黑体" w:hAnsi="Arial"/>
       <w:sz w:val="24"/>
     </w:rPr>
   </w:style>
-  <w:style w:type="paragraph" w:styleId="10">
+  <w:style w:type="paragraph" w:styleId="Heading9">
     <w:name w:val="heading 9"/>
-    <w:basedOn w:val="1"/>
-    <w:next w:val="1"/>
+    <w:basedOn w:val="Normal"/>
+    <w:next w:val="Normal"/>
     <w:semiHidden/>
     <w:unhideWhenUsed/>
     <w:qFormat/>
-    <w:uiPriority w:val="0"/>
     <w:pPr>
       <w:keepNext/>
       <w:keepLines/>
@@ -5129,21 +5041,19 @@
       <w:outlineLvl w:val="8"/>
     </w:pPr>
     <w:rPr>
-      <w:rFonts w:ascii="Arial" w:hAnsi="Arial" w:eastAsia="黑体"/>
+      <w:rFonts w:ascii="Arial" w:eastAsia="黑体" w:hAnsi="Arial"/>
       <w:sz w:val="21"/>
     </w:rPr>
   </w:style>
-  <w:style w:type="character" w:default="1" w:styleId="22">
+  <w:style w:type="character" w:default="1" w:styleId="DefaultParagraphFont">
     <w:name w:val="Default Paragraph Font"/>
     <w:semiHidden/>
     <w:qFormat/>
-    <w:uiPriority w:val="0"/>
   </w:style>
-  <w:style w:type="table" w:default="1" w:styleId="20">
+  <w:style w:type="table" w:default="1" w:styleId="TableNormal">
     <w:name w:val="Normal Table"/>
     <w:semiHidden/>
     <w:qFormat/>
-    <w:uiPriority w:val="0"/>
     <w:tblPr>
       <w:tblCellMar>
         <w:top w:w="0" w:type="dxa"/>
@@ -5153,43 +5063,39 @@
       </w:tblCellMar>
     </w:tblPr>
   </w:style>
-  <w:style w:type="paragraph" w:styleId="11">
+  <w:style w:type="paragraph" w:styleId="CommentText">
     <w:name w:val="annotation text"/>
-    <w:basedOn w:val="1"/>
+    <w:basedOn w:val="Normal"/>
     <w:qFormat/>
-    <w:uiPriority w:val="0"/>
     <w:pPr>
       <w:jc w:val="left"/>
     </w:pPr>
   </w:style>
-  <w:style w:type="paragraph" w:styleId="12">
+  <w:style w:type="paragraph" w:styleId="BodyText">
     <w:name w:val="Body Text"/>
-    <w:basedOn w:val="1"/>
+    <w:basedOn w:val="Normal"/>
     <w:semiHidden/>
     <w:qFormat/>
-    <w:uiPriority w:val="0"/>
     <w:rPr>
-      <w:rFonts w:ascii="Arial" w:hAnsi="Arial" w:eastAsia="Arial" w:cs="Arial"/>
+      <w:rFonts w:ascii="Arial" w:eastAsia="Arial" w:hAnsi="Arial" w:cs="Arial"/>
       <w:sz w:val="21"/>
       <w:szCs w:val="21"/>
       <w:lang w:val="en-US" w:eastAsia="en-US" w:bidi="ar-SA"/>
     </w:rPr>
   </w:style>
-  <w:style w:type="paragraph" w:styleId="13">
+  <w:style w:type="paragraph" w:styleId="TOC3">
     <w:name w:val="toc 3"/>
-    <w:basedOn w:val="1"/>
-    <w:next w:val="1"/>
+    <w:basedOn w:val="Normal"/>
+    <w:next w:val="Normal"/>
     <w:qFormat/>
-    <w:uiPriority w:val="0"/>
     <w:pPr>
       <w:ind w:left="840" w:leftChars="400"/>
     </w:pPr>
   </w:style>
-  <w:style w:type="paragraph" w:styleId="14">
+  <w:style w:type="paragraph" w:styleId="Footer">
     <w:name w:val="footer"/>
-    <w:basedOn w:val="1"/>
+    <w:basedOn w:val="Normal"/>
     <w:qFormat/>
-    <w:uiPriority w:val="0"/>
     <w:pPr>
       <w:tabs>
         <w:tab w:val="center" w:pos="4153"/>
@@ -5202,17 +5108,16 @@
       <w:sz w:val="18"/>
     </w:rPr>
   </w:style>
-  <w:style w:type="paragraph" w:styleId="15">
+  <w:style w:type="paragraph" w:styleId="Header">
     <w:name w:val="header"/>
-    <w:basedOn w:val="1"/>
+    <w:basedOn w:val="Normal"/>
     <w:qFormat/>
-    <w:uiPriority w:val="0"/>
     <w:pPr>
       <w:pBdr>
-        <w:top w:val="none" w:color="auto" w:sz="0" w:space="0"/>
-        <w:left w:val="none" w:color="auto" w:sz="0" w:space="0"/>
-        <w:bottom w:val="none" w:color="auto" w:sz="0" w:space="0"/>
-        <w:right w:val="none" w:color="auto" w:sz="0" w:space="0"/>
+        <w:top w:val="nil"/>
+        <w:left w:val="nil"/>
+        <w:bottom w:val="nil"/>
+        <w:right w:val="nil"/>
       </w:pBdr>
       <w:tabs>
         <w:tab w:val="center" w:pos="4153"/>
@@ -5227,41 +5132,37 @@
       <w:sz w:val="18"/>
     </w:rPr>
   </w:style>
-  <w:style w:type="paragraph" w:styleId="16">
+  <w:style w:type="paragraph" w:styleId="TOC1">
     <w:name w:val="toc 1"/>
-    <w:basedOn w:val="1"/>
-    <w:next w:val="1"/>
+    <w:basedOn w:val="Normal"/>
+    <w:next w:val="Normal"/>
     <w:qFormat/>
-    <w:uiPriority w:val="0"/>
     <w:rPr>
-      <w:rFonts w:ascii="Arial" w:hAnsi="Arial" w:eastAsia="Microsoft JhengHei"/>
+      <w:rFonts w:ascii="Arial" w:eastAsia="Microsoft JhengHei" w:hAnsi="Arial"/>
       <w:sz w:val="24"/>
     </w:rPr>
   </w:style>
-  <w:style w:type="paragraph" w:styleId="17">
+  <w:style w:type="paragraph" w:styleId="TOC2">
     <w:name w:val="toc 2"/>
-    <w:basedOn w:val="1"/>
-    <w:next w:val="1"/>
+    <w:basedOn w:val="Normal"/>
+    <w:next w:val="Normal"/>
     <w:qFormat/>
-    <w:uiPriority w:val="0"/>
     <w:pPr>
       <w:ind w:left="420" w:leftChars="200"/>
     </w:pPr>
   </w:style>
-  <w:style w:type="paragraph" w:styleId="18">
+  <w:style w:type="paragraph" w:styleId="NormalWeb">
     <w:name w:val="Normal (Web)"/>
-    <w:basedOn w:val="1"/>
+    <w:basedOn w:val="Normal"/>
     <w:qFormat/>
-    <w:uiPriority w:val="0"/>
     <w:rPr>
       <w:sz w:val="24"/>
     </w:rPr>
   </w:style>
-  <w:style w:type="paragraph" w:styleId="19">
+  <w:style w:type="paragraph" w:styleId="Title">
     <w:name w:val="Title"/>
-    <w:basedOn w:val="1"/>
+    <w:basedOn w:val="Normal"/>
     <w:qFormat/>
-    <w:uiPriority w:val="0"/>
     <w:pPr>
       <w:spacing w:before="240" w:beforeLines="0" w:beforeAutospacing="0" w:after="60" w:afterLines="0" w:afterAutospacing="0"/>
       <w:jc w:val="center"/>
@@ -5273,73 +5174,68 @@
       <w:sz w:val="32"/>
     </w:rPr>
   </w:style>
-  <w:style w:type="table" w:styleId="21">
+  <w:style w:type="table" w:styleId="TableGrid">
     <w:name w:val="Table Grid"/>
-    <w:basedOn w:val="20"/>
+    <w:basedOn w:val="TableNormal"/>
     <w:qFormat/>
-    <w:uiPriority w:val="0"/>
     <w:pPr>
       <w:widowControl w:val="0"/>
       <w:jc w:val="both"/>
     </w:pPr>
     <w:tblPr>
       <w:tblBorders>
-        <w:top w:val="single" w:color="auto" w:sz="4" w:space="0"/>
-        <w:left w:val="single" w:color="auto" w:sz="4" w:space="0"/>
-        <w:bottom w:val="single" w:color="auto" w:sz="4" w:space="0"/>
-        <w:right w:val="single" w:color="auto" w:sz="4" w:space="0"/>
-        <w:insideH w:val="single" w:color="auto" w:sz="4" w:space="0"/>
-        <w:insideV w:val="single" w:color="auto" w:sz="4" w:space="0"/>
+        <w:top w:val="single" w:sz="4" w:space="0" w:color="auto"/>
+        <w:left w:val="single" w:sz="4" w:space="0" w:color="auto"/>
+        <w:bottom w:val="single" w:sz="4" w:space="0" w:color="auto"/>
+        <w:right w:val="single" w:sz="4" w:space="0" w:color="auto"/>
+        <w:insideH w:val="single" w:sz="4" w:space="0" w:color="auto"/>
+        <w:insideV w:val="single" w:sz="4" w:space="0" w:color="auto"/>
       </w:tblBorders>
     </w:tblPr>
   </w:style>
-  <w:style w:type="character" w:styleId="23">
+  <w:style w:type="character" w:styleId="Strong">
     <w:name w:val="Strong"/>
-    <w:basedOn w:val="22"/>
+    <w:basedOn w:val="DefaultParagraphFont"/>
     <w:qFormat/>
-    <w:uiPriority w:val="0"/>
     <w:rPr>
       <w:b/>
     </w:rPr>
   </w:style>
-  <w:style w:type="paragraph" w:customStyle="1" w:styleId="24">
+  <w:style w:type="paragraph" w:customStyle="1" w:styleId="a">
     <w:name w:val="柴_公司名"/>
-    <w:basedOn w:val="19"/>
+    <w:basedOn w:val="Title"/>
     <w:qFormat/>
-    <w:uiPriority w:val="0"/>
     <w:pPr>
       <w:spacing w:after="600" w:afterLines="600"/>
     </w:pPr>
     <w:rPr>
-      <w:rFonts w:hint="eastAsia" w:ascii="宋体" w:hAnsi="宋体" w:eastAsia="宋体" w:cs="宋体"/>
+      <w:rFonts w:ascii="宋体" w:eastAsia="宋体" w:hAnsi="宋体" w:cs="宋体" w:hint="eastAsia"/>
       <w:bCs/>
       <w:spacing w:val="-6"/>
       <w:sz w:val="52"/>
       <w:szCs w:val="52"/>
     </w:rPr>
   </w:style>
-  <w:style w:type="paragraph" w:customStyle="1" w:styleId="25">
+  <w:style w:type="paragraph" w:customStyle="1" w:styleId="a0">
     <w:name w:val="柴_文档名"/>
-    <w:basedOn w:val="19"/>
+    <w:basedOn w:val="Title"/>
     <w:qFormat/>
-    <w:uiPriority w:val="0"/>
     <w:pPr>
       <w:spacing w:after="900" w:afterLines="900"/>
     </w:pPr>
     <w:rPr>
-      <w:rFonts w:ascii="黑体" w:hAnsi="黑体" w:eastAsia="黑体" w:cs="黑体"/>
+      <w:rFonts w:ascii="黑体" w:eastAsia="黑体" w:hAnsi="黑体" w:cs="黑体"/>
       <w:bCs/>
       <w:spacing w:val="-7"/>
       <w:sz w:val="52"/>
       <w:szCs w:val="52"/>
     </w:rPr>
   </w:style>
-  <w:style w:type="table" w:customStyle="1" w:styleId="26">
+  <w:style w:type="table" w:customStyle="1" w:styleId="TableNormal0">
     <w:name w:val="Table Normal_0"/>
     <w:semiHidden/>
     <w:unhideWhenUsed/>
     <w:qFormat/>
-    <w:uiPriority w:val="0"/>
     <w:tblPr>
       <w:tblCellMar>
         <w:top w:w="0" w:type="dxa"/>
@@ -5349,87 +5245,81 @@
       </w:tblCellMar>
     </w:tblPr>
   </w:style>
-  <w:style w:type="paragraph" w:customStyle="1" w:styleId="27">
+  <w:style w:type="paragraph" w:customStyle="1" w:styleId="TableText">
     <w:name w:val="Table Text"/>
-    <w:basedOn w:val="1"/>
+    <w:basedOn w:val="Normal"/>
     <w:semiHidden/>
     <w:qFormat/>
-    <w:uiPriority w:val="0"/>
     <w:rPr>
-      <w:rFonts w:ascii="宋体" w:hAnsi="宋体" w:eastAsia="宋体" w:cs="宋体"/>
+      <w:rFonts w:ascii="宋体" w:eastAsia="宋体" w:hAnsi="宋体" w:cs="宋体"/>
       <w:sz w:val="21"/>
       <w:szCs w:val="21"/>
       <w:lang w:val="en-US" w:eastAsia="en-US" w:bidi="ar-SA"/>
     </w:rPr>
   </w:style>
-  <w:style w:type="paragraph" w:customStyle="1" w:styleId="28">
+  <w:style w:type="paragraph" w:customStyle="1" w:styleId="1">
     <w:name w:val="柴_标题1"/>
-    <w:basedOn w:val="2"/>
-    <w:next w:val="29"/>
-    <w:link w:val="38"/>
+    <w:basedOn w:val="Heading1"/>
+    <w:next w:val="a1"/>
+    <w:link w:val="1Char"/>
     <w:qFormat/>
-    <w:uiPriority w:val="0"/>
     <w:pPr>
       <w:spacing w:before="100" w:after="90" w:line="360" w:lineRule="auto"/>
     </w:pPr>
     <w:rPr>
-      <w:rFonts w:ascii="Arial" w:hAnsi="Arial" w:eastAsia="宋体"/>
+      <w:rFonts w:ascii="Arial" w:eastAsia="宋体" w:hAnsi="Arial"/>
       <w:sz w:val="32"/>
     </w:rPr>
   </w:style>
-  <w:style w:type="paragraph" w:customStyle="1" w:styleId="29">
+  <w:style w:type="paragraph" w:customStyle="1" w:styleId="a1">
     <w:name w:val="柴_正文"/>
-    <w:basedOn w:val="12"/>
-    <w:link w:val="42"/>
+    <w:basedOn w:val="BodyText"/>
+    <w:link w:val="Char"/>
     <w:qFormat/>
-    <w:uiPriority w:val="0"/>
     <w:pPr>
       <w:spacing w:line="360" w:lineRule="auto"/>
       <w:ind w:firstLine="470" w:firstLineChars="200"/>
     </w:pPr>
     <w:rPr>
-      <w:rFonts w:ascii="Arial" w:hAnsi="Arial" w:eastAsia="宋体"/>
+      <w:rFonts w:ascii="Arial" w:eastAsia="宋体" w:hAnsi="Arial"/>
       <w:sz w:val="24"/>
       <w:lang w:eastAsia="zh-CN"/>
     </w:rPr>
   </w:style>
-  <w:style w:type="paragraph" w:customStyle="1" w:styleId="30">
+  <w:style w:type="paragraph" w:customStyle="1" w:styleId="2">
     <w:name w:val="柴_标题2"/>
-    <w:basedOn w:val="3"/>
-    <w:next w:val="29"/>
+    <w:basedOn w:val="Heading2"/>
+    <w:next w:val="a1"/>
     <w:qFormat/>
-    <w:uiPriority w:val="0"/>
     <w:pPr>
       <w:spacing w:line="360" w:lineRule="auto"/>
     </w:pPr>
     <w:rPr>
-      <w:rFonts w:ascii="Arial" w:hAnsi="Arial" w:eastAsia="宋体"/>
+      <w:rFonts w:ascii="Arial" w:eastAsia="宋体" w:hAnsi="Arial"/>
       <w:sz w:val="28"/>
     </w:rPr>
   </w:style>
-  <w:style w:type="paragraph" w:customStyle="1" w:styleId="31">
+  <w:style w:type="paragraph" w:customStyle="1" w:styleId="3">
     <w:name w:val="柴_标题3"/>
-    <w:basedOn w:val="4"/>
-    <w:next w:val="29"/>
+    <w:basedOn w:val="Heading3"/>
+    <w:next w:val="a1"/>
     <w:qFormat/>
-    <w:uiPriority w:val="0"/>
     <w:pPr>
       <w:spacing w:line="360" w:lineRule="auto"/>
       <w:ind w:left="0" w:firstLine="472" w:firstLineChars="200"/>
     </w:pPr>
     <w:rPr>
-      <w:rFonts w:ascii="宋体" w:hAnsi="宋体" w:eastAsia="宋体" w:cs="宋体"/>
+      <w:rFonts w:ascii="宋体" w:eastAsia="宋体" w:hAnsi="宋体" w:cs="宋体"/>
       <w:spacing w:val="-2"/>
       <w:sz w:val="24"/>
       <w:szCs w:val="24"/>
     </w:rPr>
   </w:style>
-  <w:style w:type="paragraph" w:customStyle="1" w:styleId="32">
+  <w:style w:type="paragraph" w:customStyle="1" w:styleId="a2">
     <w:name w:val="柴_目录"/>
-    <w:basedOn w:val="1"/>
-    <w:next w:val="12"/>
+    <w:basedOn w:val="Normal"/>
+    <w:next w:val="BodyText"/>
     <w:qFormat/>
-    <w:uiPriority w:val="0"/>
     <w:pPr>
       <w:tabs>
         <w:tab w:val="right" w:leader="dot" w:pos="8442"/>
@@ -5437,64 +5327,59 @@
       <w:ind w:left="0" w:leftChars="0"/>
     </w:pPr>
     <w:rPr>
-      <w:rFonts w:ascii="Arial" w:hAnsi="Arial" w:eastAsia="Microsoft JhengHei"/>
+      <w:rFonts w:ascii="Arial" w:eastAsia="Microsoft JhengHei" w:hAnsi="Arial"/>
       <w:sz w:val="24"/>
     </w:rPr>
   </w:style>
-  <w:style w:type="paragraph" w:customStyle="1" w:styleId="33">
+  <w:style w:type="paragraph" w:customStyle="1" w:styleId="WPSOffice1">
     <w:name w:val="WPSOffice手动目录 1"/>
     <w:qFormat/>
-    <w:uiPriority w:val="0"/>
     <w:pPr>
       <w:ind w:leftChars="0"/>
     </w:pPr>
     <w:rPr>
-      <w:rFonts w:ascii="Times New Roman" w:hAnsi="Times New Roman" w:eastAsia="宋体" w:cs="Times New Roman"/>
+      <w:rFonts w:ascii="Times New Roman" w:eastAsia="宋体" w:hAnsi="Times New Roman" w:cs="Times New Roman"/>
       <w:sz w:val="20"/>
       <w:szCs w:val="20"/>
     </w:rPr>
   </w:style>
-  <w:style w:type="paragraph" w:customStyle="1" w:styleId="34">
+  <w:style w:type="paragraph" w:customStyle="1" w:styleId="WPSOffice2">
     <w:name w:val="WPSOffice手动目录 2"/>
     <w:qFormat/>
-    <w:uiPriority w:val="0"/>
     <w:pPr>
       <w:ind w:leftChars="200"/>
     </w:pPr>
     <w:rPr>
-      <w:rFonts w:ascii="Times New Roman" w:hAnsi="Times New Roman" w:eastAsia="宋体" w:cs="Times New Roman"/>
+      <w:rFonts w:ascii="Times New Roman" w:eastAsia="宋体" w:hAnsi="Times New Roman" w:cs="Times New Roman"/>
       <w:sz w:val="20"/>
       <w:szCs w:val="20"/>
     </w:rPr>
   </w:style>
-  <w:style w:type="paragraph" w:customStyle="1" w:styleId="35">
+  <w:style w:type="paragraph" w:customStyle="1" w:styleId="WPSOffice3">
     <w:name w:val="WPSOffice手动目录 3"/>
     <w:qFormat/>
-    <w:uiPriority w:val="0"/>
     <w:pPr>
       <w:ind w:leftChars="400"/>
     </w:pPr>
     <w:rPr>
-      <w:rFonts w:ascii="Times New Roman" w:hAnsi="Times New Roman" w:eastAsia="宋体" w:cs="Times New Roman"/>
+      <w:rFonts w:ascii="Times New Roman" w:eastAsia="宋体" w:hAnsi="Times New Roman" w:cs="Times New Roman"/>
       <w:sz w:val="20"/>
       <w:szCs w:val="20"/>
     </w:rPr>
   </w:style>
-  <w:style w:type="paragraph" w:customStyle="1" w:styleId="36">
+  <w:style w:type="paragraph" w:customStyle="1" w:styleId="Compact">
     <w:name w:val="Compact"/>
-    <w:basedOn w:val="12"/>
+    <w:basedOn w:val="BodyText"/>
     <w:qFormat/>
-    <w:uiPriority w:val="0"/>
     <w:pPr>
       <w:spacing w:before="36" w:after="36"/>
     </w:pPr>
   </w:style>
-  <w:style w:type="table" w:customStyle="1" w:styleId="37">
+  <w:style w:type="table" w:customStyle="1" w:styleId="Table">
     <w:name w:val="Table"/>
     <w:semiHidden/>
     <w:unhideWhenUsed/>
     <w:qFormat/>
-    <w:uiPriority w:val="0"/>
     <w:tblPr>
       <w:tblCellMar>
         <w:top w:w="0" w:type="dxa"/>
@@ -5506,28 +5391,26 @@
     <w:tblStylePr w:type="firstRow">
       <w:tcPr>
         <w:tcBorders>
-          <w:bottom w:val="single" w:color="auto" w:sz="0" w:space="0"/>
+          <w:bottom w:val="single" w:sz="0" w:space="0" w:color="auto"/>
         </w:tcBorders>
         <w:vAlign w:val="bottom"/>
       </w:tcPr>
     </w:tblStylePr>
   </w:style>
-  <w:style w:type="character" w:customStyle="1" w:styleId="38">
+  <w:style w:type="character" w:customStyle="1" w:styleId="1Char">
     <w:name w:val="柴_标题1 Char"/>
-    <w:link w:val="28"/>
+    <w:link w:val="1"/>
     <w:qFormat/>
-    <w:uiPriority w:val="0"/>
     <w:rPr>
-      <w:rFonts w:ascii="Arial" w:hAnsi="Arial" w:eastAsia="宋体"/>
+      <w:rFonts w:ascii="Arial" w:eastAsia="宋体" w:hAnsi="Arial"/>
       <w:sz w:val="32"/>
     </w:rPr>
   </w:style>
-  <w:style w:type="table" w:customStyle="1" w:styleId="39">
+  <w:style w:type="table" w:customStyle="1" w:styleId="TableNormal1">
     <w:name w:val="Table Normal_1"/>
     <w:semiHidden/>
     <w:unhideWhenUsed/>
     <w:qFormat/>
-    <w:uiPriority w:val="0"/>
     <w:tblPr>
       <w:tblCellMar>
         <w:top w:w="0" w:type="dxa"/>
@@ -5537,11 +5420,10 @@
       </w:tblCellMar>
     </w:tblPr>
   </w:style>
-  <w:style w:type="paragraph" w:customStyle="1" w:styleId="40">
+  <w:style w:type="paragraph" w:customStyle="1" w:styleId="a3">
     <w:name w:val="柴_正文_无缩进"/>
-    <w:basedOn w:val="1"/>
+    <w:basedOn w:val="Normal"/>
     <w:qFormat/>
-    <w:uiPriority w:val="0"/>
     <w:pPr>
       <w:ind w:firstLine="0" w:firstLineChars="0"/>
     </w:pPr>
@@ -5551,31 +5433,29 @@
       <w:lang w:eastAsia="zh-CN"/>
     </w:rPr>
   </w:style>
-  <w:style w:type="paragraph" w:customStyle="1" w:styleId="41">
+  <w:style w:type="paragraph" w:customStyle="1" w:styleId="4">
     <w:name w:val="柴_标题4"/>
-    <w:basedOn w:val="5"/>
-    <w:next w:val="1"/>
+    <w:basedOn w:val="Heading4"/>
+    <w:next w:val="Normal"/>
     <w:qFormat/>
-    <w:uiPriority w:val="0"/>
     <w:pPr>
       <w:widowControl w:val="0"/>
       <w:spacing w:before="160" w:line="360" w:lineRule="auto"/>
-      <w:ind w:left="981" w:leftChars="300" w:hanging="862"/>
+      <w:ind w:left="981" w:hanging="862" w:leftChars="300"/>
     </w:pPr>
     <w:rPr>
-      <w:rFonts w:hint="eastAsia" w:ascii="Calibri" w:hAnsi="Calibri" w:eastAsia="宋体" w:cs="宋体"/>
+      <w:rFonts w:ascii="Calibri" w:eastAsia="宋体" w:hAnsi="Calibri" w:cs="宋体" w:hint="eastAsia"/>
       <w:sz w:val="24"/>
       <w:szCs w:val="24"/>
       <w:lang w:eastAsia="zh-CN" w:bidi="zh-CN"/>
     </w:rPr>
   </w:style>
-  <w:style w:type="character" w:customStyle="1" w:styleId="42">
+  <w:style w:type="character" w:customStyle="1" w:styleId="Char">
     <w:name w:val="柴_正文 Char"/>
-    <w:link w:val="29"/>
+    <w:link w:val="a1"/>
     <w:qFormat/>
-    <w:uiPriority w:val="0"/>
     <w:rPr>
-      <w:rFonts w:ascii="Arial" w:hAnsi="Arial" w:eastAsia="宋体"/>
+      <w:rFonts w:ascii="Arial" w:eastAsia="宋体" w:hAnsi="Arial"/>
       <w:sz w:val="24"/>
       <w:lang w:eastAsia="zh-CN"/>
     </w:rPr>
